--- a/Selenium_WebDriver/reports/Medical_Test_Report.docx
+++ b/Selenium_WebDriver/reports/Medical_Test_Report.docx
@@ -8,8 +8,10 @@
       </w:pPr>
       <w:r>
         <w:rPr>
+          <w:rFonts w:ascii="Times New Roman" w:hAnsi="Times New Roman" w:eastAsia="Times New Roman"/>
           <w:b/>
-          <w:sz w:val="32"/>
+          <w:color w:val="000000"/>
+          <w:sz w:val="26"/>
         </w:rPr>
         <w:t>BÁO CÁO KẾT QUẢ KIỂM THỬ TỰ ĐỘNG</w:t>
         <w:br/>
@@ -21,7 +23,12 @@
         <w:jc w:val="center"/>
       </w:pPr>
       <w:r>
-        <w:t>Thời gian tạo báo cáo: 01/09/2026 00:09:09</w:t>
+        <w:rPr>
+          <w:rFonts w:ascii="Times New Roman" w:hAnsi="Times New Roman" w:eastAsia="Times New Roman"/>
+          <w:color w:val="000000"/>
+          <w:sz w:val="26"/>
+        </w:rPr>
+        <w:t>Thời gian tạo báo cáo: 06/09/2026 19:42:38</w:t>
       </w:r>
     </w:p>
     <w:p/>
@@ -30,6 +37,11 @@
         <w:pStyle w:val="Heading1"/>
       </w:pPr>
       <w:r>
+        <w:rPr>
+          <w:rFonts w:ascii="Times New Roman" w:hAnsi="Times New Roman" w:eastAsia="Times New Roman"/>
+          <w:color w:val="000000"/>
+          <w:sz w:val="26"/>
+        </w:rPr>
         <w:t>1. Tổng quan kết quả</w:t>
       </w:r>
     </w:p>
@@ -50,6 +62,11 @@
           </w:tcPr>
           <w:p>
             <w:r>
+              <w:rPr>
+                <w:rFonts w:ascii="Times New Roman" w:hAnsi="Times New Roman" w:eastAsia="Times New Roman"/>
+                <w:color w:val="000000"/>
+                <w:sz w:val="26"/>
+              </w:rPr>
               <w:t>Nội dung</w:t>
             </w:r>
           </w:p>
@@ -60,6 +77,11 @@
           </w:tcPr>
           <w:p>
             <w:r>
+              <w:rPr>
+                <w:rFonts w:ascii="Times New Roman" w:hAnsi="Times New Roman" w:eastAsia="Times New Roman"/>
+                <w:color w:val="000000"/>
+                <w:sz w:val="26"/>
+              </w:rPr>
               <w:t>Kết quả</w:t>
             </w:r>
           </w:p>
@@ -72,6 +94,11 @@
           </w:tcPr>
           <w:p>
             <w:r>
+              <w:rPr>
+                <w:rFonts w:ascii="Times New Roman" w:hAnsi="Times New Roman" w:eastAsia="Times New Roman"/>
+                <w:color w:val="000000"/>
+                <w:sz w:val="26"/>
+              </w:rPr>
               <w:t>Tổng số Test Case</w:t>
             </w:r>
           </w:p>
@@ -82,6 +109,11 @@
           </w:tcPr>
           <w:p>
             <w:r>
+              <w:rPr>
+                <w:rFonts w:ascii="Times New Roman" w:hAnsi="Times New Roman" w:eastAsia="Times New Roman"/>
+                <w:color w:val="000000"/>
+                <w:sz w:val="26"/>
+              </w:rPr>
               <w:t>9</w:t>
             </w:r>
           </w:p>
@@ -94,6 +126,11 @@
           </w:tcPr>
           <w:p>
             <w:r>
+              <w:rPr>
+                <w:rFonts w:ascii="Times New Roman" w:hAnsi="Times New Roman" w:eastAsia="Times New Roman"/>
+                <w:color w:val="000000"/>
+                <w:sz w:val="26"/>
+              </w:rPr>
               <w:t>Passed</w:t>
             </w:r>
           </w:p>
@@ -104,6 +141,11 @@
           </w:tcPr>
           <w:p>
             <w:r>
+              <w:rPr>
+                <w:rFonts w:ascii="Times New Roman" w:hAnsi="Times New Roman" w:eastAsia="Times New Roman"/>
+                <w:color w:val="000000"/>
+                <w:sz w:val="26"/>
+              </w:rPr>
               <w:t>9</w:t>
             </w:r>
           </w:p>
@@ -116,6 +158,11 @@
           </w:tcPr>
           <w:p>
             <w:r>
+              <w:rPr>
+                <w:rFonts w:ascii="Times New Roman" w:hAnsi="Times New Roman" w:eastAsia="Times New Roman"/>
+                <w:color w:val="000000"/>
+                <w:sz w:val="26"/>
+              </w:rPr>
               <w:t>Failed</w:t>
             </w:r>
           </w:p>
@@ -126,6 +173,11 @@
           </w:tcPr>
           <w:p>
             <w:r>
+              <w:rPr>
+                <w:rFonts w:ascii="Times New Roman" w:hAnsi="Times New Roman" w:eastAsia="Times New Roman"/>
+                <w:color w:val="000000"/>
+                <w:sz w:val="26"/>
+              </w:rPr>
               <w:t>0</w:t>
             </w:r>
           </w:p>
@@ -138,6 +190,11 @@
           </w:tcPr>
           <w:p>
             <w:r>
+              <w:rPr>
+                <w:rFonts w:ascii="Times New Roman" w:hAnsi="Times New Roman" w:eastAsia="Times New Roman"/>
+                <w:color w:val="000000"/>
+                <w:sz w:val="26"/>
+              </w:rPr>
               <w:t>XFailed</w:t>
             </w:r>
           </w:p>
@@ -148,6 +205,11 @@
           </w:tcPr>
           <w:p>
             <w:r>
+              <w:rPr>
+                <w:rFonts w:ascii="Times New Roman" w:hAnsi="Times New Roman" w:eastAsia="Times New Roman"/>
+                <w:color w:val="000000"/>
+                <w:sz w:val="26"/>
+              </w:rPr>
               <w:t>0</w:t>
             </w:r>
           </w:p>
@@ -160,6 +222,11 @@
           </w:tcPr>
           <w:p>
             <w:r>
+              <w:rPr>
+                <w:rFonts w:ascii="Times New Roman" w:hAnsi="Times New Roman" w:eastAsia="Times New Roman"/>
+                <w:color w:val="000000"/>
+                <w:sz w:val="26"/>
+              </w:rPr>
               <w:t>Skipped</w:t>
             </w:r>
           </w:p>
@@ -170,6 +237,11 @@
           </w:tcPr>
           <w:p>
             <w:r>
+              <w:rPr>
+                <w:rFonts w:ascii="Times New Roman" w:hAnsi="Times New Roman" w:eastAsia="Times New Roman"/>
+                <w:color w:val="000000"/>
+                <w:sz w:val="26"/>
+              </w:rPr>
               <w:t>0</w:t>
             </w:r>
           </w:p>
@@ -182,6 +254,11 @@
         <w:pStyle w:val="Heading1"/>
       </w:pPr>
       <w:r>
+        <w:rPr>
+          <w:rFonts w:ascii="Times New Roman" w:hAnsi="Times New Roman" w:eastAsia="Times New Roman"/>
+          <w:color w:val="000000"/>
+          <w:sz w:val="26"/>
+        </w:rPr>
         <w:t>2. Kết quả từng Test Case</w:t>
       </w:r>
     </w:p>
@@ -206,6 +283,11 @@
           </w:tcPr>
           <w:p>
             <w:r>
+              <w:rPr>
+                <w:rFonts w:ascii="Times New Roman" w:hAnsi="Times New Roman" w:eastAsia="Times New Roman"/>
+                <w:color w:val="000000"/>
+                <w:sz w:val="26"/>
+              </w:rPr>
               <w:t>Test Case</w:t>
             </w:r>
           </w:p>
@@ -216,6 +298,11 @@
           </w:tcPr>
           <w:p>
             <w:r>
+              <w:rPr>
+                <w:rFonts w:ascii="Times New Roman" w:hAnsi="Times New Roman" w:eastAsia="Times New Roman"/>
+                <w:color w:val="000000"/>
+                <w:sz w:val="26"/>
+              </w:rPr>
               <w:t>Kết quả</w:t>
             </w:r>
           </w:p>
@@ -226,6 +313,11 @@
           </w:tcPr>
           <w:p>
             <w:r>
+              <w:rPr>
+                <w:rFonts w:ascii="Times New Roman" w:hAnsi="Times New Roman" w:eastAsia="Times New Roman"/>
+                <w:color w:val="000000"/>
+                <w:sz w:val="26"/>
+              </w:rPr>
               <w:t>Thời gian</w:t>
             </w:r>
           </w:p>
@@ -236,6 +328,11 @@
           </w:tcPr>
           <w:p>
             <w:r>
+              <w:rPr>
+                <w:rFonts w:ascii="Times New Roman" w:hAnsi="Times New Roman" w:eastAsia="Times New Roman"/>
+                <w:color w:val="000000"/>
+                <w:sz w:val="26"/>
+              </w:rPr>
               <w:t>Duration (s)</w:t>
             </w:r>
           </w:p>
@@ -246,6 +343,11 @@
           </w:tcPr>
           <w:p>
             <w:r>
+              <w:rPr>
+                <w:rFonts w:ascii="Times New Roman" w:hAnsi="Times New Roman" w:eastAsia="Times New Roman"/>
+                <w:color w:val="000000"/>
+                <w:sz w:val="26"/>
+              </w:rPr>
               <w:t>Screenshot</w:t>
             </w:r>
           </w:p>
@@ -256,6 +358,11 @@
           </w:tcPr>
           <w:p>
             <w:r>
+              <w:rPr>
+                <w:rFonts w:ascii="Times New Roman" w:hAnsi="Times New Roman" w:eastAsia="Times New Roman"/>
+                <w:color w:val="000000"/>
+                <w:sz w:val="26"/>
+              </w:rPr>
               <w:t>Ghi chú</w:t>
             </w:r>
           </w:p>
@@ -268,6 +375,11 @@
           </w:tcPr>
           <w:p>
             <w:r>
+              <w:rPr>
+                <w:rFonts w:ascii="Times New Roman" w:hAnsi="Times New Roman" w:eastAsia="Times New Roman"/>
+                <w:color w:val="000000"/>
+                <w:sz w:val="26"/>
+              </w:rPr>
               <w:t>TC-MEDICAL-001</w:t>
             </w:r>
           </w:p>
@@ -278,6 +390,11 @@
           </w:tcPr>
           <w:p>
             <w:r>
+              <w:rPr>
+                <w:rFonts w:ascii="Times New Roman" w:hAnsi="Times New Roman" w:eastAsia="Times New Roman"/>
+                <w:color w:val="000000"/>
+                <w:sz w:val="26"/>
+              </w:rPr>
               <w:t>PASSED</w:t>
             </w:r>
           </w:p>
@@ -288,34 +405,56 @@
           </w:tcPr>
           <w:p>
             <w:r>
-              <w:t>01/09/2026 00:06:30</w:t>
-            </w:r>
-          </w:p>
-        </w:tc>
-        <w:tc>
-          <w:tcPr>
-            <w:tcW w:type="dxa" w:w="1440"/>
-          </w:tcPr>
-          <w:p>
-            <w:r>
-              <w:t>11.93</w:t>
-            </w:r>
-          </w:p>
-        </w:tc>
-        <w:tc>
-          <w:tcPr>
-            <w:tcW w:type="dxa" w:w="1440"/>
-          </w:tcPr>
-          <w:p>
-            <w:r/>
-          </w:p>
-        </w:tc>
-        <w:tc>
-          <w:tcPr>
-            <w:tcW w:type="dxa" w:w="1440"/>
-          </w:tcPr>
-          <w:p>
-            <w:r/>
+              <w:rPr>
+                <w:rFonts w:ascii="Times New Roman" w:hAnsi="Times New Roman" w:eastAsia="Times New Roman"/>
+                <w:color w:val="000000"/>
+                <w:sz w:val="26"/>
+              </w:rPr>
+              <w:t>06/09/2026 19:23:42</w:t>
+            </w:r>
+          </w:p>
+        </w:tc>
+        <w:tc>
+          <w:tcPr>
+            <w:tcW w:type="dxa" w:w="1440"/>
+          </w:tcPr>
+          <w:p>
+            <w:r>
+              <w:rPr>
+                <w:rFonts w:ascii="Times New Roman" w:hAnsi="Times New Roman" w:eastAsia="Times New Roman"/>
+                <w:color w:val="000000"/>
+                <w:sz w:val="26"/>
+              </w:rPr>
+              <w:t>11.92</w:t>
+            </w:r>
+          </w:p>
+        </w:tc>
+        <w:tc>
+          <w:tcPr>
+            <w:tcW w:type="dxa" w:w="1440"/>
+          </w:tcPr>
+          <w:p>
+            <w:r>
+              <w:rPr>
+                <w:rFonts w:ascii="Times New Roman" w:hAnsi="Times New Roman" w:eastAsia="Times New Roman"/>
+                <w:color w:val="000000"/>
+                <w:sz w:val="26"/>
+              </w:rPr>
+            </w:r>
+          </w:p>
+        </w:tc>
+        <w:tc>
+          <w:tcPr>
+            <w:tcW w:type="dxa" w:w="1440"/>
+          </w:tcPr>
+          <w:p>
+            <w:r>
+              <w:rPr>
+                <w:rFonts w:ascii="Times New Roman" w:hAnsi="Times New Roman" w:eastAsia="Times New Roman"/>
+                <w:color w:val="000000"/>
+                <w:sz w:val="26"/>
+              </w:rPr>
+            </w:r>
           </w:p>
         </w:tc>
       </w:tr>
@@ -326,6 +465,11 @@
           </w:tcPr>
           <w:p>
             <w:r>
+              <w:rPr>
+                <w:rFonts w:ascii="Times New Roman" w:hAnsi="Times New Roman" w:eastAsia="Times New Roman"/>
+                <w:color w:val="000000"/>
+                <w:sz w:val="26"/>
+              </w:rPr>
               <w:t>TC-MEDICAL-002</w:t>
             </w:r>
           </w:p>
@@ -336,6 +480,11 @@
           </w:tcPr>
           <w:p>
             <w:r>
+              <w:rPr>
+                <w:rFonts w:ascii="Times New Roman" w:hAnsi="Times New Roman" w:eastAsia="Times New Roman"/>
+                <w:color w:val="000000"/>
+                <w:sz w:val="26"/>
+              </w:rPr>
               <w:t>PASSED</w:t>
             </w:r>
           </w:p>
@@ -346,34 +495,56 @@
           </w:tcPr>
           <w:p>
             <w:r>
-              <w:t>01/09/2026 00:06:44</w:t>
-            </w:r>
-          </w:p>
-        </w:tc>
-        <w:tc>
-          <w:tcPr>
-            <w:tcW w:type="dxa" w:w="1440"/>
-          </w:tcPr>
-          <w:p>
-            <w:r>
-              <w:t>11.42</w:t>
-            </w:r>
-          </w:p>
-        </w:tc>
-        <w:tc>
-          <w:tcPr>
-            <w:tcW w:type="dxa" w:w="1440"/>
-          </w:tcPr>
-          <w:p>
-            <w:r/>
-          </w:p>
-        </w:tc>
-        <w:tc>
-          <w:tcPr>
-            <w:tcW w:type="dxa" w:w="1440"/>
-          </w:tcPr>
-          <w:p>
-            <w:r/>
+              <w:rPr>
+                <w:rFonts w:ascii="Times New Roman" w:hAnsi="Times New Roman" w:eastAsia="Times New Roman"/>
+                <w:color w:val="000000"/>
+                <w:sz w:val="26"/>
+              </w:rPr>
+              <w:t>06/09/2026 19:23:56</w:t>
+            </w:r>
+          </w:p>
+        </w:tc>
+        <w:tc>
+          <w:tcPr>
+            <w:tcW w:type="dxa" w:w="1440"/>
+          </w:tcPr>
+          <w:p>
+            <w:r>
+              <w:rPr>
+                <w:rFonts w:ascii="Times New Roman" w:hAnsi="Times New Roman" w:eastAsia="Times New Roman"/>
+                <w:color w:val="000000"/>
+                <w:sz w:val="26"/>
+              </w:rPr>
+              <w:t>11.32</w:t>
+            </w:r>
+          </w:p>
+        </w:tc>
+        <w:tc>
+          <w:tcPr>
+            <w:tcW w:type="dxa" w:w="1440"/>
+          </w:tcPr>
+          <w:p>
+            <w:r>
+              <w:rPr>
+                <w:rFonts w:ascii="Times New Roman" w:hAnsi="Times New Roman" w:eastAsia="Times New Roman"/>
+                <w:color w:val="000000"/>
+                <w:sz w:val="26"/>
+              </w:rPr>
+            </w:r>
+          </w:p>
+        </w:tc>
+        <w:tc>
+          <w:tcPr>
+            <w:tcW w:type="dxa" w:w="1440"/>
+          </w:tcPr>
+          <w:p>
+            <w:r>
+              <w:rPr>
+                <w:rFonts w:ascii="Times New Roman" w:hAnsi="Times New Roman" w:eastAsia="Times New Roman"/>
+                <w:color w:val="000000"/>
+                <w:sz w:val="26"/>
+              </w:rPr>
+            </w:r>
           </w:p>
         </w:tc>
       </w:tr>
@@ -384,6 +555,11 @@
           </w:tcPr>
           <w:p>
             <w:r>
+              <w:rPr>
+                <w:rFonts w:ascii="Times New Roman" w:hAnsi="Times New Roman" w:eastAsia="Times New Roman"/>
+                <w:color w:val="000000"/>
+                <w:sz w:val="26"/>
+              </w:rPr>
               <w:t>TC-MEDICAL-003</w:t>
             </w:r>
           </w:p>
@@ -394,6 +570,11 @@
           </w:tcPr>
           <w:p>
             <w:r>
+              <w:rPr>
+                <w:rFonts w:ascii="Times New Roman" w:hAnsi="Times New Roman" w:eastAsia="Times New Roman"/>
+                <w:color w:val="000000"/>
+                <w:sz w:val="26"/>
+              </w:rPr>
               <w:t>PASSED</w:t>
             </w:r>
           </w:p>
@@ -404,34 +585,56 @@
           </w:tcPr>
           <w:p>
             <w:r>
-              <w:t>01/09/2026 00:06:59</w:t>
-            </w:r>
-          </w:p>
-        </w:tc>
-        <w:tc>
-          <w:tcPr>
-            <w:tcW w:type="dxa" w:w="1440"/>
-          </w:tcPr>
-          <w:p>
-            <w:r>
-              <w:t>11.44</w:t>
-            </w:r>
-          </w:p>
-        </w:tc>
-        <w:tc>
-          <w:tcPr>
-            <w:tcW w:type="dxa" w:w="1440"/>
-          </w:tcPr>
-          <w:p>
-            <w:r/>
-          </w:p>
-        </w:tc>
-        <w:tc>
-          <w:tcPr>
-            <w:tcW w:type="dxa" w:w="1440"/>
-          </w:tcPr>
-          <w:p>
-            <w:r/>
+              <w:rPr>
+                <w:rFonts w:ascii="Times New Roman" w:hAnsi="Times New Roman" w:eastAsia="Times New Roman"/>
+                <w:color w:val="000000"/>
+                <w:sz w:val="26"/>
+              </w:rPr>
+              <w:t>06/09/2026 19:24:11</w:t>
+            </w:r>
+          </w:p>
+        </w:tc>
+        <w:tc>
+          <w:tcPr>
+            <w:tcW w:type="dxa" w:w="1440"/>
+          </w:tcPr>
+          <w:p>
+            <w:r>
+              <w:rPr>
+                <w:rFonts w:ascii="Times New Roman" w:hAnsi="Times New Roman" w:eastAsia="Times New Roman"/>
+                <w:color w:val="000000"/>
+                <w:sz w:val="26"/>
+              </w:rPr>
+              <w:t>11.35</w:t>
+            </w:r>
+          </w:p>
+        </w:tc>
+        <w:tc>
+          <w:tcPr>
+            <w:tcW w:type="dxa" w:w="1440"/>
+          </w:tcPr>
+          <w:p>
+            <w:r>
+              <w:rPr>
+                <w:rFonts w:ascii="Times New Roman" w:hAnsi="Times New Roman" w:eastAsia="Times New Roman"/>
+                <w:color w:val="000000"/>
+                <w:sz w:val="26"/>
+              </w:rPr>
+            </w:r>
+          </w:p>
+        </w:tc>
+        <w:tc>
+          <w:tcPr>
+            <w:tcW w:type="dxa" w:w="1440"/>
+          </w:tcPr>
+          <w:p>
+            <w:r>
+              <w:rPr>
+                <w:rFonts w:ascii="Times New Roman" w:hAnsi="Times New Roman" w:eastAsia="Times New Roman"/>
+                <w:color w:val="000000"/>
+                <w:sz w:val="26"/>
+              </w:rPr>
+            </w:r>
           </w:p>
         </w:tc>
       </w:tr>
@@ -442,6 +645,11 @@
           </w:tcPr>
           <w:p>
             <w:r>
+              <w:rPr>
+                <w:rFonts w:ascii="Times New Roman" w:hAnsi="Times New Roman" w:eastAsia="Times New Roman"/>
+                <w:color w:val="000000"/>
+                <w:sz w:val="26"/>
+              </w:rPr>
               <w:t>TC-MEDICAL-004</w:t>
             </w:r>
           </w:p>
@@ -452,6 +660,11 @@
           </w:tcPr>
           <w:p>
             <w:r>
+              <w:rPr>
+                <w:rFonts w:ascii="Times New Roman" w:hAnsi="Times New Roman" w:eastAsia="Times New Roman"/>
+                <w:color w:val="000000"/>
+                <w:sz w:val="26"/>
+              </w:rPr>
               <w:t>PASSED</w:t>
             </w:r>
           </w:p>
@@ -462,34 +675,56 @@
           </w:tcPr>
           <w:p>
             <w:r>
-              <w:t>01/09/2026 00:07:16</w:t>
-            </w:r>
-          </w:p>
-        </w:tc>
-        <w:tc>
-          <w:tcPr>
-            <w:tcW w:type="dxa" w:w="1440"/>
-          </w:tcPr>
-          <w:p>
-            <w:r>
-              <w:t>14.06</w:t>
-            </w:r>
-          </w:p>
-        </w:tc>
-        <w:tc>
-          <w:tcPr>
-            <w:tcW w:type="dxa" w:w="1440"/>
-          </w:tcPr>
-          <w:p>
-            <w:r/>
-          </w:p>
-        </w:tc>
-        <w:tc>
-          <w:tcPr>
-            <w:tcW w:type="dxa" w:w="1440"/>
-          </w:tcPr>
-          <w:p>
-            <w:r/>
+              <w:rPr>
+                <w:rFonts w:ascii="Times New Roman" w:hAnsi="Times New Roman" w:eastAsia="Times New Roman"/>
+                <w:color w:val="000000"/>
+                <w:sz w:val="26"/>
+              </w:rPr>
+              <w:t>06/09/2026 19:24:29</w:t>
+            </w:r>
+          </w:p>
+        </w:tc>
+        <w:tc>
+          <w:tcPr>
+            <w:tcW w:type="dxa" w:w="1440"/>
+          </w:tcPr>
+          <w:p>
+            <w:r>
+              <w:rPr>
+                <w:rFonts w:ascii="Times New Roman" w:hAnsi="Times New Roman" w:eastAsia="Times New Roman"/>
+                <w:color w:val="000000"/>
+                <w:sz w:val="26"/>
+              </w:rPr>
+              <w:t>14.19</w:t>
+            </w:r>
+          </w:p>
+        </w:tc>
+        <w:tc>
+          <w:tcPr>
+            <w:tcW w:type="dxa" w:w="1440"/>
+          </w:tcPr>
+          <w:p>
+            <w:r>
+              <w:rPr>
+                <w:rFonts w:ascii="Times New Roman" w:hAnsi="Times New Roman" w:eastAsia="Times New Roman"/>
+                <w:color w:val="000000"/>
+                <w:sz w:val="26"/>
+              </w:rPr>
+            </w:r>
+          </w:p>
+        </w:tc>
+        <w:tc>
+          <w:tcPr>
+            <w:tcW w:type="dxa" w:w="1440"/>
+          </w:tcPr>
+          <w:p>
+            <w:r>
+              <w:rPr>
+                <w:rFonts w:ascii="Times New Roman" w:hAnsi="Times New Roman" w:eastAsia="Times New Roman"/>
+                <w:color w:val="000000"/>
+                <w:sz w:val="26"/>
+              </w:rPr>
+            </w:r>
           </w:p>
         </w:tc>
       </w:tr>
@@ -500,6 +735,11 @@
           </w:tcPr>
           <w:p>
             <w:r>
+              <w:rPr>
+                <w:rFonts w:ascii="Times New Roman" w:hAnsi="Times New Roman" w:eastAsia="Times New Roman"/>
+                <w:color w:val="000000"/>
+                <w:sz w:val="26"/>
+              </w:rPr>
               <w:t>TC-MEDICAL-005</w:t>
             </w:r>
           </w:p>
@@ -510,6 +750,11 @@
           </w:tcPr>
           <w:p>
             <w:r>
+              <w:rPr>
+                <w:rFonts w:ascii="Times New Roman" w:hAnsi="Times New Roman" w:eastAsia="Times New Roman"/>
+                <w:color w:val="000000"/>
+                <w:sz w:val="26"/>
+              </w:rPr>
               <w:t>PASSED</w:t>
             </w:r>
           </w:p>
@@ -520,34 +765,56 @@
           </w:tcPr>
           <w:p>
             <w:r>
-              <w:t>01/09/2026 00:07:27</w:t>
-            </w:r>
-          </w:p>
-        </w:tc>
-        <w:tc>
-          <w:tcPr>
-            <w:tcW w:type="dxa" w:w="1440"/>
-          </w:tcPr>
-          <w:p>
-            <w:r>
-              <w:t>7.77</w:t>
-            </w:r>
-          </w:p>
-        </w:tc>
-        <w:tc>
-          <w:tcPr>
-            <w:tcW w:type="dxa" w:w="1440"/>
-          </w:tcPr>
-          <w:p>
-            <w:r/>
-          </w:p>
-        </w:tc>
-        <w:tc>
-          <w:tcPr>
-            <w:tcW w:type="dxa" w:w="1440"/>
-          </w:tcPr>
-          <w:p>
-            <w:r/>
+              <w:rPr>
+                <w:rFonts w:ascii="Times New Roman" w:hAnsi="Times New Roman" w:eastAsia="Times New Roman"/>
+                <w:color w:val="000000"/>
+                <w:sz w:val="26"/>
+              </w:rPr>
+              <w:t>06/09/2026 19:24:39</w:t>
+            </w:r>
+          </w:p>
+        </w:tc>
+        <w:tc>
+          <w:tcPr>
+            <w:tcW w:type="dxa" w:w="1440"/>
+          </w:tcPr>
+          <w:p>
+            <w:r>
+              <w:rPr>
+                <w:rFonts w:ascii="Times New Roman" w:hAnsi="Times New Roman" w:eastAsia="Times New Roman"/>
+                <w:color w:val="000000"/>
+                <w:sz w:val="26"/>
+              </w:rPr>
+              <w:t>7.67</w:t>
+            </w:r>
+          </w:p>
+        </w:tc>
+        <w:tc>
+          <w:tcPr>
+            <w:tcW w:type="dxa" w:w="1440"/>
+          </w:tcPr>
+          <w:p>
+            <w:r>
+              <w:rPr>
+                <w:rFonts w:ascii="Times New Roman" w:hAnsi="Times New Roman" w:eastAsia="Times New Roman"/>
+                <w:color w:val="000000"/>
+                <w:sz w:val="26"/>
+              </w:rPr>
+            </w:r>
+          </w:p>
+        </w:tc>
+        <w:tc>
+          <w:tcPr>
+            <w:tcW w:type="dxa" w:w="1440"/>
+          </w:tcPr>
+          <w:p>
+            <w:r>
+              <w:rPr>
+                <w:rFonts w:ascii="Times New Roman" w:hAnsi="Times New Roman" w:eastAsia="Times New Roman"/>
+                <w:color w:val="000000"/>
+                <w:sz w:val="26"/>
+              </w:rPr>
+            </w:r>
           </w:p>
         </w:tc>
       </w:tr>
@@ -558,6 +825,11 @@
           </w:tcPr>
           <w:p>
             <w:r>
+              <w:rPr>
+                <w:rFonts w:ascii="Times New Roman" w:hAnsi="Times New Roman" w:eastAsia="Times New Roman"/>
+                <w:color w:val="000000"/>
+                <w:sz w:val="26"/>
+              </w:rPr>
               <w:t>TC-MEDICAL-006</w:t>
             </w:r>
           </w:p>
@@ -568,6 +840,11 @@
           </w:tcPr>
           <w:p>
             <w:r>
+              <w:rPr>
+                <w:rFonts w:ascii="Times New Roman" w:hAnsi="Times New Roman" w:eastAsia="Times New Roman"/>
+                <w:color w:val="000000"/>
+                <w:sz w:val="26"/>
+              </w:rPr>
               <w:t>PASSED</w:t>
             </w:r>
           </w:p>
@@ -578,16 +855,26 @@
           </w:tcPr>
           <w:p>
             <w:r>
-              <w:t>01/09/2026 00:07:43</w:t>
-            </w:r>
-          </w:p>
-        </w:tc>
-        <w:tc>
-          <w:tcPr>
-            <w:tcW w:type="dxa" w:w="1440"/>
-          </w:tcPr>
-          <w:p>
-            <w:r>
+              <w:rPr>
+                <w:rFonts w:ascii="Times New Roman" w:hAnsi="Times New Roman" w:eastAsia="Times New Roman"/>
+                <w:color w:val="000000"/>
+                <w:sz w:val="26"/>
+              </w:rPr>
+              <w:t>06/09/2026 19:24:55</w:t>
+            </w:r>
+          </w:p>
+        </w:tc>
+        <w:tc>
+          <w:tcPr>
+            <w:tcW w:type="dxa" w:w="1440"/>
+          </w:tcPr>
+          <w:p>
+            <w:r>
+              <w:rPr>
+                <w:rFonts w:ascii="Times New Roman" w:hAnsi="Times New Roman" w:eastAsia="Times New Roman"/>
+                <w:color w:val="000000"/>
+                <w:sz w:val="26"/>
+              </w:rPr>
               <w:t>12.36</w:t>
             </w:r>
           </w:p>
@@ -597,15 +884,27 @@
             <w:tcW w:type="dxa" w:w="1440"/>
           </w:tcPr>
           <w:p>
-            <w:r/>
-          </w:p>
-        </w:tc>
-        <w:tc>
-          <w:tcPr>
-            <w:tcW w:type="dxa" w:w="1440"/>
-          </w:tcPr>
-          <w:p>
-            <w:r/>
+            <w:r>
+              <w:rPr>
+                <w:rFonts w:ascii="Times New Roman" w:hAnsi="Times New Roman" w:eastAsia="Times New Roman"/>
+                <w:color w:val="000000"/>
+                <w:sz w:val="26"/>
+              </w:rPr>
+            </w:r>
+          </w:p>
+        </w:tc>
+        <w:tc>
+          <w:tcPr>
+            <w:tcW w:type="dxa" w:w="1440"/>
+          </w:tcPr>
+          <w:p>
+            <w:r>
+              <w:rPr>
+                <w:rFonts w:ascii="Times New Roman" w:hAnsi="Times New Roman" w:eastAsia="Times New Roman"/>
+                <w:color w:val="000000"/>
+                <w:sz w:val="26"/>
+              </w:rPr>
+            </w:r>
           </w:p>
         </w:tc>
       </w:tr>
@@ -616,6 +915,11 @@
           </w:tcPr>
           <w:p>
             <w:r>
+              <w:rPr>
+                <w:rFonts w:ascii="Times New Roman" w:hAnsi="Times New Roman" w:eastAsia="Times New Roman"/>
+                <w:color w:val="000000"/>
+                <w:sz w:val="26"/>
+              </w:rPr>
               <w:t>TC-MEDICAL-007</w:t>
             </w:r>
           </w:p>
@@ -626,6 +930,11 @@
           </w:tcPr>
           <w:p>
             <w:r>
+              <w:rPr>
+                <w:rFonts w:ascii="Times New Roman" w:hAnsi="Times New Roman" w:eastAsia="Times New Roman"/>
+                <w:color w:val="000000"/>
+                <w:sz w:val="26"/>
+              </w:rPr>
               <w:t>PASSED</w:t>
             </w:r>
           </w:p>
@@ -636,34 +945,56 @@
           </w:tcPr>
           <w:p>
             <w:r>
-              <w:t>01/09/2026 00:08:22</w:t>
-            </w:r>
-          </w:p>
-        </w:tc>
-        <w:tc>
-          <w:tcPr>
-            <w:tcW w:type="dxa" w:w="1440"/>
-          </w:tcPr>
-          <w:p>
-            <w:r>
-              <w:t>36.19</w:t>
-            </w:r>
-          </w:p>
-        </w:tc>
-        <w:tc>
-          <w:tcPr>
-            <w:tcW w:type="dxa" w:w="1440"/>
-          </w:tcPr>
-          <w:p>
-            <w:r/>
-          </w:p>
-        </w:tc>
-        <w:tc>
-          <w:tcPr>
-            <w:tcW w:type="dxa" w:w="1440"/>
-          </w:tcPr>
-          <w:p>
-            <w:r/>
+              <w:rPr>
+                <w:rFonts w:ascii="Times New Roman" w:hAnsi="Times New Roman" w:eastAsia="Times New Roman"/>
+                <w:color w:val="000000"/>
+                <w:sz w:val="26"/>
+              </w:rPr>
+              <w:t>06/09/2026 19:25:34</w:t>
+            </w:r>
+          </w:p>
+        </w:tc>
+        <w:tc>
+          <w:tcPr>
+            <w:tcW w:type="dxa" w:w="1440"/>
+          </w:tcPr>
+          <w:p>
+            <w:r>
+              <w:rPr>
+                <w:rFonts w:ascii="Times New Roman" w:hAnsi="Times New Roman" w:eastAsia="Times New Roman"/>
+                <w:color w:val="000000"/>
+                <w:sz w:val="26"/>
+              </w:rPr>
+              <w:t>36.08</w:t>
+            </w:r>
+          </w:p>
+        </w:tc>
+        <w:tc>
+          <w:tcPr>
+            <w:tcW w:type="dxa" w:w="1440"/>
+          </w:tcPr>
+          <w:p>
+            <w:r>
+              <w:rPr>
+                <w:rFonts w:ascii="Times New Roman" w:hAnsi="Times New Roman" w:eastAsia="Times New Roman"/>
+                <w:color w:val="000000"/>
+                <w:sz w:val="26"/>
+              </w:rPr>
+            </w:r>
+          </w:p>
+        </w:tc>
+        <w:tc>
+          <w:tcPr>
+            <w:tcW w:type="dxa" w:w="1440"/>
+          </w:tcPr>
+          <w:p>
+            <w:r>
+              <w:rPr>
+                <w:rFonts w:ascii="Times New Roman" w:hAnsi="Times New Roman" w:eastAsia="Times New Roman"/>
+                <w:color w:val="000000"/>
+                <w:sz w:val="26"/>
+              </w:rPr>
+            </w:r>
           </w:p>
         </w:tc>
       </w:tr>
@@ -674,6 +1005,11 @@
           </w:tcPr>
           <w:p>
             <w:r>
+              <w:rPr>
+                <w:rFonts w:ascii="Times New Roman" w:hAnsi="Times New Roman" w:eastAsia="Times New Roman"/>
+                <w:color w:val="000000"/>
+                <w:sz w:val="26"/>
+              </w:rPr>
               <w:t>TC-MEDICAL-008</w:t>
             </w:r>
           </w:p>
@@ -684,6 +1020,11 @@
           </w:tcPr>
           <w:p>
             <w:r>
+              <w:rPr>
+                <w:rFonts w:ascii="Times New Roman" w:hAnsi="Times New Roman" w:eastAsia="Times New Roman"/>
+                <w:color w:val="000000"/>
+                <w:sz w:val="26"/>
+              </w:rPr>
               <w:t>PASSED</w:t>
             </w:r>
           </w:p>
@@ -694,34 +1035,56 @@
           </w:tcPr>
           <w:p>
             <w:r>
-              <w:t>01/09/2026 00:08:51</w:t>
-            </w:r>
-          </w:p>
-        </w:tc>
-        <w:tc>
-          <w:tcPr>
-            <w:tcW w:type="dxa" w:w="1440"/>
-          </w:tcPr>
-          <w:p>
-            <w:r>
-              <w:t>25.82</w:t>
-            </w:r>
-          </w:p>
-        </w:tc>
-        <w:tc>
-          <w:tcPr>
-            <w:tcW w:type="dxa" w:w="1440"/>
-          </w:tcPr>
-          <w:p>
-            <w:r/>
-          </w:p>
-        </w:tc>
-        <w:tc>
-          <w:tcPr>
-            <w:tcW w:type="dxa" w:w="1440"/>
-          </w:tcPr>
-          <w:p>
-            <w:r/>
+              <w:rPr>
+                <w:rFonts w:ascii="Times New Roman" w:hAnsi="Times New Roman" w:eastAsia="Times New Roman"/>
+                <w:color w:val="000000"/>
+                <w:sz w:val="26"/>
+              </w:rPr>
+              <w:t>06/09/2026 19:26:03</w:t>
+            </w:r>
+          </w:p>
+        </w:tc>
+        <w:tc>
+          <w:tcPr>
+            <w:tcW w:type="dxa" w:w="1440"/>
+          </w:tcPr>
+          <w:p>
+            <w:r>
+              <w:rPr>
+                <w:rFonts w:ascii="Times New Roman" w:hAnsi="Times New Roman" w:eastAsia="Times New Roman"/>
+                <w:color w:val="000000"/>
+                <w:sz w:val="26"/>
+              </w:rPr>
+              <w:t>25.83</w:t>
+            </w:r>
+          </w:p>
+        </w:tc>
+        <w:tc>
+          <w:tcPr>
+            <w:tcW w:type="dxa" w:w="1440"/>
+          </w:tcPr>
+          <w:p>
+            <w:r>
+              <w:rPr>
+                <w:rFonts w:ascii="Times New Roman" w:hAnsi="Times New Roman" w:eastAsia="Times New Roman"/>
+                <w:color w:val="000000"/>
+                <w:sz w:val="26"/>
+              </w:rPr>
+            </w:r>
+          </w:p>
+        </w:tc>
+        <w:tc>
+          <w:tcPr>
+            <w:tcW w:type="dxa" w:w="1440"/>
+          </w:tcPr>
+          <w:p>
+            <w:r>
+              <w:rPr>
+                <w:rFonts w:ascii="Times New Roman" w:hAnsi="Times New Roman" w:eastAsia="Times New Roman"/>
+                <w:color w:val="000000"/>
+                <w:sz w:val="26"/>
+              </w:rPr>
+            </w:r>
           </w:p>
         </w:tc>
       </w:tr>
@@ -732,6 +1095,11 @@
           </w:tcPr>
           <w:p>
             <w:r>
+              <w:rPr>
+                <w:rFonts w:ascii="Times New Roman" w:hAnsi="Times New Roman" w:eastAsia="Times New Roman"/>
+                <w:color w:val="000000"/>
+                <w:sz w:val="26"/>
+              </w:rPr>
               <w:t>TC-MEDICAL-009</w:t>
             </w:r>
           </w:p>
@@ -742,6 +1110,11 @@
           </w:tcPr>
           <w:p>
             <w:r>
+              <w:rPr>
+                <w:rFonts w:ascii="Times New Roman" w:hAnsi="Times New Roman" w:eastAsia="Times New Roman"/>
+                <w:color w:val="000000"/>
+                <w:sz w:val="26"/>
+              </w:rPr>
               <w:t>PASSED</w:t>
             </w:r>
           </w:p>
@@ -752,34 +1125,56 @@
           </w:tcPr>
           <w:p>
             <w:r>
-              <w:t>01/09/2026 00:09:06</w:t>
-            </w:r>
-          </w:p>
-        </w:tc>
-        <w:tc>
-          <w:tcPr>
-            <w:tcW w:type="dxa" w:w="1440"/>
-          </w:tcPr>
-          <w:p>
-            <w:r>
-              <w:t>11.77</w:t>
-            </w:r>
-          </w:p>
-        </w:tc>
-        <w:tc>
-          <w:tcPr>
-            <w:tcW w:type="dxa" w:w="1440"/>
-          </w:tcPr>
-          <w:p>
-            <w:r/>
-          </w:p>
-        </w:tc>
-        <w:tc>
-          <w:tcPr>
-            <w:tcW w:type="dxa" w:w="1440"/>
-          </w:tcPr>
-          <w:p>
-            <w:r/>
+              <w:rPr>
+                <w:rFonts w:ascii="Times New Roman" w:hAnsi="Times New Roman" w:eastAsia="Times New Roman"/>
+                <w:color w:val="000000"/>
+                <w:sz w:val="26"/>
+              </w:rPr>
+              <w:t>06/09/2026 19:26:19</w:t>
+            </w:r>
+          </w:p>
+        </w:tc>
+        <w:tc>
+          <w:tcPr>
+            <w:tcW w:type="dxa" w:w="1440"/>
+          </w:tcPr>
+          <w:p>
+            <w:r>
+              <w:rPr>
+                <w:rFonts w:ascii="Times New Roman" w:hAnsi="Times New Roman" w:eastAsia="Times New Roman"/>
+                <w:color w:val="000000"/>
+                <w:sz w:val="26"/>
+              </w:rPr>
+              <w:t>11.83</w:t>
+            </w:r>
+          </w:p>
+        </w:tc>
+        <w:tc>
+          <w:tcPr>
+            <w:tcW w:type="dxa" w:w="1440"/>
+          </w:tcPr>
+          <w:p>
+            <w:r>
+              <w:rPr>
+                <w:rFonts w:ascii="Times New Roman" w:hAnsi="Times New Roman" w:eastAsia="Times New Roman"/>
+                <w:color w:val="000000"/>
+                <w:sz w:val="26"/>
+              </w:rPr>
+            </w:r>
+          </w:p>
+        </w:tc>
+        <w:tc>
+          <w:tcPr>
+            <w:tcW w:type="dxa" w:w="1440"/>
+          </w:tcPr>
+          <w:p>
+            <w:r>
+              <w:rPr>
+                <w:rFonts w:ascii="Times New Roman" w:hAnsi="Times New Roman" w:eastAsia="Times New Roman"/>
+                <w:color w:val="000000"/>
+                <w:sz w:val="26"/>
+              </w:rPr>
+            </w:r>
           </w:p>
         </w:tc>
       </w:tr>
@@ -790,6 +1185,11 @@
         <w:pStyle w:val="Heading1"/>
       </w:pPr>
       <w:r>
+        <w:rPr>
+          <w:rFonts w:ascii="Times New Roman" w:hAnsi="Times New Roman" w:eastAsia="Times New Roman"/>
+          <w:color w:val="000000"/>
+          <w:sz w:val="26"/>
+        </w:rPr>
         <w:t>3. Chi tiết thực thi từng Step</w:t>
       </w:r>
     </w:p>
@@ -814,6 +1214,11 @@
           </w:tcPr>
           <w:p>
             <w:r>
+              <w:rPr>
+                <w:rFonts w:ascii="Times New Roman" w:hAnsi="Times New Roman" w:eastAsia="Times New Roman"/>
+                <w:color w:val="000000"/>
+                <w:sz w:val="26"/>
+              </w:rPr>
               <w:t>Test Case</w:t>
             </w:r>
           </w:p>
@@ -824,6 +1229,11 @@
           </w:tcPr>
           <w:p>
             <w:r>
+              <w:rPr>
+                <w:rFonts w:ascii="Times New Roman" w:hAnsi="Times New Roman" w:eastAsia="Times New Roman"/>
+                <w:color w:val="000000"/>
+                <w:sz w:val="26"/>
+              </w:rPr>
               <w:t>Step</w:t>
             </w:r>
           </w:p>
@@ -834,6 +1244,11 @@
           </w:tcPr>
           <w:p>
             <w:r>
+              <w:rPr>
+                <w:rFonts w:ascii="Times New Roman" w:hAnsi="Times New Roman" w:eastAsia="Times New Roman"/>
+                <w:color w:val="000000"/>
+                <w:sz w:val="26"/>
+              </w:rPr>
               <w:t>Kết quả</w:t>
             </w:r>
           </w:p>
@@ -844,6 +1259,11 @@
           </w:tcPr>
           <w:p>
             <w:r>
+              <w:rPr>
+                <w:rFonts w:ascii="Times New Roman" w:hAnsi="Times New Roman" w:eastAsia="Times New Roman"/>
+                <w:color w:val="000000"/>
+                <w:sz w:val="26"/>
+              </w:rPr>
               <w:t>Thời gian</w:t>
             </w:r>
           </w:p>
@@ -854,6 +1274,11 @@
           </w:tcPr>
           <w:p>
             <w:r>
+              <w:rPr>
+                <w:rFonts w:ascii="Times New Roman" w:hAnsi="Times New Roman" w:eastAsia="Times New Roman"/>
+                <w:color w:val="000000"/>
+                <w:sz w:val="26"/>
+              </w:rPr>
               <w:t>Mô tả</w:t>
             </w:r>
           </w:p>
@@ -864,6 +1289,11 @@
           </w:tcPr>
           <w:p>
             <w:r>
+              <w:rPr>
+                <w:rFonts w:ascii="Times New Roman" w:hAnsi="Times New Roman" w:eastAsia="Times New Roman"/>
+                <w:color w:val="000000"/>
+                <w:sz w:val="26"/>
+              </w:rPr>
               <w:t>Chi tiết</w:t>
             </w:r>
           </w:p>
@@ -876,6 +1306,11 @@
           </w:tcPr>
           <w:p>
             <w:r>
+              <w:rPr>
+                <w:rFonts w:ascii="Times New Roman" w:hAnsi="Times New Roman" w:eastAsia="Times New Roman"/>
+                <w:color w:val="000000"/>
+                <w:sz w:val="26"/>
+              </w:rPr>
               <w:t>TC-MEDICAL-001</w:t>
             </w:r>
           </w:p>
@@ -886,6 +1321,11 @@
           </w:tcPr>
           <w:p>
             <w:r>
+              <w:rPr>
+                <w:rFonts w:ascii="Times New Roman" w:hAnsi="Times New Roman" w:eastAsia="Times New Roman"/>
+                <w:color w:val="000000"/>
+                <w:sz w:val="26"/>
+              </w:rPr>
               <w:t>1</w:t>
             </w:r>
           </w:p>
@@ -896,6 +1336,11 @@
           </w:tcPr>
           <w:p>
             <w:r>
+              <w:rPr>
+                <w:rFonts w:ascii="Times New Roman" w:hAnsi="Times New Roman" w:eastAsia="Times New Roman"/>
+                <w:color w:val="000000"/>
+                <w:sz w:val="26"/>
+              </w:rPr>
               <w:t>PASS</w:t>
             </w:r>
           </w:p>
@@ -906,26 +1351,42 @@
           </w:tcPr>
           <w:p>
             <w:r>
-              <w:t>01/09/2026 00:06:18</w:t>
-            </w:r>
-          </w:p>
-        </w:tc>
-        <w:tc>
-          <w:tcPr>
-            <w:tcW w:type="dxa" w:w="1440"/>
-          </w:tcPr>
-          <w:p>
-            <w:r>
-              <w:t>Chuẩn bị appointment #399 ở trạng thái Đã xác nhận và chưa có hồ sơ bệnh án</w:t>
-            </w:r>
-          </w:p>
-        </w:tc>
-        <w:tc>
-          <w:tcPr>
-            <w:tcW w:type="dxa" w:w="1440"/>
-          </w:tcPr>
-          <w:p>
-            <w:r/>
+              <w:rPr>
+                <w:rFonts w:ascii="Times New Roman" w:hAnsi="Times New Roman" w:eastAsia="Times New Roman"/>
+                <w:color w:val="000000"/>
+                <w:sz w:val="26"/>
+              </w:rPr>
+              <w:t>06/09/2026 19:23:30</w:t>
+            </w:r>
+          </w:p>
+        </w:tc>
+        <w:tc>
+          <w:tcPr>
+            <w:tcW w:type="dxa" w:w="1440"/>
+          </w:tcPr>
+          <w:p>
+            <w:r>
+              <w:rPr>
+                <w:rFonts w:ascii="Times New Roman" w:hAnsi="Times New Roman" w:eastAsia="Times New Roman"/>
+                <w:color w:val="000000"/>
+                <w:sz w:val="26"/>
+              </w:rPr>
+              <w:t>Chuẩn bị appointment #484 ở trạng thái Đã xác nhận và chưa có hồ sơ bệnh án</w:t>
+            </w:r>
+          </w:p>
+        </w:tc>
+        <w:tc>
+          <w:tcPr>
+            <w:tcW w:type="dxa" w:w="1440"/>
+          </w:tcPr>
+          <w:p>
+            <w:r>
+              <w:rPr>
+                <w:rFonts w:ascii="Times New Roman" w:hAnsi="Times New Roman" w:eastAsia="Times New Roman"/>
+                <w:color w:val="000000"/>
+                <w:sz w:val="26"/>
+              </w:rPr>
+            </w:r>
           </w:p>
         </w:tc>
       </w:tr>
@@ -936,6 +1397,11 @@
           </w:tcPr>
           <w:p>
             <w:r>
+              <w:rPr>
+                <w:rFonts w:ascii="Times New Roman" w:hAnsi="Times New Roman" w:eastAsia="Times New Roman"/>
+                <w:color w:val="000000"/>
+                <w:sz w:val="26"/>
+              </w:rPr>
               <w:t>TC-MEDICAL-001</w:t>
             </w:r>
           </w:p>
@@ -946,6 +1412,11 @@
           </w:tcPr>
           <w:p>
             <w:r>
+              <w:rPr>
+                <w:rFonts w:ascii="Times New Roman" w:hAnsi="Times New Roman" w:eastAsia="Times New Roman"/>
+                <w:color w:val="000000"/>
+                <w:sz w:val="26"/>
+              </w:rPr>
               <w:t>2</w:t>
             </w:r>
           </w:p>
@@ -956,6 +1427,11 @@
           </w:tcPr>
           <w:p>
             <w:r>
+              <w:rPr>
+                <w:rFonts w:ascii="Times New Roman" w:hAnsi="Times New Roman" w:eastAsia="Times New Roman"/>
+                <w:color w:val="000000"/>
+                <w:sz w:val="26"/>
+              </w:rPr>
               <w:t>PASS</w:t>
             </w:r>
           </w:p>
@@ -966,16 +1442,26 @@
           </w:tcPr>
           <w:p>
             <w:r>
-              <w:t>01/09/2026 00:06:24</w:t>
-            </w:r>
-          </w:p>
-        </w:tc>
-        <w:tc>
-          <w:tcPr>
-            <w:tcW w:type="dxa" w:w="1440"/>
-          </w:tcPr>
-          <w:p>
-            <w:r>
+              <w:rPr>
+                <w:rFonts w:ascii="Times New Roman" w:hAnsi="Times New Roman" w:eastAsia="Times New Roman"/>
+                <w:color w:val="000000"/>
+                <w:sz w:val="26"/>
+              </w:rPr>
+              <w:t>06/09/2026 19:23:37</w:t>
+            </w:r>
+          </w:p>
+        </w:tc>
+        <w:tc>
+          <w:tcPr>
+            <w:tcW w:type="dxa" w:w="1440"/>
+          </w:tcPr>
+          <w:p>
+            <w:r>
+              <w:rPr>
+                <w:rFonts w:ascii="Times New Roman" w:hAnsi="Times New Roman" w:eastAsia="Times New Roman"/>
+                <w:color w:val="000000"/>
+                <w:sz w:val="26"/>
+              </w:rPr>
               <w:t>Đăng nhập bằng tài khoản bác sĩ phụ trách thành công</w:t>
             </w:r>
           </w:p>
@@ -985,7 +1471,13 @@
             <w:tcW w:type="dxa" w:w="1440"/>
           </w:tcPr>
           <w:p>
-            <w:r/>
+            <w:r>
+              <w:rPr>
+                <w:rFonts w:ascii="Times New Roman" w:hAnsi="Times New Roman" w:eastAsia="Times New Roman"/>
+                <w:color w:val="000000"/>
+                <w:sz w:val="26"/>
+              </w:rPr>
+            </w:r>
           </w:p>
         </w:tc>
       </w:tr>
@@ -996,6 +1488,11 @@
           </w:tcPr>
           <w:p>
             <w:r>
+              <w:rPr>
+                <w:rFonts w:ascii="Times New Roman" w:hAnsi="Times New Roman" w:eastAsia="Times New Roman"/>
+                <w:color w:val="000000"/>
+                <w:sz w:val="26"/>
+              </w:rPr>
               <w:t>TC-MEDICAL-001</w:t>
             </w:r>
           </w:p>
@@ -1006,6 +1503,11 @@
           </w:tcPr>
           <w:p>
             <w:r>
+              <w:rPr>
+                <w:rFonts w:ascii="Times New Roman" w:hAnsi="Times New Roman" w:eastAsia="Times New Roman"/>
+                <w:color w:val="000000"/>
+                <w:sz w:val="26"/>
+              </w:rPr>
               <w:t>3</w:t>
             </w:r>
           </w:p>
@@ -1016,6 +1518,11 @@
           </w:tcPr>
           <w:p>
             <w:r>
+              <w:rPr>
+                <w:rFonts w:ascii="Times New Roman" w:hAnsi="Times New Roman" w:eastAsia="Times New Roman"/>
+                <w:color w:val="000000"/>
+                <w:sz w:val="26"/>
+              </w:rPr>
               <w:t>PASS</w:t>
             </w:r>
           </w:p>
@@ -1026,26 +1533,42 @@
           </w:tcPr>
           <w:p>
             <w:r>
-              <w:t>01/09/2026 00:06:25</w:t>
-            </w:r>
-          </w:p>
-        </w:tc>
-        <w:tc>
-          <w:tcPr>
-            <w:tcW w:type="dxa" w:w="1440"/>
-          </w:tcPr>
-          <w:p>
-            <w:r>
-              <w:t>Mở trang Lịch hẹn bệnh nhân và tìm đúng appointment #399</w:t>
-            </w:r>
-          </w:p>
-        </w:tc>
-        <w:tc>
-          <w:tcPr>
-            <w:tcW w:type="dxa" w:w="1440"/>
-          </w:tcPr>
-          <w:p>
-            <w:r/>
+              <w:rPr>
+                <w:rFonts w:ascii="Times New Roman" w:hAnsi="Times New Roman" w:eastAsia="Times New Roman"/>
+                <w:color w:val="000000"/>
+                <w:sz w:val="26"/>
+              </w:rPr>
+              <w:t>06/09/2026 19:23:37</w:t>
+            </w:r>
+          </w:p>
+        </w:tc>
+        <w:tc>
+          <w:tcPr>
+            <w:tcW w:type="dxa" w:w="1440"/>
+          </w:tcPr>
+          <w:p>
+            <w:r>
+              <w:rPr>
+                <w:rFonts w:ascii="Times New Roman" w:hAnsi="Times New Roman" w:eastAsia="Times New Roman"/>
+                <w:color w:val="000000"/>
+                <w:sz w:val="26"/>
+              </w:rPr>
+              <w:t>Mở trang Lịch hẹn bệnh nhân và tìm đúng appointment #484</w:t>
+            </w:r>
+          </w:p>
+        </w:tc>
+        <w:tc>
+          <w:tcPr>
+            <w:tcW w:type="dxa" w:w="1440"/>
+          </w:tcPr>
+          <w:p>
+            <w:r>
+              <w:rPr>
+                <w:rFonts w:ascii="Times New Roman" w:hAnsi="Times New Roman" w:eastAsia="Times New Roman"/>
+                <w:color w:val="000000"/>
+                <w:sz w:val="26"/>
+              </w:rPr>
+            </w:r>
           </w:p>
         </w:tc>
       </w:tr>
@@ -1056,6 +1579,11 @@
           </w:tcPr>
           <w:p>
             <w:r>
+              <w:rPr>
+                <w:rFonts w:ascii="Times New Roman" w:hAnsi="Times New Roman" w:eastAsia="Times New Roman"/>
+                <w:color w:val="000000"/>
+                <w:sz w:val="26"/>
+              </w:rPr>
               <w:t>TC-MEDICAL-001</w:t>
             </w:r>
           </w:p>
@@ -1066,6 +1594,11 @@
           </w:tcPr>
           <w:p>
             <w:r>
+              <w:rPr>
+                <w:rFonts w:ascii="Times New Roman" w:hAnsi="Times New Roman" w:eastAsia="Times New Roman"/>
+                <w:color w:val="000000"/>
+                <w:sz w:val="26"/>
+              </w:rPr>
               <w:t>4</w:t>
             </w:r>
           </w:p>
@@ -1076,6 +1609,11 @@
           </w:tcPr>
           <w:p>
             <w:r>
+              <w:rPr>
+                <w:rFonts w:ascii="Times New Roman" w:hAnsi="Times New Roman" w:eastAsia="Times New Roman"/>
+                <w:color w:val="000000"/>
+                <w:sz w:val="26"/>
+              </w:rPr>
               <w:t>PASS</w:t>
             </w:r>
           </w:p>
@@ -1086,26 +1624,42 @@
           </w:tcPr>
           <w:p>
             <w:r>
-              <w:t>01/09/2026 00:06:25</w:t>
-            </w:r>
-          </w:p>
-        </w:tc>
-        <w:tc>
-          <w:tcPr>
-            <w:tcW w:type="dxa" w:w="1440"/>
-          </w:tcPr>
-          <w:p>
-            <w:r>
-              <w:t>Appointment #399 ở trạng thái Đã xác nhận và có nút Khám bệnh</w:t>
-            </w:r>
-          </w:p>
-        </w:tc>
-        <w:tc>
-          <w:tcPr>
-            <w:tcW w:type="dxa" w:w="1440"/>
-          </w:tcPr>
-          <w:p>
-            <w:r/>
+              <w:rPr>
+                <w:rFonts w:ascii="Times New Roman" w:hAnsi="Times New Roman" w:eastAsia="Times New Roman"/>
+                <w:color w:val="000000"/>
+                <w:sz w:val="26"/>
+              </w:rPr>
+              <w:t>06/09/2026 19:23:37</w:t>
+            </w:r>
+          </w:p>
+        </w:tc>
+        <w:tc>
+          <w:tcPr>
+            <w:tcW w:type="dxa" w:w="1440"/>
+          </w:tcPr>
+          <w:p>
+            <w:r>
+              <w:rPr>
+                <w:rFonts w:ascii="Times New Roman" w:hAnsi="Times New Roman" w:eastAsia="Times New Roman"/>
+                <w:color w:val="000000"/>
+                <w:sz w:val="26"/>
+              </w:rPr>
+              <w:t>Appointment #484 ở trạng thái Đã xác nhận và có nút Khám bệnh</w:t>
+            </w:r>
+          </w:p>
+        </w:tc>
+        <w:tc>
+          <w:tcPr>
+            <w:tcW w:type="dxa" w:w="1440"/>
+          </w:tcPr>
+          <w:p>
+            <w:r>
+              <w:rPr>
+                <w:rFonts w:ascii="Times New Roman" w:hAnsi="Times New Roman" w:eastAsia="Times New Roman"/>
+                <w:color w:val="000000"/>
+                <w:sz w:val="26"/>
+              </w:rPr>
+            </w:r>
           </w:p>
         </w:tc>
       </w:tr>
@@ -1116,6 +1670,11 @@
           </w:tcPr>
           <w:p>
             <w:r>
+              <w:rPr>
+                <w:rFonts w:ascii="Times New Roman" w:hAnsi="Times New Roman" w:eastAsia="Times New Roman"/>
+                <w:color w:val="000000"/>
+                <w:sz w:val="26"/>
+              </w:rPr>
               <w:t>TC-MEDICAL-001</w:t>
             </w:r>
           </w:p>
@@ -1126,6 +1685,11 @@
           </w:tcPr>
           <w:p>
             <w:r>
+              <w:rPr>
+                <w:rFonts w:ascii="Times New Roman" w:hAnsi="Times New Roman" w:eastAsia="Times New Roman"/>
+                <w:color w:val="000000"/>
+                <w:sz w:val="26"/>
+              </w:rPr>
               <w:t>5</w:t>
             </w:r>
           </w:p>
@@ -1136,6 +1700,11 @@
           </w:tcPr>
           <w:p>
             <w:r>
+              <w:rPr>
+                <w:rFonts w:ascii="Times New Roman" w:hAnsi="Times New Roman" w:eastAsia="Times New Roman"/>
+                <w:color w:val="000000"/>
+                <w:sz w:val="26"/>
+              </w:rPr>
               <w:t>PASS</w:t>
             </w:r>
           </w:p>
@@ -1146,26 +1715,42 @@
           </w:tcPr>
           <w:p>
             <w:r>
-              <w:t>01/09/2026 00:06:25</w:t>
-            </w:r>
-          </w:p>
-        </w:tc>
-        <w:tc>
-          <w:tcPr>
-            <w:tcW w:type="dxa" w:w="1440"/>
-          </w:tcPr>
-          <w:p>
-            <w:r>
-              <w:t>Nhấn Khám bệnh cho appointment #399 thành công</w:t>
-            </w:r>
-          </w:p>
-        </w:tc>
-        <w:tc>
-          <w:tcPr>
-            <w:tcW w:type="dxa" w:w="1440"/>
-          </w:tcPr>
-          <w:p>
-            <w:r/>
+              <w:rPr>
+                <w:rFonts w:ascii="Times New Roman" w:hAnsi="Times New Roman" w:eastAsia="Times New Roman"/>
+                <w:color w:val="000000"/>
+                <w:sz w:val="26"/>
+              </w:rPr>
+              <w:t>06/09/2026 19:23:38</w:t>
+            </w:r>
+          </w:p>
+        </w:tc>
+        <w:tc>
+          <w:tcPr>
+            <w:tcW w:type="dxa" w:w="1440"/>
+          </w:tcPr>
+          <w:p>
+            <w:r>
+              <w:rPr>
+                <w:rFonts w:ascii="Times New Roman" w:hAnsi="Times New Roman" w:eastAsia="Times New Roman"/>
+                <w:color w:val="000000"/>
+                <w:sz w:val="26"/>
+              </w:rPr>
+              <w:t>Nhấn Khám bệnh cho appointment #484 thành công</w:t>
+            </w:r>
+          </w:p>
+        </w:tc>
+        <w:tc>
+          <w:tcPr>
+            <w:tcW w:type="dxa" w:w="1440"/>
+          </w:tcPr>
+          <w:p>
+            <w:r>
+              <w:rPr>
+                <w:rFonts w:ascii="Times New Roman" w:hAnsi="Times New Roman" w:eastAsia="Times New Roman"/>
+                <w:color w:val="000000"/>
+                <w:sz w:val="26"/>
+              </w:rPr>
+            </w:r>
           </w:p>
         </w:tc>
       </w:tr>
@@ -1176,6 +1761,11 @@
           </w:tcPr>
           <w:p>
             <w:r>
+              <w:rPr>
+                <w:rFonts w:ascii="Times New Roman" w:hAnsi="Times New Roman" w:eastAsia="Times New Roman"/>
+                <w:color w:val="000000"/>
+                <w:sz w:val="26"/>
+              </w:rPr>
               <w:t>TC-MEDICAL-001</w:t>
             </w:r>
           </w:p>
@@ -1186,6 +1776,11 @@
           </w:tcPr>
           <w:p>
             <w:r>
+              <w:rPr>
+                <w:rFonts w:ascii="Times New Roman" w:hAnsi="Times New Roman" w:eastAsia="Times New Roman"/>
+                <w:color w:val="000000"/>
+                <w:sz w:val="26"/>
+              </w:rPr>
               <w:t>6</w:t>
             </w:r>
           </w:p>
@@ -1196,6 +1791,11 @@
           </w:tcPr>
           <w:p>
             <w:r>
+              <w:rPr>
+                <w:rFonts w:ascii="Times New Roman" w:hAnsi="Times New Roman" w:eastAsia="Times New Roman"/>
+                <w:color w:val="000000"/>
+                <w:sz w:val="26"/>
+              </w:rPr>
               <w:t>PASS</w:t>
             </w:r>
           </w:p>
@@ -1206,26 +1806,42 @@
           </w:tcPr>
           <w:p>
             <w:r>
-              <w:t>01/09/2026 00:06:25</w:t>
-            </w:r>
-          </w:p>
-        </w:tc>
-        <w:tc>
-          <w:tcPr>
-            <w:tcW w:type="dxa" w:w="1440"/>
-          </w:tcPr>
-          <w:p>
-            <w:r>
-              <w:t>Mở đúng trang Khám bệnh của appointment #399</w:t>
-            </w:r>
-          </w:p>
-        </w:tc>
-        <w:tc>
-          <w:tcPr>
-            <w:tcW w:type="dxa" w:w="1440"/>
-          </w:tcPr>
-          <w:p>
-            <w:r/>
+              <w:rPr>
+                <w:rFonts w:ascii="Times New Roman" w:hAnsi="Times New Roman" w:eastAsia="Times New Roman"/>
+                <w:color w:val="000000"/>
+                <w:sz w:val="26"/>
+              </w:rPr>
+              <w:t>06/09/2026 19:23:38</w:t>
+            </w:r>
+          </w:p>
+        </w:tc>
+        <w:tc>
+          <w:tcPr>
+            <w:tcW w:type="dxa" w:w="1440"/>
+          </w:tcPr>
+          <w:p>
+            <w:r>
+              <w:rPr>
+                <w:rFonts w:ascii="Times New Roman" w:hAnsi="Times New Roman" w:eastAsia="Times New Roman"/>
+                <w:color w:val="000000"/>
+                <w:sz w:val="26"/>
+              </w:rPr>
+              <w:t>Mở đúng trang Khám bệnh của appointment #484</w:t>
+            </w:r>
+          </w:p>
+        </w:tc>
+        <w:tc>
+          <w:tcPr>
+            <w:tcW w:type="dxa" w:w="1440"/>
+          </w:tcPr>
+          <w:p>
+            <w:r>
+              <w:rPr>
+                <w:rFonts w:ascii="Times New Roman" w:hAnsi="Times New Roman" w:eastAsia="Times New Roman"/>
+                <w:color w:val="000000"/>
+                <w:sz w:val="26"/>
+              </w:rPr>
+            </w:r>
           </w:p>
         </w:tc>
       </w:tr>
@@ -1236,6 +1852,11 @@
           </w:tcPr>
           <w:p>
             <w:r>
+              <w:rPr>
+                <w:rFonts w:ascii="Times New Roman" w:hAnsi="Times New Roman" w:eastAsia="Times New Roman"/>
+                <w:color w:val="000000"/>
+                <w:sz w:val="26"/>
+              </w:rPr>
               <w:t>TC-MEDICAL-001</w:t>
             </w:r>
           </w:p>
@@ -1246,6 +1867,11 @@
           </w:tcPr>
           <w:p>
             <w:r>
+              <w:rPr>
+                <w:rFonts w:ascii="Times New Roman" w:hAnsi="Times New Roman" w:eastAsia="Times New Roman"/>
+                <w:color w:val="000000"/>
+                <w:sz w:val="26"/>
+              </w:rPr>
               <w:t>7</w:t>
             </w:r>
           </w:p>
@@ -1256,6 +1882,11 @@
           </w:tcPr>
           <w:p>
             <w:r>
+              <w:rPr>
+                <w:rFonts w:ascii="Times New Roman" w:hAnsi="Times New Roman" w:eastAsia="Times New Roman"/>
+                <w:color w:val="000000"/>
+                <w:sz w:val="26"/>
+              </w:rPr>
               <w:t>PASS</w:t>
             </w:r>
           </w:p>
@@ -1266,16 +1897,26 @@
           </w:tcPr>
           <w:p>
             <w:r>
-              <w:t>01/09/2026 00:06:26</w:t>
-            </w:r>
-          </w:p>
-        </w:tc>
-        <w:tc>
-          <w:tcPr>
-            <w:tcW w:type="dxa" w:w="1440"/>
-          </w:tcPr>
-          <w:p>
-            <w:r>
+              <w:rPr>
+                <w:rFonts w:ascii="Times New Roman" w:hAnsi="Times New Roman" w:eastAsia="Times New Roman"/>
+                <w:color w:val="000000"/>
+                <w:sz w:val="26"/>
+              </w:rPr>
+              <w:t>06/09/2026 19:23:38</w:t>
+            </w:r>
+          </w:p>
+        </w:tc>
+        <w:tc>
+          <w:tcPr>
+            <w:tcW w:type="dxa" w:w="1440"/>
+          </w:tcPr>
+          <w:p>
+            <w:r>
+              <w:rPr>
+                <w:rFonts w:ascii="Times New Roman" w:hAnsi="Times New Roman" w:eastAsia="Times New Roman"/>
+                <w:color w:val="000000"/>
+                <w:sz w:val="26"/>
+              </w:rPr>
               <w:t>Nhập Chẩn đoán và Hướng điều trị hợp lệ</w:t>
             </w:r>
           </w:p>
@@ -1285,7 +1926,13 @@
             <w:tcW w:type="dxa" w:w="1440"/>
           </w:tcPr>
           <w:p>
-            <w:r/>
+            <w:r>
+              <w:rPr>
+                <w:rFonts w:ascii="Times New Roman" w:hAnsi="Times New Roman" w:eastAsia="Times New Roman"/>
+                <w:color w:val="000000"/>
+                <w:sz w:val="26"/>
+              </w:rPr>
+            </w:r>
           </w:p>
         </w:tc>
       </w:tr>
@@ -1296,6 +1943,11 @@
           </w:tcPr>
           <w:p>
             <w:r>
+              <w:rPr>
+                <w:rFonts w:ascii="Times New Roman" w:hAnsi="Times New Roman" w:eastAsia="Times New Roman"/>
+                <w:color w:val="000000"/>
+                <w:sz w:val="26"/>
+              </w:rPr>
               <w:t>TC-MEDICAL-001</w:t>
             </w:r>
           </w:p>
@@ -1306,6 +1958,11 @@
           </w:tcPr>
           <w:p>
             <w:r>
+              <w:rPr>
+                <w:rFonts w:ascii="Times New Roman" w:hAnsi="Times New Roman" w:eastAsia="Times New Roman"/>
+                <w:color w:val="000000"/>
+                <w:sz w:val="26"/>
+              </w:rPr>
               <w:t>8</w:t>
             </w:r>
           </w:p>
@@ -1316,6 +1973,11 @@
           </w:tcPr>
           <w:p>
             <w:r>
+              <w:rPr>
+                <w:rFonts w:ascii="Times New Roman" w:hAnsi="Times New Roman" w:eastAsia="Times New Roman"/>
+                <w:color w:val="000000"/>
+                <w:sz w:val="26"/>
+              </w:rPr>
               <w:t>PASS</w:t>
             </w:r>
           </w:p>
@@ -1326,16 +1988,26 @@
           </w:tcPr>
           <w:p>
             <w:r>
-              <w:t>01/09/2026 00:06:26</w:t>
-            </w:r>
-          </w:p>
-        </w:tc>
-        <w:tc>
-          <w:tcPr>
-            <w:tcW w:type="dxa" w:w="1440"/>
-          </w:tcPr>
-          <w:p>
-            <w:r>
+              <w:rPr>
+                <w:rFonts w:ascii="Times New Roman" w:hAnsi="Times New Roman" w:eastAsia="Times New Roman"/>
+                <w:color w:val="000000"/>
+                <w:sz w:val="26"/>
+              </w:rPr>
+              <w:t>06/09/2026 19:23:39</w:t>
+            </w:r>
+          </w:p>
+        </w:tc>
+        <w:tc>
+          <w:tcPr>
+            <w:tcW w:type="dxa" w:w="1440"/>
+          </w:tcPr>
+          <w:p>
+            <w:r>
+              <w:rPr>
+                <w:rFonts w:ascii="Times New Roman" w:hAnsi="Times New Roman" w:eastAsia="Times New Roman"/>
+                <w:color w:val="000000"/>
+                <w:sz w:val="26"/>
+              </w:rPr>
               <w:t>Nhấn Lưu hồ sơ bệnh án và hệ thống mở trang Chi tiết hồ sơ bệnh án</w:t>
             </w:r>
           </w:p>
@@ -1345,7 +2017,13 @@
             <w:tcW w:type="dxa" w:w="1440"/>
           </w:tcPr>
           <w:p>
-            <w:r/>
+            <w:r>
+              <w:rPr>
+                <w:rFonts w:ascii="Times New Roman" w:hAnsi="Times New Roman" w:eastAsia="Times New Roman"/>
+                <w:color w:val="000000"/>
+                <w:sz w:val="26"/>
+              </w:rPr>
+            </w:r>
           </w:p>
         </w:tc>
       </w:tr>
@@ -1356,6 +2034,11 @@
           </w:tcPr>
           <w:p>
             <w:r>
+              <w:rPr>
+                <w:rFonts w:ascii="Times New Roman" w:hAnsi="Times New Roman" w:eastAsia="Times New Roman"/>
+                <w:color w:val="000000"/>
+                <w:sz w:val="26"/>
+              </w:rPr>
               <w:t>TC-MEDICAL-001</w:t>
             </w:r>
           </w:p>
@@ -1366,6 +2049,11 @@
           </w:tcPr>
           <w:p>
             <w:r>
+              <w:rPr>
+                <w:rFonts w:ascii="Times New Roman" w:hAnsi="Times New Roman" w:eastAsia="Times New Roman"/>
+                <w:color w:val="000000"/>
+                <w:sz w:val="26"/>
+              </w:rPr>
               <w:t>9</w:t>
             </w:r>
           </w:p>
@@ -1376,6 +2064,11 @@
           </w:tcPr>
           <w:p>
             <w:r>
+              <w:rPr>
+                <w:rFonts w:ascii="Times New Roman" w:hAnsi="Times New Roman" w:eastAsia="Times New Roman"/>
+                <w:color w:val="000000"/>
+                <w:sz w:val="26"/>
+              </w:rPr>
               <w:t>PASS</w:t>
             </w:r>
           </w:p>
@@ -1386,26 +2079,42 @@
           </w:tcPr>
           <w:p>
             <w:r>
-              <w:t>01/09/2026 00:06:30</w:t>
-            </w:r>
-          </w:p>
-        </w:tc>
-        <w:tc>
-          <w:tcPr>
-            <w:tcW w:type="dxa" w:w="1440"/>
-          </w:tcPr>
-          <w:p>
-            <w:r>
-              <w:t>Hồ sơ appointment #399 được tạo đúng, lịch chuyển sang Đã hoàn thành và nút Khám bệnh được thay bằng Xem hồ sơ</w:t>
-            </w:r>
-          </w:p>
-        </w:tc>
-        <w:tc>
-          <w:tcPr>
-            <w:tcW w:type="dxa" w:w="1440"/>
-          </w:tcPr>
-          <w:p>
-            <w:r/>
+              <w:rPr>
+                <w:rFonts w:ascii="Times New Roman" w:hAnsi="Times New Roman" w:eastAsia="Times New Roman"/>
+                <w:color w:val="000000"/>
+                <w:sz w:val="26"/>
+              </w:rPr>
+              <w:t>06/09/2026 19:23:42</w:t>
+            </w:r>
+          </w:p>
+        </w:tc>
+        <w:tc>
+          <w:tcPr>
+            <w:tcW w:type="dxa" w:w="1440"/>
+          </w:tcPr>
+          <w:p>
+            <w:r>
+              <w:rPr>
+                <w:rFonts w:ascii="Times New Roman" w:hAnsi="Times New Roman" w:eastAsia="Times New Roman"/>
+                <w:color w:val="000000"/>
+                <w:sz w:val="26"/>
+              </w:rPr>
+              <w:t>Hồ sơ appointment #484 được tạo đúng, lịch chuyển sang Đã hoàn thành và nút Khám bệnh được thay bằng Xem hồ sơ</w:t>
+            </w:r>
+          </w:p>
+        </w:tc>
+        <w:tc>
+          <w:tcPr>
+            <w:tcW w:type="dxa" w:w="1440"/>
+          </w:tcPr>
+          <w:p>
+            <w:r>
+              <w:rPr>
+                <w:rFonts w:ascii="Times New Roman" w:hAnsi="Times New Roman" w:eastAsia="Times New Roman"/>
+                <w:color w:val="000000"/>
+                <w:sz w:val="26"/>
+              </w:rPr>
+            </w:r>
           </w:p>
         </w:tc>
       </w:tr>
@@ -1416,6 +2125,11 @@
           </w:tcPr>
           <w:p>
             <w:r>
+              <w:rPr>
+                <w:rFonts w:ascii="Times New Roman" w:hAnsi="Times New Roman" w:eastAsia="Times New Roman"/>
+                <w:color w:val="000000"/>
+                <w:sz w:val="26"/>
+              </w:rPr>
               <w:t>TC-MEDICAL-002</w:t>
             </w:r>
           </w:p>
@@ -1426,6 +2140,11 @@
           </w:tcPr>
           <w:p>
             <w:r>
+              <w:rPr>
+                <w:rFonts w:ascii="Times New Roman" w:hAnsi="Times New Roman" w:eastAsia="Times New Roman"/>
+                <w:color w:val="000000"/>
+                <w:sz w:val="26"/>
+              </w:rPr>
               <w:t>1</w:t>
             </w:r>
           </w:p>
@@ -1436,6 +2155,11 @@
           </w:tcPr>
           <w:p>
             <w:r>
+              <w:rPr>
+                <w:rFonts w:ascii="Times New Roman" w:hAnsi="Times New Roman" w:eastAsia="Times New Roman"/>
+                <w:color w:val="000000"/>
+                <w:sz w:val="26"/>
+              </w:rPr>
               <w:t>PASS</w:t>
             </w:r>
           </w:p>
@@ -1446,16 +2170,26 @@
           </w:tcPr>
           <w:p>
             <w:r>
-              <w:t>01/09/2026 00:06:33</w:t>
-            </w:r>
-          </w:p>
-        </w:tc>
-        <w:tc>
-          <w:tcPr>
-            <w:tcW w:type="dxa" w:w="1440"/>
-          </w:tcPr>
-          <w:p>
-            <w:r>
+              <w:rPr>
+                <w:rFonts w:ascii="Times New Roman" w:hAnsi="Times New Roman" w:eastAsia="Times New Roman"/>
+                <w:color w:val="000000"/>
+                <w:sz w:val="26"/>
+              </w:rPr>
+              <w:t>06/09/2026 19:23:45</w:t>
+            </w:r>
+          </w:p>
+        </w:tc>
+        <w:tc>
+          <w:tcPr>
+            <w:tcW w:type="dxa" w:w="1440"/>
+          </w:tcPr>
+          <w:p>
+            <w:r>
+              <w:rPr>
+                <w:rFonts w:ascii="Times New Roman" w:hAnsi="Times New Roman" w:eastAsia="Times New Roman"/>
+                <w:color w:val="000000"/>
+                <w:sz w:val="26"/>
+              </w:rPr>
               <w:t>Chuẩn bị appointment #68 ở trạng thái Đã xác nhận và chưa có hồ sơ bệnh án</w:t>
             </w:r>
           </w:p>
@@ -1465,7 +2199,13 @@
             <w:tcW w:type="dxa" w:w="1440"/>
           </w:tcPr>
           <w:p>
-            <w:r/>
+            <w:r>
+              <w:rPr>
+                <w:rFonts w:ascii="Times New Roman" w:hAnsi="Times New Roman" w:eastAsia="Times New Roman"/>
+                <w:color w:val="000000"/>
+                <w:sz w:val="26"/>
+              </w:rPr>
+            </w:r>
           </w:p>
         </w:tc>
       </w:tr>
@@ -1476,6 +2216,11 @@
           </w:tcPr>
           <w:p>
             <w:r>
+              <w:rPr>
+                <w:rFonts w:ascii="Times New Roman" w:hAnsi="Times New Roman" w:eastAsia="Times New Roman"/>
+                <w:color w:val="000000"/>
+                <w:sz w:val="26"/>
+              </w:rPr>
               <w:t>TC-MEDICAL-002</w:t>
             </w:r>
           </w:p>
@@ -1486,6 +2231,11 @@
           </w:tcPr>
           <w:p>
             <w:r>
+              <w:rPr>
+                <w:rFonts w:ascii="Times New Roman" w:hAnsi="Times New Roman" w:eastAsia="Times New Roman"/>
+                <w:color w:val="000000"/>
+                <w:sz w:val="26"/>
+              </w:rPr>
               <w:t>2</w:t>
             </w:r>
           </w:p>
@@ -1496,6 +2246,11 @@
           </w:tcPr>
           <w:p>
             <w:r>
+              <w:rPr>
+                <w:rFonts w:ascii="Times New Roman" w:hAnsi="Times New Roman" w:eastAsia="Times New Roman"/>
+                <w:color w:val="000000"/>
+                <w:sz w:val="26"/>
+              </w:rPr>
               <w:t>PASS</w:t>
             </w:r>
           </w:p>
@@ -1506,16 +2261,26 @@
           </w:tcPr>
           <w:p>
             <w:r>
-              <w:t>01/09/2026 00:06:39</w:t>
-            </w:r>
-          </w:p>
-        </w:tc>
-        <w:tc>
-          <w:tcPr>
-            <w:tcW w:type="dxa" w:w="1440"/>
-          </w:tcPr>
-          <w:p>
-            <w:r>
+              <w:rPr>
+                <w:rFonts w:ascii="Times New Roman" w:hAnsi="Times New Roman" w:eastAsia="Times New Roman"/>
+                <w:color w:val="000000"/>
+                <w:sz w:val="26"/>
+              </w:rPr>
+              <w:t>06/09/2026 19:23:52</w:t>
+            </w:r>
+          </w:p>
+        </w:tc>
+        <w:tc>
+          <w:tcPr>
+            <w:tcW w:type="dxa" w:w="1440"/>
+          </w:tcPr>
+          <w:p>
+            <w:r>
+              <w:rPr>
+                <w:rFonts w:ascii="Times New Roman" w:hAnsi="Times New Roman" w:eastAsia="Times New Roman"/>
+                <w:color w:val="000000"/>
+                <w:sz w:val="26"/>
+              </w:rPr>
               <w:t>Đăng nhập bằng tài khoản bác sĩ phụ trách thành công</w:t>
             </w:r>
           </w:p>
@@ -1525,7 +2290,13 @@
             <w:tcW w:type="dxa" w:w="1440"/>
           </w:tcPr>
           <w:p>
-            <w:r/>
+            <w:r>
+              <w:rPr>
+                <w:rFonts w:ascii="Times New Roman" w:hAnsi="Times New Roman" w:eastAsia="Times New Roman"/>
+                <w:color w:val="000000"/>
+                <w:sz w:val="26"/>
+              </w:rPr>
+            </w:r>
           </w:p>
         </w:tc>
       </w:tr>
@@ -1536,6 +2307,11 @@
           </w:tcPr>
           <w:p>
             <w:r>
+              <w:rPr>
+                <w:rFonts w:ascii="Times New Roman" w:hAnsi="Times New Roman" w:eastAsia="Times New Roman"/>
+                <w:color w:val="000000"/>
+                <w:sz w:val="26"/>
+              </w:rPr>
               <w:t>TC-MEDICAL-002</w:t>
             </w:r>
           </w:p>
@@ -1546,6 +2322,11 @@
           </w:tcPr>
           <w:p>
             <w:r>
+              <w:rPr>
+                <w:rFonts w:ascii="Times New Roman" w:hAnsi="Times New Roman" w:eastAsia="Times New Roman"/>
+                <w:color w:val="000000"/>
+                <w:sz w:val="26"/>
+              </w:rPr>
               <w:t>3</w:t>
             </w:r>
           </w:p>
@@ -1556,6 +2337,11 @@
           </w:tcPr>
           <w:p>
             <w:r>
+              <w:rPr>
+                <w:rFonts w:ascii="Times New Roman" w:hAnsi="Times New Roman" w:eastAsia="Times New Roman"/>
+                <w:color w:val="000000"/>
+                <w:sz w:val="26"/>
+              </w:rPr>
               <w:t>PASS</w:t>
             </w:r>
           </w:p>
@@ -1566,16 +2352,26 @@
           </w:tcPr>
           <w:p>
             <w:r>
-              <w:t>01/09/2026 00:06:40</w:t>
-            </w:r>
-          </w:p>
-        </w:tc>
-        <w:tc>
-          <w:tcPr>
-            <w:tcW w:type="dxa" w:w="1440"/>
-          </w:tcPr>
-          <w:p>
-            <w:r>
+              <w:rPr>
+                <w:rFonts w:ascii="Times New Roman" w:hAnsi="Times New Roman" w:eastAsia="Times New Roman"/>
+                <w:color w:val="000000"/>
+                <w:sz w:val="26"/>
+              </w:rPr>
+              <w:t>06/09/2026 19:23:52</w:t>
+            </w:r>
+          </w:p>
+        </w:tc>
+        <w:tc>
+          <w:tcPr>
+            <w:tcW w:type="dxa" w:w="1440"/>
+          </w:tcPr>
+          <w:p>
+            <w:r>
+              <w:rPr>
+                <w:rFonts w:ascii="Times New Roman" w:hAnsi="Times New Roman" w:eastAsia="Times New Roman"/>
+                <w:color w:val="000000"/>
+                <w:sz w:val="26"/>
+              </w:rPr>
               <w:t>Mở đúng trang Khám bệnh của appointment #68</w:t>
             </w:r>
           </w:p>
@@ -1585,7 +2381,13 @@
             <w:tcW w:type="dxa" w:w="1440"/>
           </w:tcPr>
           <w:p>
-            <w:r/>
+            <w:r>
+              <w:rPr>
+                <w:rFonts w:ascii="Times New Roman" w:hAnsi="Times New Roman" w:eastAsia="Times New Roman"/>
+                <w:color w:val="000000"/>
+                <w:sz w:val="26"/>
+              </w:rPr>
+            </w:r>
           </w:p>
         </w:tc>
       </w:tr>
@@ -1596,6 +2398,11 @@
           </w:tcPr>
           <w:p>
             <w:r>
+              <w:rPr>
+                <w:rFonts w:ascii="Times New Roman" w:hAnsi="Times New Roman" w:eastAsia="Times New Roman"/>
+                <w:color w:val="000000"/>
+                <w:sz w:val="26"/>
+              </w:rPr>
               <w:t>TC-MEDICAL-002</w:t>
             </w:r>
           </w:p>
@@ -1606,6 +2413,11 @@
           </w:tcPr>
           <w:p>
             <w:r>
+              <w:rPr>
+                <w:rFonts w:ascii="Times New Roman" w:hAnsi="Times New Roman" w:eastAsia="Times New Roman"/>
+                <w:color w:val="000000"/>
+                <w:sz w:val="26"/>
+              </w:rPr>
               <w:t>4</w:t>
             </w:r>
           </w:p>
@@ -1616,6 +2428,11 @@
           </w:tcPr>
           <w:p>
             <w:r>
+              <w:rPr>
+                <w:rFonts w:ascii="Times New Roman" w:hAnsi="Times New Roman" w:eastAsia="Times New Roman"/>
+                <w:color w:val="000000"/>
+                <w:sz w:val="26"/>
+              </w:rPr>
               <w:t>PASS</w:t>
             </w:r>
           </w:p>
@@ -1626,16 +2443,26 @@
           </w:tcPr>
           <w:p>
             <w:r>
-              <w:t>01/09/2026 00:06:40</w:t>
-            </w:r>
-          </w:p>
-        </w:tc>
-        <w:tc>
-          <w:tcPr>
-            <w:tcW w:type="dxa" w:w="1440"/>
-          </w:tcPr>
-          <w:p>
-            <w:r>
+              <w:rPr>
+                <w:rFonts w:ascii="Times New Roman" w:hAnsi="Times New Roman" w:eastAsia="Times New Roman"/>
+                <w:color w:val="000000"/>
+                <w:sz w:val="26"/>
+              </w:rPr>
+              <w:t>06/09/2026 19:23:53</w:t>
+            </w:r>
+          </w:p>
+        </w:tc>
+        <w:tc>
+          <w:tcPr>
+            <w:tcW w:type="dxa" w:w="1440"/>
+          </w:tcPr>
+          <w:p>
+            <w:r>
+              <w:rPr>
+                <w:rFonts w:ascii="Times New Roman" w:hAnsi="Times New Roman" w:eastAsia="Times New Roman"/>
+                <w:color w:val="000000"/>
+                <w:sz w:val="26"/>
+              </w:rPr>
               <w:t>Để trống Chẩn đoán và nhập Hướng điều trị hợp lệ</w:t>
             </w:r>
           </w:p>
@@ -1645,7 +2472,13 @@
             <w:tcW w:type="dxa" w:w="1440"/>
           </w:tcPr>
           <w:p>
-            <w:r/>
+            <w:r>
+              <w:rPr>
+                <w:rFonts w:ascii="Times New Roman" w:hAnsi="Times New Roman" w:eastAsia="Times New Roman"/>
+                <w:color w:val="000000"/>
+                <w:sz w:val="26"/>
+              </w:rPr>
+            </w:r>
           </w:p>
         </w:tc>
       </w:tr>
@@ -1656,6 +2489,11 @@
           </w:tcPr>
           <w:p>
             <w:r>
+              <w:rPr>
+                <w:rFonts w:ascii="Times New Roman" w:hAnsi="Times New Roman" w:eastAsia="Times New Roman"/>
+                <w:color w:val="000000"/>
+                <w:sz w:val="26"/>
+              </w:rPr>
               <w:t>TC-MEDICAL-002</w:t>
             </w:r>
           </w:p>
@@ -1666,6 +2504,11 @@
           </w:tcPr>
           <w:p>
             <w:r>
+              <w:rPr>
+                <w:rFonts w:ascii="Times New Roman" w:hAnsi="Times New Roman" w:eastAsia="Times New Roman"/>
+                <w:color w:val="000000"/>
+                <w:sz w:val="26"/>
+              </w:rPr>
               <w:t>5</w:t>
             </w:r>
           </w:p>
@@ -1676,6 +2519,11 @@
           </w:tcPr>
           <w:p>
             <w:r>
+              <w:rPr>
+                <w:rFonts w:ascii="Times New Roman" w:hAnsi="Times New Roman" w:eastAsia="Times New Roman"/>
+                <w:color w:val="000000"/>
+                <w:sz w:val="26"/>
+              </w:rPr>
               <w:t>PASS</w:t>
             </w:r>
           </w:p>
@@ -1686,16 +2534,26 @@
           </w:tcPr>
           <w:p>
             <w:r>
-              <w:t>01/09/2026 00:06:41</w:t>
-            </w:r>
-          </w:p>
-        </w:tc>
-        <w:tc>
-          <w:tcPr>
-            <w:tcW w:type="dxa" w:w="1440"/>
-          </w:tcPr>
-          <w:p>
-            <w:r>
+              <w:rPr>
+                <w:rFonts w:ascii="Times New Roman" w:hAnsi="Times New Roman" w:eastAsia="Times New Roman"/>
+                <w:color w:val="000000"/>
+                <w:sz w:val="26"/>
+              </w:rPr>
+              <w:t>06/09/2026 19:23:53</w:t>
+            </w:r>
+          </w:p>
+        </w:tc>
+        <w:tc>
+          <w:tcPr>
+            <w:tcW w:type="dxa" w:w="1440"/>
+          </w:tcPr>
+          <w:p>
+            <w:r>
+              <w:rPr>
+                <w:rFonts w:ascii="Times New Roman" w:hAnsi="Times New Roman" w:eastAsia="Times New Roman"/>
+                <w:color w:val="000000"/>
+                <w:sz w:val="26"/>
+              </w:rPr>
               <w:t>Nhấn Lưu hồ sơ bệnh án</w:t>
             </w:r>
           </w:p>
@@ -1705,7 +2563,13 @@
             <w:tcW w:type="dxa" w:w="1440"/>
           </w:tcPr>
           <w:p>
-            <w:r/>
+            <w:r>
+              <w:rPr>
+                <w:rFonts w:ascii="Times New Roman" w:hAnsi="Times New Roman" w:eastAsia="Times New Roman"/>
+                <w:color w:val="000000"/>
+                <w:sz w:val="26"/>
+              </w:rPr>
+            </w:r>
           </w:p>
         </w:tc>
       </w:tr>
@@ -1716,6 +2580,11 @@
           </w:tcPr>
           <w:p>
             <w:r>
+              <w:rPr>
+                <w:rFonts w:ascii="Times New Roman" w:hAnsi="Times New Roman" w:eastAsia="Times New Roman"/>
+                <w:color w:val="000000"/>
+                <w:sz w:val="26"/>
+              </w:rPr>
               <w:t>TC-MEDICAL-002</w:t>
             </w:r>
           </w:p>
@@ -1726,6 +2595,11 @@
           </w:tcPr>
           <w:p>
             <w:r>
+              <w:rPr>
+                <w:rFonts w:ascii="Times New Roman" w:hAnsi="Times New Roman" w:eastAsia="Times New Roman"/>
+                <w:color w:val="000000"/>
+                <w:sz w:val="26"/>
+              </w:rPr>
               <w:t>6</w:t>
             </w:r>
           </w:p>
@@ -1736,6 +2610,11 @@
           </w:tcPr>
           <w:p>
             <w:r>
+              <w:rPr>
+                <w:rFonts w:ascii="Times New Roman" w:hAnsi="Times New Roman" w:eastAsia="Times New Roman"/>
+                <w:color w:val="000000"/>
+                <w:sz w:val="26"/>
+              </w:rPr>
               <w:t>PASS</w:t>
             </w:r>
           </w:p>
@@ -1746,16 +2625,26 @@
           </w:tcPr>
           <w:p>
             <w:r>
-              <w:t>01/09/2026 00:06:41</w:t>
-            </w:r>
-          </w:p>
-        </w:tc>
-        <w:tc>
-          <w:tcPr>
-            <w:tcW w:type="dxa" w:w="1440"/>
-          </w:tcPr>
-          <w:p>
-            <w:r>
+              <w:rPr>
+                <w:rFonts w:ascii="Times New Roman" w:hAnsi="Times New Roman" w:eastAsia="Times New Roman"/>
+                <w:color w:val="000000"/>
+                <w:sz w:val="26"/>
+              </w:rPr>
+              <w:t>06/09/2026 19:23:53</w:t>
+            </w:r>
+          </w:p>
+        </w:tc>
+        <w:tc>
+          <w:tcPr>
+            <w:tcW w:type="dxa" w:w="1440"/>
+          </w:tcPr>
+          <w:p>
+            <w:r>
+              <w:rPr>
+                <w:rFonts w:ascii="Times New Roman" w:hAnsi="Times New Roman" w:eastAsia="Times New Roman"/>
+                <w:color w:val="000000"/>
+                <w:sz w:val="26"/>
+              </w:rPr>
               <w:t>Hiển thị đúng thông báo yêu cầu nhập đầy đủ Chẩn đoán và Hướng điều trị</w:t>
             </w:r>
           </w:p>
@@ -1765,7 +2654,13 @@
             <w:tcW w:type="dxa" w:w="1440"/>
           </w:tcPr>
           <w:p>
-            <w:r/>
+            <w:r>
+              <w:rPr>
+                <w:rFonts w:ascii="Times New Roman" w:hAnsi="Times New Roman" w:eastAsia="Times New Roman"/>
+                <w:color w:val="000000"/>
+                <w:sz w:val="26"/>
+              </w:rPr>
+            </w:r>
           </w:p>
         </w:tc>
       </w:tr>
@@ -1776,6 +2671,11 @@
           </w:tcPr>
           <w:p>
             <w:r>
+              <w:rPr>
+                <w:rFonts w:ascii="Times New Roman" w:hAnsi="Times New Roman" w:eastAsia="Times New Roman"/>
+                <w:color w:val="000000"/>
+                <w:sz w:val="26"/>
+              </w:rPr>
               <w:t>TC-MEDICAL-002</w:t>
             </w:r>
           </w:p>
@@ -1786,6 +2686,11 @@
           </w:tcPr>
           <w:p>
             <w:r>
+              <w:rPr>
+                <w:rFonts w:ascii="Times New Roman" w:hAnsi="Times New Roman" w:eastAsia="Times New Roman"/>
+                <w:color w:val="000000"/>
+                <w:sz w:val="26"/>
+              </w:rPr>
               <w:t>7</w:t>
             </w:r>
           </w:p>
@@ -1796,6 +2701,11 @@
           </w:tcPr>
           <w:p>
             <w:r>
+              <w:rPr>
+                <w:rFonts w:ascii="Times New Roman" w:hAnsi="Times New Roman" w:eastAsia="Times New Roman"/>
+                <w:color w:val="000000"/>
+                <w:sz w:val="26"/>
+              </w:rPr>
               <w:t>PASS</w:t>
             </w:r>
           </w:p>
@@ -1806,16 +2716,26 @@
           </w:tcPr>
           <w:p>
             <w:r>
-              <w:t>01/09/2026 00:06:44</w:t>
-            </w:r>
-          </w:p>
-        </w:tc>
-        <w:tc>
-          <w:tcPr>
-            <w:tcW w:type="dxa" w:w="1440"/>
-          </w:tcPr>
-          <w:p>
-            <w:r>
+              <w:rPr>
+                <w:rFonts w:ascii="Times New Roman" w:hAnsi="Times New Roman" w:eastAsia="Times New Roman"/>
+                <w:color w:val="000000"/>
+                <w:sz w:val="26"/>
+              </w:rPr>
+              <w:t>06/09/2026 19:23:56</w:t>
+            </w:r>
+          </w:p>
+        </w:tc>
+        <w:tc>
+          <w:tcPr>
+            <w:tcW w:type="dxa" w:w="1440"/>
+          </w:tcPr>
+          <w:p>
+            <w:r>
+              <w:rPr>
+                <w:rFonts w:ascii="Times New Roman" w:hAnsi="Times New Roman" w:eastAsia="Times New Roman"/>
+                <w:color w:val="000000"/>
+                <w:sz w:val="26"/>
+              </w:rPr>
               <w:t>Không tạo hồ sơ bệnh án và appointment #68 vẫn ở trạng thái Đã xác nhận</w:t>
             </w:r>
           </w:p>
@@ -1825,7 +2745,13 @@
             <w:tcW w:type="dxa" w:w="1440"/>
           </w:tcPr>
           <w:p>
-            <w:r/>
+            <w:r>
+              <w:rPr>
+                <w:rFonts w:ascii="Times New Roman" w:hAnsi="Times New Roman" w:eastAsia="Times New Roman"/>
+                <w:color w:val="000000"/>
+                <w:sz w:val="26"/>
+              </w:rPr>
+            </w:r>
           </w:p>
         </w:tc>
       </w:tr>
@@ -1836,6 +2762,11 @@
           </w:tcPr>
           <w:p>
             <w:r>
+              <w:rPr>
+                <w:rFonts w:ascii="Times New Roman" w:hAnsi="Times New Roman" w:eastAsia="Times New Roman"/>
+                <w:color w:val="000000"/>
+                <w:sz w:val="26"/>
+              </w:rPr>
               <w:t>TC-MEDICAL-003</w:t>
             </w:r>
           </w:p>
@@ -1846,6 +2777,11 @@
           </w:tcPr>
           <w:p>
             <w:r>
+              <w:rPr>
+                <w:rFonts w:ascii="Times New Roman" w:hAnsi="Times New Roman" w:eastAsia="Times New Roman"/>
+                <w:color w:val="000000"/>
+                <w:sz w:val="26"/>
+              </w:rPr>
               <w:t>1</w:t>
             </w:r>
           </w:p>
@@ -1856,6 +2792,11 @@
           </w:tcPr>
           <w:p>
             <w:r>
+              <w:rPr>
+                <w:rFonts w:ascii="Times New Roman" w:hAnsi="Times New Roman" w:eastAsia="Times New Roman"/>
+                <w:color w:val="000000"/>
+                <w:sz w:val="26"/>
+              </w:rPr>
               <w:t>PASS</w:t>
             </w:r>
           </w:p>
@@ -1866,16 +2807,26 @@
           </w:tcPr>
           <w:p>
             <w:r>
-              <w:t>01/09/2026 00:06:48</w:t>
-            </w:r>
-          </w:p>
-        </w:tc>
-        <w:tc>
-          <w:tcPr>
-            <w:tcW w:type="dxa" w:w="1440"/>
-          </w:tcPr>
-          <w:p>
-            <w:r>
+              <w:rPr>
+                <w:rFonts w:ascii="Times New Roman" w:hAnsi="Times New Roman" w:eastAsia="Times New Roman"/>
+                <w:color w:val="000000"/>
+                <w:sz w:val="26"/>
+              </w:rPr>
+              <w:t>06/09/2026 19:24:00</w:t>
+            </w:r>
+          </w:p>
+        </w:tc>
+        <w:tc>
+          <w:tcPr>
+            <w:tcW w:type="dxa" w:w="1440"/>
+          </w:tcPr>
+          <w:p>
+            <w:r>
+              <w:rPr>
+                <w:rFonts w:ascii="Times New Roman" w:hAnsi="Times New Roman" w:eastAsia="Times New Roman"/>
+                <w:color w:val="000000"/>
+                <w:sz w:val="26"/>
+              </w:rPr>
               <w:t>Chuẩn bị appointment #69 ở trạng thái Đã xác nhận và chưa có hồ sơ bệnh án</w:t>
             </w:r>
           </w:p>
@@ -1885,7 +2836,13 @@
             <w:tcW w:type="dxa" w:w="1440"/>
           </w:tcPr>
           <w:p>
-            <w:r/>
+            <w:r>
+              <w:rPr>
+                <w:rFonts w:ascii="Times New Roman" w:hAnsi="Times New Roman" w:eastAsia="Times New Roman"/>
+                <w:color w:val="000000"/>
+                <w:sz w:val="26"/>
+              </w:rPr>
+            </w:r>
           </w:p>
         </w:tc>
       </w:tr>
@@ -1896,6 +2853,11 @@
           </w:tcPr>
           <w:p>
             <w:r>
+              <w:rPr>
+                <w:rFonts w:ascii="Times New Roman" w:hAnsi="Times New Roman" w:eastAsia="Times New Roman"/>
+                <w:color w:val="000000"/>
+                <w:sz w:val="26"/>
+              </w:rPr>
               <w:t>TC-MEDICAL-003</w:t>
             </w:r>
           </w:p>
@@ -1906,6 +2868,11 @@
           </w:tcPr>
           <w:p>
             <w:r>
+              <w:rPr>
+                <w:rFonts w:ascii="Times New Roman" w:hAnsi="Times New Roman" w:eastAsia="Times New Roman"/>
+                <w:color w:val="000000"/>
+                <w:sz w:val="26"/>
+              </w:rPr>
               <w:t>2</w:t>
             </w:r>
           </w:p>
@@ -1916,6 +2883,11 @@
           </w:tcPr>
           <w:p>
             <w:r>
+              <w:rPr>
+                <w:rFonts w:ascii="Times New Roman" w:hAnsi="Times New Roman" w:eastAsia="Times New Roman"/>
+                <w:color w:val="000000"/>
+                <w:sz w:val="26"/>
+              </w:rPr>
               <w:t>PASS</w:t>
             </w:r>
           </w:p>
@@ -1926,16 +2898,26 @@
           </w:tcPr>
           <w:p>
             <w:r>
-              <w:t>01/09/2026 00:06:54</w:t>
-            </w:r>
-          </w:p>
-        </w:tc>
-        <w:tc>
-          <w:tcPr>
-            <w:tcW w:type="dxa" w:w="1440"/>
-          </w:tcPr>
-          <w:p>
-            <w:r>
+              <w:rPr>
+                <w:rFonts w:ascii="Times New Roman" w:hAnsi="Times New Roman" w:eastAsia="Times New Roman"/>
+                <w:color w:val="000000"/>
+                <w:sz w:val="26"/>
+              </w:rPr>
+              <w:t>06/09/2026 19:24:06</w:t>
+            </w:r>
+          </w:p>
+        </w:tc>
+        <w:tc>
+          <w:tcPr>
+            <w:tcW w:type="dxa" w:w="1440"/>
+          </w:tcPr>
+          <w:p>
+            <w:r>
+              <w:rPr>
+                <w:rFonts w:ascii="Times New Roman" w:hAnsi="Times New Roman" w:eastAsia="Times New Roman"/>
+                <w:color w:val="000000"/>
+                <w:sz w:val="26"/>
+              </w:rPr>
               <w:t>Đăng nhập bằng tài khoản bác sĩ phụ trách thành công</w:t>
             </w:r>
           </w:p>
@@ -1945,7 +2927,13 @@
             <w:tcW w:type="dxa" w:w="1440"/>
           </w:tcPr>
           <w:p>
-            <w:r/>
+            <w:r>
+              <w:rPr>
+                <w:rFonts w:ascii="Times New Roman" w:hAnsi="Times New Roman" w:eastAsia="Times New Roman"/>
+                <w:color w:val="000000"/>
+                <w:sz w:val="26"/>
+              </w:rPr>
+            </w:r>
           </w:p>
         </w:tc>
       </w:tr>
@@ -1956,6 +2944,11 @@
           </w:tcPr>
           <w:p>
             <w:r>
+              <w:rPr>
+                <w:rFonts w:ascii="Times New Roman" w:hAnsi="Times New Roman" w:eastAsia="Times New Roman"/>
+                <w:color w:val="000000"/>
+                <w:sz w:val="26"/>
+              </w:rPr>
               <w:t>TC-MEDICAL-003</w:t>
             </w:r>
           </w:p>
@@ -1966,6 +2959,11 @@
           </w:tcPr>
           <w:p>
             <w:r>
+              <w:rPr>
+                <w:rFonts w:ascii="Times New Roman" w:hAnsi="Times New Roman" w:eastAsia="Times New Roman"/>
+                <w:color w:val="000000"/>
+                <w:sz w:val="26"/>
+              </w:rPr>
               <w:t>3</w:t>
             </w:r>
           </w:p>
@@ -1976,6 +2974,11 @@
           </w:tcPr>
           <w:p>
             <w:r>
+              <w:rPr>
+                <w:rFonts w:ascii="Times New Roman" w:hAnsi="Times New Roman" w:eastAsia="Times New Roman"/>
+                <w:color w:val="000000"/>
+                <w:sz w:val="26"/>
+              </w:rPr>
               <w:t>PASS</w:t>
             </w:r>
           </w:p>
@@ -1986,16 +2989,26 @@
           </w:tcPr>
           <w:p>
             <w:r>
-              <w:t>01/09/2026 00:06:55</w:t>
-            </w:r>
-          </w:p>
-        </w:tc>
-        <w:tc>
-          <w:tcPr>
-            <w:tcW w:type="dxa" w:w="1440"/>
-          </w:tcPr>
-          <w:p>
-            <w:r>
+              <w:rPr>
+                <w:rFonts w:ascii="Times New Roman" w:hAnsi="Times New Roman" w:eastAsia="Times New Roman"/>
+                <w:color w:val="000000"/>
+                <w:sz w:val="26"/>
+              </w:rPr>
+              <w:t>06/09/2026 19:24:07</w:t>
+            </w:r>
+          </w:p>
+        </w:tc>
+        <w:tc>
+          <w:tcPr>
+            <w:tcW w:type="dxa" w:w="1440"/>
+          </w:tcPr>
+          <w:p>
+            <w:r>
+              <w:rPr>
+                <w:rFonts w:ascii="Times New Roman" w:hAnsi="Times New Roman" w:eastAsia="Times New Roman"/>
+                <w:color w:val="000000"/>
+                <w:sz w:val="26"/>
+              </w:rPr>
               <w:t>Mở đúng trang Khám bệnh của appointment #69</w:t>
             </w:r>
           </w:p>
@@ -2005,7 +3018,13 @@
             <w:tcW w:type="dxa" w:w="1440"/>
           </w:tcPr>
           <w:p>
-            <w:r/>
+            <w:r>
+              <w:rPr>
+                <w:rFonts w:ascii="Times New Roman" w:hAnsi="Times New Roman" w:eastAsia="Times New Roman"/>
+                <w:color w:val="000000"/>
+                <w:sz w:val="26"/>
+              </w:rPr>
+            </w:r>
           </w:p>
         </w:tc>
       </w:tr>
@@ -2016,6 +3035,11 @@
           </w:tcPr>
           <w:p>
             <w:r>
+              <w:rPr>
+                <w:rFonts w:ascii="Times New Roman" w:hAnsi="Times New Roman" w:eastAsia="Times New Roman"/>
+                <w:color w:val="000000"/>
+                <w:sz w:val="26"/>
+              </w:rPr>
               <w:t>TC-MEDICAL-003</w:t>
             </w:r>
           </w:p>
@@ -2026,6 +3050,11 @@
           </w:tcPr>
           <w:p>
             <w:r>
+              <w:rPr>
+                <w:rFonts w:ascii="Times New Roman" w:hAnsi="Times New Roman" w:eastAsia="Times New Roman"/>
+                <w:color w:val="000000"/>
+                <w:sz w:val="26"/>
+              </w:rPr>
               <w:t>4</w:t>
             </w:r>
           </w:p>
@@ -2036,6 +3065,11 @@
           </w:tcPr>
           <w:p>
             <w:r>
+              <w:rPr>
+                <w:rFonts w:ascii="Times New Roman" w:hAnsi="Times New Roman" w:eastAsia="Times New Roman"/>
+                <w:color w:val="000000"/>
+                <w:sz w:val="26"/>
+              </w:rPr>
               <w:t>PASS</w:t>
             </w:r>
           </w:p>
@@ -2046,16 +3080,26 @@
           </w:tcPr>
           <w:p>
             <w:r>
-              <w:t>01/09/2026 00:06:55</w:t>
-            </w:r>
-          </w:p>
-        </w:tc>
-        <w:tc>
-          <w:tcPr>
-            <w:tcW w:type="dxa" w:w="1440"/>
-          </w:tcPr>
-          <w:p>
-            <w:r>
+              <w:rPr>
+                <w:rFonts w:ascii="Times New Roman" w:hAnsi="Times New Roman" w:eastAsia="Times New Roman"/>
+                <w:color w:val="000000"/>
+                <w:sz w:val="26"/>
+              </w:rPr>
+              <w:t>06/09/2026 19:24:07</w:t>
+            </w:r>
+          </w:p>
+        </w:tc>
+        <w:tc>
+          <w:tcPr>
+            <w:tcW w:type="dxa" w:w="1440"/>
+          </w:tcPr>
+          <w:p>
+            <w:r>
+              <w:rPr>
+                <w:rFonts w:ascii="Times New Roman" w:hAnsi="Times New Roman" w:eastAsia="Times New Roman"/>
+                <w:color w:val="000000"/>
+                <w:sz w:val="26"/>
+              </w:rPr>
               <w:t>Nhập Chẩn đoán hợp lệ và để trống Hướng điều trị</w:t>
             </w:r>
           </w:p>
@@ -2065,7 +3109,13 @@
             <w:tcW w:type="dxa" w:w="1440"/>
           </w:tcPr>
           <w:p>
-            <w:r/>
+            <w:r>
+              <w:rPr>
+                <w:rFonts w:ascii="Times New Roman" w:hAnsi="Times New Roman" w:eastAsia="Times New Roman"/>
+                <w:color w:val="000000"/>
+                <w:sz w:val="26"/>
+              </w:rPr>
+            </w:r>
           </w:p>
         </w:tc>
       </w:tr>
@@ -2076,6 +3126,11 @@
           </w:tcPr>
           <w:p>
             <w:r>
+              <w:rPr>
+                <w:rFonts w:ascii="Times New Roman" w:hAnsi="Times New Roman" w:eastAsia="Times New Roman"/>
+                <w:color w:val="000000"/>
+                <w:sz w:val="26"/>
+              </w:rPr>
               <w:t>TC-MEDICAL-003</w:t>
             </w:r>
           </w:p>
@@ -2086,6 +3141,11 @@
           </w:tcPr>
           <w:p>
             <w:r>
+              <w:rPr>
+                <w:rFonts w:ascii="Times New Roman" w:hAnsi="Times New Roman" w:eastAsia="Times New Roman"/>
+                <w:color w:val="000000"/>
+                <w:sz w:val="26"/>
+              </w:rPr>
               <w:t>5</w:t>
             </w:r>
           </w:p>
@@ -2096,6 +3156,11 @@
           </w:tcPr>
           <w:p>
             <w:r>
+              <w:rPr>
+                <w:rFonts w:ascii="Times New Roman" w:hAnsi="Times New Roman" w:eastAsia="Times New Roman"/>
+                <w:color w:val="000000"/>
+                <w:sz w:val="26"/>
+              </w:rPr>
               <w:t>PASS</w:t>
             </w:r>
           </w:p>
@@ -2106,16 +3171,26 @@
           </w:tcPr>
           <w:p>
             <w:r>
-              <w:t>01/09/2026 00:06:56</w:t>
-            </w:r>
-          </w:p>
-        </w:tc>
-        <w:tc>
-          <w:tcPr>
-            <w:tcW w:type="dxa" w:w="1440"/>
-          </w:tcPr>
-          <w:p>
-            <w:r>
+              <w:rPr>
+                <w:rFonts w:ascii="Times New Roman" w:hAnsi="Times New Roman" w:eastAsia="Times New Roman"/>
+                <w:color w:val="000000"/>
+                <w:sz w:val="26"/>
+              </w:rPr>
+              <w:t>06/09/2026 19:24:08</w:t>
+            </w:r>
+          </w:p>
+        </w:tc>
+        <w:tc>
+          <w:tcPr>
+            <w:tcW w:type="dxa" w:w="1440"/>
+          </w:tcPr>
+          <w:p>
+            <w:r>
+              <w:rPr>
+                <w:rFonts w:ascii="Times New Roman" w:hAnsi="Times New Roman" w:eastAsia="Times New Roman"/>
+                <w:color w:val="000000"/>
+                <w:sz w:val="26"/>
+              </w:rPr>
               <w:t>Nhấn Lưu hồ sơ bệnh án</w:t>
             </w:r>
           </w:p>
@@ -2125,7 +3200,13 @@
             <w:tcW w:type="dxa" w:w="1440"/>
           </w:tcPr>
           <w:p>
-            <w:r/>
+            <w:r>
+              <w:rPr>
+                <w:rFonts w:ascii="Times New Roman" w:hAnsi="Times New Roman" w:eastAsia="Times New Roman"/>
+                <w:color w:val="000000"/>
+                <w:sz w:val="26"/>
+              </w:rPr>
+            </w:r>
           </w:p>
         </w:tc>
       </w:tr>
@@ -2136,6 +3217,11 @@
           </w:tcPr>
           <w:p>
             <w:r>
+              <w:rPr>
+                <w:rFonts w:ascii="Times New Roman" w:hAnsi="Times New Roman" w:eastAsia="Times New Roman"/>
+                <w:color w:val="000000"/>
+                <w:sz w:val="26"/>
+              </w:rPr>
               <w:t>TC-MEDICAL-003</w:t>
             </w:r>
           </w:p>
@@ -2146,6 +3232,11 @@
           </w:tcPr>
           <w:p>
             <w:r>
+              <w:rPr>
+                <w:rFonts w:ascii="Times New Roman" w:hAnsi="Times New Roman" w:eastAsia="Times New Roman"/>
+                <w:color w:val="000000"/>
+                <w:sz w:val="26"/>
+              </w:rPr>
               <w:t>6</w:t>
             </w:r>
           </w:p>
@@ -2156,6 +3247,11 @@
           </w:tcPr>
           <w:p>
             <w:r>
+              <w:rPr>
+                <w:rFonts w:ascii="Times New Roman" w:hAnsi="Times New Roman" w:eastAsia="Times New Roman"/>
+                <w:color w:val="000000"/>
+                <w:sz w:val="26"/>
+              </w:rPr>
               <w:t>PASS</w:t>
             </w:r>
           </w:p>
@@ -2166,16 +3262,26 @@
           </w:tcPr>
           <w:p>
             <w:r>
-              <w:t>01/09/2026 00:06:56</w:t>
-            </w:r>
-          </w:p>
-        </w:tc>
-        <w:tc>
-          <w:tcPr>
-            <w:tcW w:type="dxa" w:w="1440"/>
-          </w:tcPr>
-          <w:p>
-            <w:r>
+              <w:rPr>
+                <w:rFonts w:ascii="Times New Roman" w:hAnsi="Times New Roman" w:eastAsia="Times New Roman"/>
+                <w:color w:val="000000"/>
+                <w:sz w:val="26"/>
+              </w:rPr>
+              <w:t>06/09/2026 19:24:08</w:t>
+            </w:r>
+          </w:p>
+        </w:tc>
+        <w:tc>
+          <w:tcPr>
+            <w:tcW w:type="dxa" w:w="1440"/>
+          </w:tcPr>
+          <w:p>
+            <w:r>
+              <w:rPr>
+                <w:rFonts w:ascii="Times New Roman" w:hAnsi="Times New Roman" w:eastAsia="Times New Roman"/>
+                <w:color w:val="000000"/>
+                <w:sz w:val="26"/>
+              </w:rPr>
               <w:t>Hiển thị đúng thông báo yêu cầu nhập đầy đủ Chẩn đoán và Hướng điều trị</w:t>
             </w:r>
           </w:p>
@@ -2185,7 +3291,13 @@
             <w:tcW w:type="dxa" w:w="1440"/>
           </w:tcPr>
           <w:p>
-            <w:r/>
+            <w:r>
+              <w:rPr>
+                <w:rFonts w:ascii="Times New Roman" w:hAnsi="Times New Roman" w:eastAsia="Times New Roman"/>
+                <w:color w:val="000000"/>
+                <w:sz w:val="26"/>
+              </w:rPr>
+            </w:r>
           </w:p>
         </w:tc>
       </w:tr>
@@ -2196,6 +3308,11 @@
           </w:tcPr>
           <w:p>
             <w:r>
+              <w:rPr>
+                <w:rFonts w:ascii="Times New Roman" w:hAnsi="Times New Roman" w:eastAsia="Times New Roman"/>
+                <w:color w:val="000000"/>
+                <w:sz w:val="26"/>
+              </w:rPr>
               <w:t>TC-MEDICAL-003</w:t>
             </w:r>
           </w:p>
@@ -2206,6 +3323,11 @@
           </w:tcPr>
           <w:p>
             <w:r>
+              <w:rPr>
+                <w:rFonts w:ascii="Times New Roman" w:hAnsi="Times New Roman" w:eastAsia="Times New Roman"/>
+                <w:color w:val="000000"/>
+                <w:sz w:val="26"/>
+              </w:rPr>
               <w:t>7</w:t>
             </w:r>
           </w:p>
@@ -2216,6 +3338,11 @@
           </w:tcPr>
           <w:p>
             <w:r>
+              <w:rPr>
+                <w:rFonts w:ascii="Times New Roman" w:hAnsi="Times New Roman" w:eastAsia="Times New Roman"/>
+                <w:color w:val="000000"/>
+                <w:sz w:val="26"/>
+              </w:rPr>
               <w:t>PASS</w:t>
             </w:r>
           </w:p>
@@ -2226,16 +3353,26 @@
           </w:tcPr>
           <w:p>
             <w:r>
-              <w:t>01/09/2026 00:06:59</w:t>
-            </w:r>
-          </w:p>
-        </w:tc>
-        <w:tc>
-          <w:tcPr>
-            <w:tcW w:type="dxa" w:w="1440"/>
-          </w:tcPr>
-          <w:p>
-            <w:r>
+              <w:rPr>
+                <w:rFonts w:ascii="Times New Roman" w:hAnsi="Times New Roman" w:eastAsia="Times New Roman"/>
+                <w:color w:val="000000"/>
+                <w:sz w:val="26"/>
+              </w:rPr>
+              <w:t>06/09/2026 19:24:11</w:t>
+            </w:r>
+          </w:p>
+        </w:tc>
+        <w:tc>
+          <w:tcPr>
+            <w:tcW w:type="dxa" w:w="1440"/>
+          </w:tcPr>
+          <w:p>
+            <w:r>
+              <w:rPr>
+                <w:rFonts w:ascii="Times New Roman" w:hAnsi="Times New Roman" w:eastAsia="Times New Roman"/>
+                <w:color w:val="000000"/>
+                <w:sz w:val="26"/>
+              </w:rPr>
               <w:t>Không tạo hồ sơ bệnh án và appointment #69 vẫn ở trạng thái Đã xác nhận</w:t>
             </w:r>
           </w:p>
@@ -2245,7 +3382,13 @@
             <w:tcW w:type="dxa" w:w="1440"/>
           </w:tcPr>
           <w:p>
-            <w:r/>
+            <w:r>
+              <w:rPr>
+                <w:rFonts w:ascii="Times New Roman" w:hAnsi="Times New Roman" w:eastAsia="Times New Roman"/>
+                <w:color w:val="000000"/>
+                <w:sz w:val="26"/>
+              </w:rPr>
+            </w:r>
           </w:p>
         </w:tc>
       </w:tr>
@@ -2256,6 +3399,11 @@
           </w:tcPr>
           <w:p>
             <w:r>
+              <w:rPr>
+                <w:rFonts w:ascii="Times New Roman" w:hAnsi="Times New Roman" w:eastAsia="Times New Roman"/>
+                <w:color w:val="000000"/>
+                <w:sz w:val="26"/>
+              </w:rPr>
               <w:t>TC-MEDICAL-004</w:t>
             </w:r>
           </w:p>
@@ -2266,6 +3414,11 @@
           </w:tcPr>
           <w:p>
             <w:r>
+              <w:rPr>
+                <w:rFonts w:ascii="Times New Roman" w:hAnsi="Times New Roman" w:eastAsia="Times New Roman"/>
+                <w:color w:val="000000"/>
+                <w:sz w:val="26"/>
+              </w:rPr>
               <w:t>1</w:t>
             </w:r>
           </w:p>
@@ -2276,6 +3429,11 @@
           </w:tcPr>
           <w:p>
             <w:r>
+              <w:rPr>
+                <w:rFonts w:ascii="Times New Roman" w:hAnsi="Times New Roman" w:eastAsia="Times New Roman"/>
+                <w:color w:val="000000"/>
+                <w:sz w:val="26"/>
+              </w:rPr>
               <w:t>PASS</w:t>
             </w:r>
           </w:p>
@@ -2286,16 +3444,26 @@
           </w:tcPr>
           <w:p>
             <w:r>
-              <w:t>01/09/2026 00:07:02</w:t>
-            </w:r>
-          </w:p>
-        </w:tc>
-        <w:tc>
-          <w:tcPr>
-            <w:tcW w:type="dxa" w:w="1440"/>
-          </w:tcPr>
-          <w:p>
-            <w:r>
+              <w:rPr>
+                <w:rFonts w:ascii="Times New Roman" w:hAnsi="Times New Roman" w:eastAsia="Times New Roman"/>
+                <w:color w:val="000000"/>
+                <w:sz w:val="26"/>
+              </w:rPr>
+              <w:t>06/09/2026 19:24:14</w:t>
+            </w:r>
+          </w:p>
+        </w:tc>
+        <w:tc>
+          <w:tcPr>
+            <w:tcW w:type="dxa" w:w="1440"/>
+          </w:tcPr>
+          <w:p>
+            <w:r>
+              <w:rPr>
+                <w:rFonts w:ascii="Times New Roman" w:hAnsi="Times New Roman" w:eastAsia="Times New Roman"/>
+                <w:color w:val="000000"/>
+                <w:sz w:val="26"/>
+              </w:rPr>
               <w:t>Chuẩn bị appointment #70 ở trạng thái Đã hoàn thành và đã có hồ sơ bệnh án</w:t>
             </w:r>
           </w:p>
@@ -2305,7 +3473,13 @@
             <w:tcW w:type="dxa" w:w="1440"/>
           </w:tcPr>
           <w:p>
-            <w:r/>
+            <w:r>
+              <w:rPr>
+                <w:rFonts w:ascii="Times New Roman" w:hAnsi="Times New Roman" w:eastAsia="Times New Roman"/>
+                <w:color w:val="000000"/>
+                <w:sz w:val="26"/>
+              </w:rPr>
+            </w:r>
           </w:p>
         </w:tc>
       </w:tr>
@@ -2316,6 +3490,11 @@
           </w:tcPr>
           <w:p>
             <w:r>
+              <w:rPr>
+                <w:rFonts w:ascii="Times New Roman" w:hAnsi="Times New Roman" w:eastAsia="Times New Roman"/>
+                <w:color w:val="000000"/>
+                <w:sz w:val="26"/>
+              </w:rPr>
               <w:t>TC-MEDICAL-004</w:t>
             </w:r>
           </w:p>
@@ -2326,6 +3505,11 @@
           </w:tcPr>
           <w:p>
             <w:r>
+              <w:rPr>
+                <w:rFonts w:ascii="Times New Roman" w:hAnsi="Times New Roman" w:eastAsia="Times New Roman"/>
+                <w:color w:val="000000"/>
+                <w:sz w:val="26"/>
+              </w:rPr>
               <w:t>2</w:t>
             </w:r>
           </w:p>
@@ -2336,6 +3520,11 @@
           </w:tcPr>
           <w:p>
             <w:r>
+              <w:rPr>
+                <w:rFonts w:ascii="Times New Roman" w:hAnsi="Times New Roman" w:eastAsia="Times New Roman"/>
+                <w:color w:val="000000"/>
+                <w:sz w:val="26"/>
+              </w:rPr>
               <w:t>PASS</w:t>
             </w:r>
           </w:p>
@@ -2346,16 +3535,26 @@
           </w:tcPr>
           <w:p>
             <w:r>
-              <w:t>01/09/2026 00:07:09</w:t>
-            </w:r>
-          </w:p>
-        </w:tc>
-        <w:tc>
-          <w:tcPr>
-            <w:tcW w:type="dxa" w:w="1440"/>
-          </w:tcPr>
-          <w:p>
-            <w:r>
+              <w:rPr>
+                <w:rFonts w:ascii="Times New Roman" w:hAnsi="Times New Roman" w:eastAsia="Times New Roman"/>
+                <w:color w:val="000000"/>
+                <w:sz w:val="26"/>
+              </w:rPr>
+              <w:t>06/09/2026 19:24:21</w:t>
+            </w:r>
+          </w:p>
+        </w:tc>
+        <w:tc>
+          <w:tcPr>
+            <w:tcW w:type="dxa" w:w="1440"/>
+          </w:tcPr>
+          <w:p>
+            <w:r>
+              <w:rPr>
+                <w:rFonts w:ascii="Times New Roman" w:hAnsi="Times New Roman" w:eastAsia="Times New Roman"/>
+                <w:color w:val="000000"/>
+                <w:sz w:val="26"/>
+              </w:rPr>
               <w:t>Đăng nhập bằng tài khoản bác sĩ phụ trách thành công</w:t>
             </w:r>
           </w:p>
@@ -2365,7 +3564,13 @@
             <w:tcW w:type="dxa" w:w="1440"/>
           </w:tcPr>
           <w:p>
-            <w:r/>
+            <w:r>
+              <w:rPr>
+                <w:rFonts w:ascii="Times New Roman" w:hAnsi="Times New Roman" w:eastAsia="Times New Roman"/>
+                <w:color w:val="000000"/>
+                <w:sz w:val="26"/>
+              </w:rPr>
+            </w:r>
           </w:p>
         </w:tc>
       </w:tr>
@@ -2376,6 +3581,11 @@
           </w:tcPr>
           <w:p>
             <w:r>
+              <w:rPr>
+                <w:rFonts w:ascii="Times New Roman" w:hAnsi="Times New Roman" w:eastAsia="Times New Roman"/>
+                <w:color w:val="000000"/>
+                <w:sz w:val="26"/>
+              </w:rPr>
               <w:t>TC-MEDICAL-004</w:t>
             </w:r>
           </w:p>
@@ -2386,6 +3596,11 @@
           </w:tcPr>
           <w:p>
             <w:r>
+              <w:rPr>
+                <w:rFonts w:ascii="Times New Roman" w:hAnsi="Times New Roman" w:eastAsia="Times New Roman"/>
+                <w:color w:val="000000"/>
+                <w:sz w:val="26"/>
+              </w:rPr>
               <w:t>3</w:t>
             </w:r>
           </w:p>
@@ -2396,6 +3611,11 @@
           </w:tcPr>
           <w:p>
             <w:r>
+              <w:rPr>
+                <w:rFonts w:ascii="Times New Roman" w:hAnsi="Times New Roman" w:eastAsia="Times New Roman"/>
+                <w:color w:val="000000"/>
+                <w:sz w:val="26"/>
+              </w:rPr>
               <w:t>PASS</w:t>
             </w:r>
           </w:p>
@@ -2406,16 +3626,26 @@
           </w:tcPr>
           <w:p>
             <w:r>
-              <w:t>01/09/2026 00:07:09</w:t>
-            </w:r>
-          </w:p>
-        </w:tc>
-        <w:tc>
-          <w:tcPr>
-            <w:tcW w:type="dxa" w:w="1440"/>
-          </w:tcPr>
-          <w:p>
-            <w:r>
+              <w:rPr>
+                <w:rFonts w:ascii="Times New Roman" w:hAnsi="Times New Roman" w:eastAsia="Times New Roman"/>
+                <w:color w:val="000000"/>
+                <w:sz w:val="26"/>
+              </w:rPr>
+              <w:t>06/09/2026 19:24:21</w:t>
+            </w:r>
+          </w:p>
+        </w:tc>
+        <w:tc>
+          <w:tcPr>
+            <w:tcW w:type="dxa" w:w="1440"/>
+          </w:tcPr>
+          <w:p>
+            <w:r>
+              <w:rPr>
+                <w:rFonts w:ascii="Times New Roman" w:hAnsi="Times New Roman" w:eastAsia="Times New Roman"/>
+                <w:color w:val="000000"/>
+                <w:sz w:val="26"/>
+              </w:rPr>
               <w:t>Mở trang Lịch hẹn bệnh nhân và tìm đúng appointment #70</w:t>
             </w:r>
           </w:p>
@@ -2425,7 +3655,13 @@
             <w:tcW w:type="dxa" w:w="1440"/>
           </w:tcPr>
           <w:p>
-            <w:r/>
+            <w:r>
+              <w:rPr>
+                <w:rFonts w:ascii="Times New Roman" w:hAnsi="Times New Roman" w:eastAsia="Times New Roman"/>
+                <w:color w:val="000000"/>
+                <w:sz w:val="26"/>
+              </w:rPr>
+            </w:r>
           </w:p>
         </w:tc>
       </w:tr>
@@ -2436,6 +3672,11 @@
           </w:tcPr>
           <w:p>
             <w:r>
+              <w:rPr>
+                <w:rFonts w:ascii="Times New Roman" w:hAnsi="Times New Roman" w:eastAsia="Times New Roman"/>
+                <w:color w:val="000000"/>
+                <w:sz w:val="26"/>
+              </w:rPr>
               <w:t>TC-MEDICAL-004</w:t>
             </w:r>
           </w:p>
@@ -2446,6 +3687,11 @@
           </w:tcPr>
           <w:p>
             <w:r>
+              <w:rPr>
+                <w:rFonts w:ascii="Times New Roman" w:hAnsi="Times New Roman" w:eastAsia="Times New Roman"/>
+                <w:color w:val="000000"/>
+                <w:sz w:val="26"/>
+              </w:rPr>
               <w:t>4</w:t>
             </w:r>
           </w:p>
@@ -2456,6 +3702,11 @@
           </w:tcPr>
           <w:p>
             <w:r>
+              <w:rPr>
+                <w:rFonts w:ascii="Times New Roman" w:hAnsi="Times New Roman" w:eastAsia="Times New Roman"/>
+                <w:color w:val="000000"/>
+                <w:sz w:val="26"/>
+              </w:rPr>
               <w:t>PASS</w:t>
             </w:r>
           </w:p>
@@ -2466,16 +3717,26 @@
           </w:tcPr>
           <w:p>
             <w:r>
-              <w:t>01/09/2026 00:07:12</w:t>
-            </w:r>
-          </w:p>
-        </w:tc>
-        <w:tc>
-          <w:tcPr>
-            <w:tcW w:type="dxa" w:w="1440"/>
-          </w:tcPr>
-          <w:p>
-            <w:r>
+              <w:rPr>
+                <w:rFonts w:ascii="Times New Roman" w:hAnsi="Times New Roman" w:eastAsia="Times New Roman"/>
+                <w:color w:val="000000"/>
+                <w:sz w:val="26"/>
+              </w:rPr>
+              <w:t>06/09/2026 19:24:24</w:t>
+            </w:r>
+          </w:p>
+        </w:tc>
+        <w:tc>
+          <w:tcPr>
+            <w:tcW w:type="dxa" w:w="1440"/>
+          </w:tcPr>
+          <w:p>
+            <w:r>
+              <w:rPr>
+                <w:rFonts w:ascii="Times New Roman" w:hAnsi="Times New Roman" w:eastAsia="Times New Roman"/>
+                <w:color w:val="000000"/>
+                <w:sz w:val="26"/>
+              </w:rPr>
               <w:t>Appointment #70 ở trạng thái Đã hoàn thành, có nút Xem hồ sơ và không còn nút Khám bệnh</w:t>
             </w:r>
           </w:p>
@@ -2485,7 +3746,13 @@
             <w:tcW w:type="dxa" w:w="1440"/>
           </w:tcPr>
           <w:p>
-            <w:r/>
+            <w:r>
+              <w:rPr>
+                <w:rFonts w:ascii="Times New Roman" w:hAnsi="Times New Roman" w:eastAsia="Times New Roman"/>
+                <w:color w:val="000000"/>
+                <w:sz w:val="26"/>
+              </w:rPr>
+            </w:r>
           </w:p>
         </w:tc>
       </w:tr>
@@ -2496,6 +3763,11 @@
           </w:tcPr>
           <w:p>
             <w:r>
+              <w:rPr>
+                <w:rFonts w:ascii="Times New Roman" w:hAnsi="Times New Roman" w:eastAsia="Times New Roman"/>
+                <w:color w:val="000000"/>
+                <w:sz w:val="26"/>
+              </w:rPr>
               <w:t>TC-MEDICAL-004</w:t>
             </w:r>
           </w:p>
@@ -2506,6 +3778,11 @@
           </w:tcPr>
           <w:p>
             <w:r>
+              <w:rPr>
+                <w:rFonts w:ascii="Times New Roman" w:hAnsi="Times New Roman" w:eastAsia="Times New Roman"/>
+                <w:color w:val="000000"/>
+                <w:sz w:val="26"/>
+              </w:rPr>
               <w:t>5</w:t>
             </w:r>
           </w:p>
@@ -2516,6 +3793,11 @@
           </w:tcPr>
           <w:p>
             <w:r>
+              <w:rPr>
+                <w:rFonts w:ascii="Times New Roman" w:hAnsi="Times New Roman" w:eastAsia="Times New Roman"/>
+                <w:color w:val="000000"/>
+                <w:sz w:val="26"/>
+              </w:rPr>
               <w:t>PASS</w:t>
             </w:r>
           </w:p>
@@ -2526,16 +3808,26 @@
           </w:tcPr>
           <w:p>
             <w:r>
-              <w:t>01/09/2026 00:07:13</w:t>
-            </w:r>
-          </w:p>
-        </w:tc>
-        <w:tc>
-          <w:tcPr>
-            <w:tcW w:type="dxa" w:w="1440"/>
-          </w:tcPr>
-          <w:p>
-            <w:r>
+              <w:rPr>
+                <w:rFonts w:ascii="Times New Roman" w:hAnsi="Times New Roman" w:eastAsia="Times New Roman"/>
+                <w:color w:val="000000"/>
+                <w:sz w:val="26"/>
+              </w:rPr>
+              <w:t>06/09/2026 19:24:25</w:t>
+            </w:r>
+          </w:p>
+        </w:tc>
+        <w:tc>
+          <w:tcPr>
+            <w:tcW w:type="dxa" w:w="1440"/>
+          </w:tcPr>
+          <w:p>
+            <w:r>
+              <w:rPr>
+                <w:rFonts w:ascii="Times New Roman" w:hAnsi="Times New Roman" w:eastAsia="Times New Roman"/>
+                <w:color w:val="000000"/>
+                <w:sz w:val="26"/>
+              </w:rPr>
               <w:t>Nhấn Xem hồ sơ và hồ sơ hiện có hiển thị đúng Chẩn đoán và Hướng điều trị</w:t>
             </w:r>
           </w:p>
@@ -2545,7 +3837,13 @@
             <w:tcW w:type="dxa" w:w="1440"/>
           </w:tcPr>
           <w:p>
-            <w:r/>
+            <w:r>
+              <w:rPr>
+                <w:rFonts w:ascii="Times New Roman" w:hAnsi="Times New Roman" w:eastAsia="Times New Roman"/>
+                <w:color w:val="000000"/>
+                <w:sz w:val="26"/>
+              </w:rPr>
+            </w:r>
           </w:p>
         </w:tc>
       </w:tr>
@@ -2556,6 +3854,11 @@
           </w:tcPr>
           <w:p>
             <w:r>
+              <w:rPr>
+                <w:rFonts w:ascii="Times New Roman" w:hAnsi="Times New Roman" w:eastAsia="Times New Roman"/>
+                <w:color w:val="000000"/>
+                <w:sz w:val="26"/>
+              </w:rPr>
               <w:t>TC-MEDICAL-004</w:t>
             </w:r>
           </w:p>
@@ -2566,6 +3869,11 @@
           </w:tcPr>
           <w:p>
             <w:r>
+              <w:rPr>
+                <w:rFonts w:ascii="Times New Roman" w:hAnsi="Times New Roman" w:eastAsia="Times New Roman"/>
+                <w:color w:val="000000"/>
+                <w:sz w:val="26"/>
+              </w:rPr>
               <w:t>6</w:t>
             </w:r>
           </w:p>
@@ -2576,6 +3884,11 @@
           </w:tcPr>
           <w:p>
             <w:r>
+              <w:rPr>
+                <w:rFonts w:ascii="Times New Roman" w:hAnsi="Times New Roman" w:eastAsia="Times New Roman"/>
+                <w:color w:val="000000"/>
+                <w:sz w:val="26"/>
+              </w:rPr>
               <w:t>PASS</w:t>
             </w:r>
           </w:p>
@@ -2586,16 +3899,26 @@
           </w:tcPr>
           <w:p>
             <w:r>
-              <w:t>01/09/2026 00:07:13</w:t>
-            </w:r>
-          </w:p>
-        </w:tc>
-        <w:tc>
-          <w:tcPr>
-            <w:tcW w:type="dxa" w:w="1440"/>
-          </w:tcPr>
-          <w:p>
-            <w:r>
+              <w:rPr>
+                <w:rFonts w:ascii="Times New Roman" w:hAnsi="Times New Roman" w:eastAsia="Times New Roman"/>
+                <w:color w:val="000000"/>
+                <w:sz w:val="26"/>
+              </w:rPr>
+              <w:t>06/09/2026 19:24:25</w:t>
+            </w:r>
+          </w:p>
+        </w:tc>
+        <w:tc>
+          <w:tcPr>
+            <w:tcW w:type="dxa" w:w="1440"/>
+          </w:tcPr>
+          <w:p>
+            <w:r>
+              <w:rPr>
+                <w:rFonts w:ascii="Times New Roman" w:hAnsi="Times New Roman" w:eastAsia="Times New Roman"/>
+                <w:color w:val="000000"/>
+                <w:sz w:val="26"/>
+              </w:rPr>
               <w:t>Truy cập trực tiếp trang Khám bệnh với appointmentId=70</w:t>
             </w:r>
           </w:p>
@@ -2605,7 +3928,13 @@
             <w:tcW w:type="dxa" w:w="1440"/>
           </w:tcPr>
           <w:p>
-            <w:r/>
+            <w:r>
+              <w:rPr>
+                <w:rFonts w:ascii="Times New Roman" w:hAnsi="Times New Roman" w:eastAsia="Times New Roman"/>
+                <w:color w:val="000000"/>
+                <w:sz w:val="26"/>
+              </w:rPr>
+            </w:r>
           </w:p>
         </w:tc>
       </w:tr>
@@ -2616,6 +3945,11 @@
           </w:tcPr>
           <w:p>
             <w:r>
+              <w:rPr>
+                <w:rFonts w:ascii="Times New Roman" w:hAnsi="Times New Roman" w:eastAsia="Times New Roman"/>
+                <w:color w:val="000000"/>
+                <w:sz w:val="26"/>
+              </w:rPr>
               <w:t>TC-MEDICAL-004</w:t>
             </w:r>
           </w:p>
@@ -2626,6 +3960,11 @@
           </w:tcPr>
           <w:p>
             <w:r>
+              <w:rPr>
+                <w:rFonts w:ascii="Times New Roman" w:hAnsi="Times New Roman" w:eastAsia="Times New Roman"/>
+                <w:color w:val="000000"/>
+                <w:sz w:val="26"/>
+              </w:rPr>
               <w:t>7</w:t>
             </w:r>
           </w:p>
@@ -2636,6 +3975,11 @@
           </w:tcPr>
           <w:p>
             <w:r>
+              <w:rPr>
+                <w:rFonts w:ascii="Times New Roman" w:hAnsi="Times New Roman" w:eastAsia="Times New Roman"/>
+                <w:color w:val="000000"/>
+                <w:sz w:val="26"/>
+              </w:rPr>
               <w:t>PASS</w:t>
             </w:r>
           </w:p>
@@ -2646,16 +3990,26 @@
           </w:tcPr>
           <w:p>
             <w:r>
-              <w:t>01/09/2026 00:07:16</w:t>
-            </w:r>
-          </w:p>
-        </w:tc>
-        <w:tc>
-          <w:tcPr>
-            <w:tcW w:type="dxa" w:w="1440"/>
-          </w:tcPr>
-          <w:p>
-            <w:r>
+              <w:rPr>
+                <w:rFonts w:ascii="Times New Roman" w:hAnsi="Times New Roman" w:eastAsia="Times New Roman"/>
+                <w:color w:val="000000"/>
+                <w:sz w:val="26"/>
+              </w:rPr>
+              <w:t>06/09/2026 19:24:28</w:t>
+            </w:r>
+          </w:p>
+        </w:tc>
+        <w:tc>
+          <w:tcPr>
+            <w:tcW w:type="dxa" w:w="1440"/>
+          </w:tcPr>
+          <w:p>
+            <w:r>
+              <w:rPr>
+                <w:rFonts w:ascii="Times New Roman" w:hAnsi="Times New Roman" w:eastAsia="Times New Roman"/>
+                <w:color w:val="000000"/>
+                <w:sz w:val="26"/>
+              </w:rPr>
               <w:t>Hệ thống chặn thao tác Khám bệnh và không hiển thị form tạo hồ sơ bệnh án mới</w:t>
             </w:r>
           </w:p>
@@ -2665,7 +4019,13 @@
             <w:tcW w:type="dxa" w:w="1440"/>
           </w:tcPr>
           <w:p>
-            <w:r/>
+            <w:r>
+              <w:rPr>
+                <w:rFonts w:ascii="Times New Roman" w:hAnsi="Times New Roman" w:eastAsia="Times New Roman"/>
+                <w:color w:val="000000"/>
+                <w:sz w:val="26"/>
+              </w:rPr>
+            </w:r>
           </w:p>
         </w:tc>
       </w:tr>
@@ -2676,6 +4036,11 @@
           </w:tcPr>
           <w:p>
             <w:r>
+              <w:rPr>
+                <w:rFonts w:ascii="Times New Roman" w:hAnsi="Times New Roman" w:eastAsia="Times New Roman"/>
+                <w:color w:val="000000"/>
+                <w:sz w:val="26"/>
+              </w:rPr>
               <w:t>TC-MEDICAL-004</w:t>
             </w:r>
           </w:p>
@@ -2686,6 +4051,11 @@
           </w:tcPr>
           <w:p>
             <w:r>
+              <w:rPr>
+                <w:rFonts w:ascii="Times New Roman" w:hAnsi="Times New Roman" w:eastAsia="Times New Roman"/>
+                <w:color w:val="000000"/>
+                <w:sz w:val="26"/>
+              </w:rPr>
               <w:t>8</w:t>
             </w:r>
           </w:p>
@@ -2696,6 +4066,11 @@
           </w:tcPr>
           <w:p>
             <w:r>
+              <w:rPr>
+                <w:rFonts w:ascii="Times New Roman" w:hAnsi="Times New Roman" w:eastAsia="Times New Roman"/>
+                <w:color w:val="000000"/>
+                <w:sz w:val="26"/>
+              </w:rPr>
               <w:t>PASS</w:t>
             </w:r>
           </w:p>
@@ -2706,16 +4081,26 @@
           </w:tcPr>
           <w:p>
             <w:r>
-              <w:t>01/09/2026 00:07:16</w:t>
-            </w:r>
-          </w:p>
-        </w:tc>
-        <w:tc>
-          <w:tcPr>
-            <w:tcW w:type="dxa" w:w="1440"/>
-          </w:tcPr>
-          <w:p>
-            <w:r>
+              <w:rPr>
+                <w:rFonts w:ascii="Times New Roman" w:hAnsi="Times New Roman" w:eastAsia="Times New Roman"/>
+                <w:color w:val="000000"/>
+                <w:sz w:val="26"/>
+              </w:rPr>
+              <w:t>06/09/2026 19:24:29</w:t>
+            </w:r>
+          </w:p>
+        </w:tc>
+        <w:tc>
+          <w:tcPr>
+            <w:tcW w:type="dxa" w:w="1440"/>
+          </w:tcPr>
+          <w:p>
+            <w:r>
+              <w:rPr>
+                <w:rFonts w:ascii="Times New Roman" w:hAnsi="Times New Roman" w:eastAsia="Times New Roman"/>
+                <w:color w:val="000000"/>
+                <w:sz w:val="26"/>
+              </w:rPr>
               <w:t>Hồ sơ appointment #70 không thay đổi và lịch vẫn ở trạng thái Đã hoàn thành</w:t>
             </w:r>
           </w:p>
@@ -2725,7 +4110,13 @@
             <w:tcW w:type="dxa" w:w="1440"/>
           </w:tcPr>
           <w:p>
-            <w:r/>
+            <w:r>
+              <w:rPr>
+                <w:rFonts w:ascii="Times New Roman" w:hAnsi="Times New Roman" w:eastAsia="Times New Roman"/>
+                <w:color w:val="000000"/>
+                <w:sz w:val="26"/>
+              </w:rPr>
+            </w:r>
           </w:p>
         </w:tc>
       </w:tr>
@@ -2736,6 +4127,11 @@
           </w:tcPr>
           <w:p>
             <w:r>
+              <w:rPr>
+                <w:rFonts w:ascii="Times New Roman" w:hAnsi="Times New Roman" w:eastAsia="Times New Roman"/>
+                <w:color w:val="000000"/>
+                <w:sz w:val="26"/>
+              </w:rPr>
               <w:t>TC-MEDICAL-005</w:t>
             </w:r>
           </w:p>
@@ -2746,6 +4142,11 @@
           </w:tcPr>
           <w:p>
             <w:r>
+              <w:rPr>
+                <w:rFonts w:ascii="Times New Roman" w:hAnsi="Times New Roman" w:eastAsia="Times New Roman"/>
+                <w:color w:val="000000"/>
+                <w:sz w:val="26"/>
+              </w:rPr>
               <w:t>1</w:t>
             </w:r>
           </w:p>
@@ -2756,6 +4157,11 @@
           </w:tcPr>
           <w:p>
             <w:r>
+              <w:rPr>
+                <w:rFonts w:ascii="Times New Roman" w:hAnsi="Times New Roman" w:eastAsia="Times New Roman"/>
+                <w:color w:val="000000"/>
+                <w:sz w:val="26"/>
+              </w:rPr>
               <w:t>PASS</w:t>
             </w:r>
           </w:p>
@@ -2766,16 +4172,26 @@
           </w:tcPr>
           <w:p>
             <w:r>
-              <w:t>01/09/2026 00:07:19</w:t>
-            </w:r>
-          </w:p>
-        </w:tc>
-        <w:tc>
-          <w:tcPr>
-            <w:tcW w:type="dxa" w:w="1440"/>
-          </w:tcPr>
-          <w:p>
-            <w:r>
+              <w:rPr>
+                <w:rFonts w:ascii="Times New Roman" w:hAnsi="Times New Roman" w:eastAsia="Times New Roman"/>
+                <w:color w:val="000000"/>
+                <w:sz w:val="26"/>
+              </w:rPr>
+              <w:t>06/09/2026 19:24:32</w:t>
+            </w:r>
+          </w:p>
+        </w:tc>
+        <w:tc>
+          <w:tcPr>
+            <w:tcW w:type="dxa" w:w="1440"/>
+          </w:tcPr>
+          <w:p>
+            <w:r>
+              <w:rPr>
+                <w:rFonts w:ascii="Times New Roman" w:hAnsi="Times New Roman" w:eastAsia="Times New Roman"/>
+                <w:color w:val="000000"/>
+                <w:sz w:val="26"/>
+              </w:rPr>
               <w:t>Chuẩn bị appointment #64 ở trạng thái Đã hoàn thành và đã có hồ sơ bệnh án</w:t>
             </w:r>
           </w:p>
@@ -2785,7 +4201,13 @@
             <w:tcW w:type="dxa" w:w="1440"/>
           </w:tcPr>
           <w:p>
-            <w:r/>
+            <w:r>
+              <w:rPr>
+                <w:rFonts w:ascii="Times New Roman" w:hAnsi="Times New Roman" w:eastAsia="Times New Roman"/>
+                <w:color w:val="000000"/>
+                <w:sz w:val="26"/>
+              </w:rPr>
+            </w:r>
           </w:p>
         </w:tc>
       </w:tr>
@@ -2796,6 +4218,11 @@
           </w:tcPr>
           <w:p>
             <w:r>
+              <w:rPr>
+                <w:rFonts w:ascii="Times New Roman" w:hAnsi="Times New Roman" w:eastAsia="Times New Roman"/>
+                <w:color w:val="000000"/>
+                <w:sz w:val="26"/>
+              </w:rPr>
               <w:t>TC-MEDICAL-005</w:t>
             </w:r>
           </w:p>
@@ -2806,6 +4233,11 @@
           </w:tcPr>
           <w:p>
             <w:r>
+              <w:rPr>
+                <w:rFonts w:ascii="Times New Roman" w:hAnsi="Times New Roman" w:eastAsia="Times New Roman"/>
+                <w:color w:val="000000"/>
+                <w:sz w:val="26"/>
+              </w:rPr>
               <w:t>2</w:t>
             </w:r>
           </w:p>
@@ -2816,6 +4248,11 @@
           </w:tcPr>
           <w:p>
             <w:r>
+              <w:rPr>
+                <w:rFonts w:ascii="Times New Roman" w:hAnsi="Times New Roman" w:eastAsia="Times New Roman"/>
+                <w:color w:val="000000"/>
+                <w:sz w:val="26"/>
+              </w:rPr>
               <w:t>PASS</w:t>
             </w:r>
           </w:p>
@@ -2826,16 +4263,26 @@
           </w:tcPr>
           <w:p>
             <w:r>
-              <w:t>01/09/2026 00:07:26</w:t>
-            </w:r>
-          </w:p>
-        </w:tc>
-        <w:tc>
-          <w:tcPr>
-            <w:tcW w:type="dxa" w:w="1440"/>
-          </w:tcPr>
-          <w:p>
-            <w:r>
+              <w:rPr>
+                <w:rFonts w:ascii="Times New Roman" w:hAnsi="Times New Roman" w:eastAsia="Times New Roman"/>
+                <w:color w:val="000000"/>
+                <w:sz w:val="26"/>
+              </w:rPr>
+              <w:t>06/09/2026 19:24:38</w:t>
+            </w:r>
+          </w:p>
+        </w:tc>
+        <w:tc>
+          <w:tcPr>
+            <w:tcW w:type="dxa" w:w="1440"/>
+          </w:tcPr>
+          <w:p>
+            <w:r>
+              <w:rPr>
+                <w:rFonts w:ascii="Times New Roman" w:hAnsi="Times New Roman" w:eastAsia="Times New Roman"/>
+                <w:color w:val="000000"/>
+                <w:sz w:val="26"/>
+              </w:rPr>
               <w:t>Đăng nhập bằng tài khoản bác sĩ phụ trách thành công</w:t>
             </w:r>
           </w:p>
@@ -2845,7 +4292,13 @@
             <w:tcW w:type="dxa" w:w="1440"/>
           </w:tcPr>
           <w:p>
-            <w:r/>
+            <w:r>
+              <w:rPr>
+                <w:rFonts w:ascii="Times New Roman" w:hAnsi="Times New Roman" w:eastAsia="Times New Roman"/>
+                <w:color w:val="000000"/>
+                <w:sz w:val="26"/>
+              </w:rPr>
+            </w:r>
           </w:p>
         </w:tc>
       </w:tr>
@@ -2856,6 +4309,11 @@
           </w:tcPr>
           <w:p>
             <w:r>
+              <w:rPr>
+                <w:rFonts w:ascii="Times New Roman" w:hAnsi="Times New Roman" w:eastAsia="Times New Roman"/>
+                <w:color w:val="000000"/>
+                <w:sz w:val="26"/>
+              </w:rPr>
               <w:t>TC-MEDICAL-005</w:t>
             </w:r>
           </w:p>
@@ -2866,6 +4324,11 @@
           </w:tcPr>
           <w:p>
             <w:r>
+              <w:rPr>
+                <w:rFonts w:ascii="Times New Roman" w:hAnsi="Times New Roman" w:eastAsia="Times New Roman"/>
+                <w:color w:val="000000"/>
+                <w:sz w:val="26"/>
+              </w:rPr>
               <w:t>3</w:t>
             </w:r>
           </w:p>
@@ -2876,6 +4339,11 @@
           </w:tcPr>
           <w:p>
             <w:r>
+              <w:rPr>
+                <w:rFonts w:ascii="Times New Roman" w:hAnsi="Times New Roman" w:eastAsia="Times New Roman"/>
+                <w:color w:val="000000"/>
+                <w:sz w:val="26"/>
+              </w:rPr>
               <w:t>PASS</w:t>
             </w:r>
           </w:p>
@@ -2886,16 +4354,26 @@
           </w:tcPr>
           <w:p>
             <w:r>
-              <w:t>01/09/2026 00:07:26</w:t>
-            </w:r>
-          </w:p>
-        </w:tc>
-        <w:tc>
-          <w:tcPr>
-            <w:tcW w:type="dxa" w:w="1440"/>
-          </w:tcPr>
-          <w:p>
-            <w:r>
+              <w:rPr>
+                <w:rFonts w:ascii="Times New Roman" w:hAnsi="Times New Roman" w:eastAsia="Times New Roman"/>
+                <w:color w:val="000000"/>
+                <w:sz w:val="26"/>
+              </w:rPr>
+              <w:t>06/09/2026 19:24:38</w:t>
+            </w:r>
+          </w:p>
+        </w:tc>
+        <w:tc>
+          <w:tcPr>
+            <w:tcW w:type="dxa" w:w="1440"/>
+          </w:tcPr>
+          <w:p>
+            <w:r>
+              <w:rPr>
+                <w:rFonts w:ascii="Times New Roman" w:hAnsi="Times New Roman" w:eastAsia="Times New Roman"/>
+                <w:color w:val="000000"/>
+                <w:sz w:val="26"/>
+              </w:rPr>
               <w:t>Mở trang Lịch hẹn bệnh nhân và tìm đúng appointment #64</w:t>
             </w:r>
           </w:p>
@@ -2905,7 +4383,13 @@
             <w:tcW w:type="dxa" w:w="1440"/>
           </w:tcPr>
           <w:p>
-            <w:r/>
+            <w:r>
+              <w:rPr>
+                <w:rFonts w:ascii="Times New Roman" w:hAnsi="Times New Roman" w:eastAsia="Times New Roman"/>
+                <w:color w:val="000000"/>
+                <w:sz w:val="26"/>
+              </w:rPr>
+            </w:r>
           </w:p>
         </w:tc>
       </w:tr>
@@ -2916,6 +4400,11 @@
           </w:tcPr>
           <w:p>
             <w:r>
+              <w:rPr>
+                <w:rFonts w:ascii="Times New Roman" w:hAnsi="Times New Roman" w:eastAsia="Times New Roman"/>
+                <w:color w:val="000000"/>
+                <w:sz w:val="26"/>
+              </w:rPr>
               <w:t>TC-MEDICAL-005</w:t>
             </w:r>
           </w:p>
@@ -2926,6 +4415,11 @@
           </w:tcPr>
           <w:p>
             <w:r>
+              <w:rPr>
+                <w:rFonts w:ascii="Times New Roman" w:hAnsi="Times New Roman" w:eastAsia="Times New Roman"/>
+                <w:color w:val="000000"/>
+                <w:sz w:val="26"/>
+              </w:rPr>
               <w:t>4</w:t>
             </w:r>
           </w:p>
@@ -2936,6 +4430,11 @@
           </w:tcPr>
           <w:p>
             <w:r>
+              <w:rPr>
+                <w:rFonts w:ascii="Times New Roman" w:hAnsi="Times New Roman" w:eastAsia="Times New Roman"/>
+                <w:color w:val="000000"/>
+                <w:sz w:val="26"/>
+              </w:rPr>
               <w:t>PASS</w:t>
             </w:r>
           </w:p>
@@ -2946,16 +4445,26 @@
           </w:tcPr>
           <w:p>
             <w:r>
-              <w:t>01/09/2026 00:07:26</w:t>
-            </w:r>
-          </w:p>
-        </w:tc>
-        <w:tc>
-          <w:tcPr>
-            <w:tcW w:type="dxa" w:w="1440"/>
-          </w:tcPr>
-          <w:p>
-            <w:r>
+              <w:rPr>
+                <w:rFonts w:ascii="Times New Roman" w:hAnsi="Times New Roman" w:eastAsia="Times New Roman"/>
+                <w:color w:val="000000"/>
+                <w:sz w:val="26"/>
+              </w:rPr>
+              <w:t>06/09/2026 19:24:38</w:t>
+            </w:r>
+          </w:p>
+        </w:tc>
+        <w:tc>
+          <w:tcPr>
+            <w:tcW w:type="dxa" w:w="1440"/>
+          </w:tcPr>
+          <w:p>
+            <w:r>
+              <w:rPr>
+                <w:rFonts w:ascii="Times New Roman" w:hAnsi="Times New Roman" w:eastAsia="Times New Roman"/>
+                <w:color w:val="000000"/>
+                <w:sz w:val="26"/>
+              </w:rPr>
               <w:t>Appointment #64 có nút Xem hồ sơ</w:t>
             </w:r>
           </w:p>
@@ -2965,7 +4474,13 @@
             <w:tcW w:type="dxa" w:w="1440"/>
           </w:tcPr>
           <w:p>
-            <w:r/>
+            <w:r>
+              <w:rPr>
+                <w:rFonts w:ascii="Times New Roman" w:hAnsi="Times New Roman" w:eastAsia="Times New Roman"/>
+                <w:color w:val="000000"/>
+                <w:sz w:val="26"/>
+              </w:rPr>
+            </w:r>
           </w:p>
         </w:tc>
       </w:tr>
@@ -2976,6 +4491,11 @@
           </w:tcPr>
           <w:p>
             <w:r>
+              <w:rPr>
+                <w:rFonts w:ascii="Times New Roman" w:hAnsi="Times New Roman" w:eastAsia="Times New Roman"/>
+                <w:color w:val="000000"/>
+                <w:sz w:val="26"/>
+              </w:rPr>
               <w:t>TC-MEDICAL-005</w:t>
             </w:r>
           </w:p>
@@ -2986,6 +4506,11 @@
           </w:tcPr>
           <w:p>
             <w:r>
+              <w:rPr>
+                <w:rFonts w:ascii="Times New Roman" w:hAnsi="Times New Roman" w:eastAsia="Times New Roman"/>
+                <w:color w:val="000000"/>
+                <w:sz w:val="26"/>
+              </w:rPr>
               <w:t>5</w:t>
             </w:r>
           </w:p>
@@ -2996,6 +4521,11 @@
           </w:tcPr>
           <w:p>
             <w:r>
+              <w:rPr>
+                <w:rFonts w:ascii="Times New Roman" w:hAnsi="Times New Roman" w:eastAsia="Times New Roman"/>
+                <w:color w:val="000000"/>
+                <w:sz w:val="26"/>
+              </w:rPr>
               <w:t>PASS</w:t>
             </w:r>
           </w:p>
@@ -3006,16 +4536,26 @@
           </w:tcPr>
           <w:p>
             <w:r>
-              <w:t>01/09/2026 00:07:27</w:t>
-            </w:r>
-          </w:p>
-        </w:tc>
-        <w:tc>
-          <w:tcPr>
-            <w:tcW w:type="dxa" w:w="1440"/>
-          </w:tcPr>
-          <w:p>
-            <w:r>
+              <w:rPr>
+                <w:rFonts w:ascii="Times New Roman" w:hAnsi="Times New Roman" w:eastAsia="Times New Roman"/>
+                <w:color w:val="000000"/>
+                <w:sz w:val="26"/>
+              </w:rPr>
+              <w:t>06/09/2026 19:24:39</w:t>
+            </w:r>
+          </w:p>
+        </w:tc>
+        <w:tc>
+          <w:tcPr>
+            <w:tcW w:type="dxa" w:w="1440"/>
+          </w:tcPr>
+          <w:p>
+            <w:r>
+              <w:rPr>
+                <w:rFonts w:ascii="Times New Roman" w:hAnsi="Times New Roman" w:eastAsia="Times New Roman"/>
+                <w:color w:val="000000"/>
+                <w:sz w:val="26"/>
+              </w:rPr>
               <w:t>Nhấn Xem hồ sơ và mở thành công trang Chi tiết hồ sơ bệnh án</w:t>
             </w:r>
           </w:p>
@@ -3025,7 +4565,13 @@
             <w:tcW w:type="dxa" w:w="1440"/>
           </w:tcPr>
           <w:p>
-            <w:r/>
+            <w:r>
+              <w:rPr>
+                <w:rFonts w:ascii="Times New Roman" w:hAnsi="Times New Roman" w:eastAsia="Times New Roman"/>
+                <w:color w:val="000000"/>
+                <w:sz w:val="26"/>
+              </w:rPr>
+            </w:r>
           </w:p>
         </w:tc>
       </w:tr>
@@ -3036,6 +4582,11 @@
           </w:tcPr>
           <w:p>
             <w:r>
+              <w:rPr>
+                <w:rFonts w:ascii="Times New Roman" w:hAnsi="Times New Roman" w:eastAsia="Times New Roman"/>
+                <w:color w:val="000000"/>
+                <w:sz w:val="26"/>
+              </w:rPr>
               <w:t>TC-MEDICAL-005</w:t>
             </w:r>
           </w:p>
@@ -3046,6 +4597,11 @@
           </w:tcPr>
           <w:p>
             <w:r>
+              <w:rPr>
+                <w:rFonts w:ascii="Times New Roman" w:hAnsi="Times New Roman" w:eastAsia="Times New Roman"/>
+                <w:color w:val="000000"/>
+                <w:sz w:val="26"/>
+              </w:rPr>
               <w:t>6</w:t>
             </w:r>
           </w:p>
@@ -3056,6 +4612,11 @@
           </w:tcPr>
           <w:p>
             <w:r>
+              <w:rPr>
+                <w:rFonts w:ascii="Times New Roman" w:hAnsi="Times New Roman" w:eastAsia="Times New Roman"/>
+                <w:color w:val="000000"/>
+                <w:sz w:val="26"/>
+              </w:rPr>
               <w:t>PASS</w:t>
             </w:r>
           </w:p>
@@ -3066,16 +4627,26 @@
           </w:tcPr>
           <w:p>
             <w:r>
-              <w:t>01/09/2026 00:07:27</w:t>
-            </w:r>
-          </w:p>
-        </w:tc>
-        <w:tc>
-          <w:tcPr>
-            <w:tcW w:type="dxa" w:w="1440"/>
-          </w:tcPr>
-          <w:p>
-            <w:r>
+              <w:rPr>
+                <w:rFonts w:ascii="Times New Roman" w:hAnsi="Times New Roman" w:eastAsia="Times New Roman"/>
+                <w:color w:val="000000"/>
+                <w:sz w:val="26"/>
+              </w:rPr>
+              <w:t>06/09/2026 19:24:39</w:t>
+            </w:r>
+          </w:p>
+        </w:tc>
+        <w:tc>
+          <w:tcPr>
+            <w:tcW w:type="dxa" w:w="1440"/>
+          </w:tcPr>
+          <w:p>
+            <w:r>
+              <w:rPr>
+                <w:rFonts w:ascii="Times New Roman" w:hAnsi="Times New Roman" w:eastAsia="Times New Roman"/>
+                <w:color w:val="000000"/>
+                <w:sz w:val="26"/>
+              </w:rPr>
               <w:t>Hồ sơ gắn đúng appointment #64, bệnh nhân Duong Le Kim Phung và bác sĩ Ly Minh</w:t>
             </w:r>
           </w:p>
@@ -3085,7 +4656,13 @@
             <w:tcW w:type="dxa" w:w="1440"/>
           </w:tcPr>
           <w:p>
-            <w:r/>
+            <w:r>
+              <w:rPr>
+                <w:rFonts w:ascii="Times New Roman" w:hAnsi="Times New Roman" w:eastAsia="Times New Roman"/>
+                <w:color w:val="000000"/>
+                <w:sz w:val="26"/>
+              </w:rPr>
+            </w:r>
           </w:p>
         </w:tc>
       </w:tr>
@@ -3096,6 +4673,11 @@
           </w:tcPr>
           <w:p>
             <w:r>
+              <w:rPr>
+                <w:rFonts w:ascii="Times New Roman" w:hAnsi="Times New Roman" w:eastAsia="Times New Roman"/>
+                <w:color w:val="000000"/>
+                <w:sz w:val="26"/>
+              </w:rPr>
               <w:t>TC-MEDICAL-005</w:t>
             </w:r>
           </w:p>
@@ -3106,6 +4688,11 @@
           </w:tcPr>
           <w:p>
             <w:r>
+              <w:rPr>
+                <w:rFonts w:ascii="Times New Roman" w:hAnsi="Times New Roman" w:eastAsia="Times New Roman"/>
+                <w:color w:val="000000"/>
+                <w:sz w:val="26"/>
+              </w:rPr>
               <w:t>7</w:t>
             </w:r>
           </w:p>
@@ -3116,6 +4703,11 @@
           </w:tcPr>
           <w:p>
             <w:r>
+              <w:rPr>
+                <w:rFonts w:ascii="Times New Roman" w:hAnsi="Times New Roman" w:eastAsia="Times New Roman"/>
+                <w:color w:val="000000"/>
+                <w:sz w:val="26"/>
+              </w:rPr>
               <w:t>PASS</w:t>
             </w:r>
           </w:p>
@@ -3126,16 +4718,26 @@
           </w:tcPr>
           <w:p>
             <w:r>
-              <w:t>01/09/2026 00:07:27</w:t>
-            </w:r>
-          </w:p>
-        </w:tc>
-        <w:tc>
-          <w:tcPr>
-            <w:tcW w:type="dxa" w:w="1440"/>
-          </w:tcPr>
-          <w:p>
-            <w:r>
+              <w:rPr>
+                <w:rFonts w:ascii="Times New Roman" w:hAnsi="Times New Roman" w:eastAsia="Times New Roman"/>
+                <w:color w:val="000000"/>
+                <w:sz w:val="26"/>
+              </w:rPr>
+              <w:t>06/09/2026 19:24:39</w:t>
+            </w:r>
+          </w:p>
+        </w:tc>
+        <w:tc>
+          <w:tcPr>
+            <w:tcW w:type="dxa" w:w="1440"/>
+          </w:tcPr>
+          <w:p>
+            <w:r>
+              <w:rPr>
+                <w:rFonts w:ascii="Times New Roman" w:hAnsi="Times New Roman" w:eastAsia="Times New Roman"/>
+                <w:color w:val="000000"/>
+                <w:sz w:val="26"/>
+              </w:rPr>
               <w:t>Chẩn đoán và Hướng điều trị hiển thị đúng dữ liệu đã lưu</w:t>
             </w:r>
           </w:p>
@@ -3145,7 +4747,13 @@
             <w:tcW w:type="dxa" w:w="1440"/>
           </w:tcPr>
           <w:p>
-            <w:r/>
+            <w:r>
+              <w:rPr>
+                <w:rFonts w:ascii="Times New Roman" w:hAnsi="Times New Roman" w:eastAsia="Times New Roman"/>
+                <w:color w:val="000000"/>
+                <w:sz w:val="26"/>
+              </w:rPr>
+            </w:r>
           </w:p>
         </w:tc>
       </w:tr>
@@ -3156,6 +4764,11 @@
           </w:tcPr>
           <w:p>
             <w:r>
+              <w:rPr>
+                <w:rFonts w:ascii="Times New Roman" w:hAnsi="Times New Roman" w:eastAsia="Times New Roman"/>
+                <w:color w:val="000000"/>
+                <w:sz w:val="26"/>
+              </w:rPr>
               <w:t>TC-MEDICAL-005</w:t>
             </w:r>
           </w:p>
@@ -3166,6 +4779,11 @@
           </w:tcPr>
           <w:p>
             <w:r>
+              <w:rPr>
+                <w:rFonts w:ascii="Times New Roman" w:hAnsi="Times New Roman" w:eastAsia="Times New Roman"/>
+                <w:color w:val="000000"/>
+                <w:sz w:val="26"/>
+              </w:rPr>
               <w:t>8</w:t>
             </w:r>
           </w:p>
@@ -3176,6 +4794,11 @@
           </w:tcPr>
           <w:p>
             <w:r>
+              <w:rPr>
+                <w:rFonts w:ascii="Times New Roman" w:hAnsi="Times New Roman" w:eastAsia="Times New Roman"/>
+                <w:color w:val="000000"/>
+                <w:sz w:val="26"/>
+              </w:rPr>
               <w:t>PASS</w:t>
             </w:r>
           </w:p>
@@ -3186,16 +4809,26 @@
           </w:tcPr>
           <w:p>
             <w:r>
-              <w:t>01/09/2026 00:07:27</w:t>
-            </w:r>
-          </w:p>
-        </w:tc>
-        <w:tc>
-          <w:tcPr>
-            <w:tcW w:type="dxa" w:w="1440"/>
-          </w:tcPr>
-          <w:p>
-            <w:r>
+              <w:rPr>
+                <w:rFonts w:ascii="Times New Roman" w:hAnsi="Times New Roman" w:eastAsia="Times New Roman"/>
+                <w:color w:val="000000"/>
+                <w:sz w:val="26"/>
+              </w:rPr>
+              <w:t>06/09/2026 19:24:39</w:t>
+            </w:r>
+          </w:p>
+        </w:tc>
+        <w:tc>
+          <w:tcPr>
+            <w:tcW w:type="dxa" w:w="1440"/>
+          </w:tcPr>
+          <w:p>
+            <w:r>
+              <w:rPr>
+                <w:rFonts w:ascii="Times New Roman" w:hAnsi="Times New Roman" w:eastAsia="Times New Roman"/>
+                <w:color w:val="000000"/>
+                <w:sz w:val="26"/>
+              </w:rPr>
               <w:t>Thao tác xem hồ sơ không làm thay đổi dữ liệu và lịch vẫn ở trạng thái Đã hoàn thành</w:t>
             </w:r>
           </w:p>
@@ -3205,7 +4838,13 @@
             <w:tcW w:type="dxa" w:w="1440"/>
           </w:tcPr>
           <w:p>
-            <w:r/>
+            <w:r>
+              <w:rPr>
+                <w:rFonts w:ascii="Times New Roman" w:hAnsi="Times New Roman" w:eastAsia="Times New Roman"/>
+                <w:color w:val="000000"/>
+                <w:sz w:val="26"/>
+              </w:rPr>
+            </w:r>
           </w:p>
         </w:tc>
       </w:tr>
@@ -3216,6 +4855,11 @@
           </w:tcPr>
           <w:p>
             <w:r>
+              <w:rPr>
+                <w:rFonts w:ascii="Times New Roman" w:hAnsi="Times New Roman" w:eastAsia="Times New Roman"/>
+                <w:color w:val="000000"/>
+                <w:sz w:val="26"/>
+              </w:rPr>
               <w:t>TC-MEDICAL-006</w:t>
             </w:r>
           </w:p>
@@ -3226,6 +4870,11 @@
           </w:tcPr>
           <w:p>
             <w:r>
+              <w:rPr>
+                <w:rFonts w:ascii="Times New Roman" w:hAnsi="Times New Roman" w:eastAsia="Times New Roman"/>
+                <w:color w:val="000000"/>
+                <w:sz w:val="26"/>
+              </w:rPr>
               <w:t>1</w:t>
             </w:r>
           </w:p>
@@ -3236,6 +4885,11 @@
           </w:tcPr>
           <w:p>
             <w:r>
+              <w:rPr>
+                <w:rFonts w:ascii="Times New Roman" w:hAnsi="Times New Roman" w:eastAsia="Times New Roman"/>
+                <w:color w:val="000000"/>
+                <w:sz w:val="26"/>
+              </w:rPr>
               <w:t>PASS</w:t>
             </w:r>
           </w:p>
@@ -3246,16 +4900,26 @@
           </w:tcPr>
           <w:p>
             <w:r>
-              <w:t>01/09/2026 00:07:31</w:t>
-            </w:r>
-          </w:p>
-        </w:tc>
-        <w:tc>
-          <w:tcPr>
-            <w:tcW w:type="dxa" w:w="1440"/>
-          </w:tcPr>
-          <w:p>
-            <w:r>
+              <w:rPr>
+                <w:rFonts w:ascii="Times New Roman" w:hAnsi="Times New Roman" w:eastAsia="Times New Roman"/>
+                <w:color w:val="000000"/>
+                <w:sz w:val="26"/>
+              </w:rPr>
+              <w:t>06/09/2026 19:24:43</w:t>
+            </w:r>
+          </w:p>
+        </w:tc>
+        <w:tc>
+          <w:tcPr>
+            <w:tcW w:type="dxa" w:w="1440"/>
+          </w:tcPr>
+          <w:p>
+            <w:r>
+              <w:rPr>
+                <w:rFonts w:ascii="Times New Roman" w:hAnsi="Times New Roman" w:eastAsia="Times New Roman"/>
+                <w:color w:val="000000"/>
+                <w:sz w:val="26"/>
+              </w:rPr>
               <w:t>Chuẩn bị appointment #65 ở trạng thái Đã hoàn thành, đã có hồ sơ và ghi nhận dữ liệu hiện tại</w:t>
             </w:r>
           </w:p>
@@ -3265,7 +4929,13 @@
             <w:tcW w:type="dxa" w:w="1440"/>
           </w:tcPr>
           <w:p>
-            <w:r/>
+            <w:r>
+              <w:rPr>
+                <w:rFonts w:ascii="Times New Roman" w:hAnsi="Times New Roman" w:eastAsia="Times New Roman"/>
+                <w:color w:val="000000"/>
+                <w:sz w:val="26"/>
+              </w:rPr>
+            </w:r>
           </w:p>
         </w:tc>
       </w:tr>
@@ -3276,6 +4946,11 @@
           </w:tcPr>
           <w:p>
             <w:r>
+              <w:rPr>
+                <w:rFonts w:ascii="Times New Roman" w:hAnsi="Times New Roman" w:eastAsia="Times New Roman"/>
+                <w:color w:val="000000"/>
+                <w:sz w:val="26"/>
+              </w:rPr>
               <w:t>TC-MEDICAL-006</w:t>
             </w:r>
           </w:p>
@@ -3286,6 +4961,11 @@
           </w:tcPr>
           <w:p>
             <w:r>
+              <w:rPr>
+                <w:rFonts w:ascii="Times New Roman" w:hAnsi="Times New Roman" w:eastAsia="Times New Roman"/>
+                <w:color w:val="000000"/>
+                <w:sz w:val="26"/>
+              </w:rPr>
               <w:t>2</w:t>
             </w:r>
           </w:p>
@@ -3296,6 +4976,11 @@
           </w:tcPr>
           <w:p>
             <w:r>
+              <w:rPr>
+                <w:rFonts w:ascii="Times New Roman" w:hAnsi="Times New Roman" w:eastAsia="Times New Roman"/>
+                <w:color w:val="000000"/>
+                <w:sz w:val="26"/>
+              </w:rPr>
               <w:t>PASS</w:t>
             </w:r>
           </w:p>
@@ -3306,16 +4991,26 @@
           </w:tcPr>
           <w:p>
             <w:r>
-              <w:t>01/09/2026 00:07:37</w:t>
-            </w:r>
-          </w:p>
-        </w:tc>
-        <w:tc>
-          <w:tcPr>
-            <w:tcW w:type="dxa" w:w="1440"/>
-          </w:tcPr>
-          <w:p>
-            <w:r>
+              <w:rPr>
+                <w:rFonts w:ascii="Times New Roman" w:hAnsi="Times New Roman" w:eastAsia="Times New Roman"/>
+                <w:color w:val="000000"/>
+                <w:sz w:val="26"/>
+              </w:rPr>
+              <w:t>06/09/2026 19:24:49</w:t>
+            </w:r>
+          </w:p>
+        </w:tc>
+        <w:tc>
+          <w:tcPr>
+            <w:tcW w:type="dxa" w:w="1440"/>
+          </w:tcPr>
+          <w:p>
+            <w:r>
+              <w:rPr>
+                <w:rFonts w:ascii="Times New Roman" w:hAnsi="Times New Roman" w:eastAsia="Times New Roman"/>
+                <w:color w:val="000000"/>
+                <w:sz w:val="26"/>
+              </w:rPr>
               <w:t>Đăng nhập bằng bác sĩ phụ trách và mở hồ sơ appointment #65 thành công</w:t>
             </w:r>
           </w:p>
@@ -3325,7 +5020,13 @@
             <w:tcW w:type="dxa" w:w="1440"/>
           </w:tcPr>
           <w:p>
-            <w:r/>
+            <w:r>
+              <w:rPr>
+                <w:rFonts w:ascii="Times New Roman" w:hAnsi="Times New Roman" w:eastAsia="Times New Roman"/>
+                <w:color w:val="000000"/>
+                <w:sz w:val="26"/>
+              </w:rPr>
+            </w:r>
           </w:p>
         </w:tc>
       </w:tr>
@@ -3336,6 +5037,11 @@
           </w:tcPr>
           <w:p>
             <w:r>
+              <w:rPr>
+                <w:rFonts w:ascii="Times New Roman" w:hAnsi="Times New Roman" w:eastAsia="Times New Roman"/>
+                <w:color w:val="000000"/>
+                <w:sz w:val="26"/>
+              </w:rPr>
               <w:t>TC-MEDICAL-006</w:t>
             </w:r>
           </w:p>
@@ -3346,6 +5052,11 @@
           </w:tcPr>
           <w:p>
             <w:r>
+              <w:rPr>
+                <w:rFonts w:ascii="Times New Roman" w:hAnsi="Times New Roman" w:eastAsia="Times New Roman"/>
+                <w:color w:val="000000"/>
+                <w:sz w:val="26"/>
+              </w:rPr>
               <w:t>3</w:t>
             </w:r>
           </w:p>
@@ -3356,6 +5067,11 @@
           </w:tcPr>
           <w:p>
             <w:r>
+              <w:rPr>
+                <w:rFonts w:ascii="Times New Roman" w:hAnsi="Times New Roman" w:eastAsia="Times New Roman"/>
+                <w:color w:val="000000"/>
+                <w:sz w:val="26"/>
+              </w:rPr>
               <w:t>PASS</w:t>
             </w:r>
           </w:p>
@@ -3366,16 +5082,26 @@
           </w:tcPr>
           <w:p>
             <w:r>
-              <w:t>01/09/2026 00:07:38</w:t>
-            </w:r>
-          </w:p>
-        </w:tc>
-        <w:tc>
-          <w:tcPr>
-            <w:tcW w:type="dxa" w:w="1440"/>
-          </w:tcPr>
-          <w:p>
-            <w:r>
+              <w:rPr>
+                <w:rFonts w:ascii="Times New Roman" w:hAnsi="Times New Roman" w:eastAsia="Times New Roman"/>
+                <w:color w:val="000000"/>
+                <w:sz w:val="26"/>
+              </w:rPr>
+              <w:t>06/09/2026 19:24:50</w:t>
+            </w:r>
+          </w:p>
+        </w:tc>
+        <w:tc>
+          <w:tcPr>
+            <w:tcW w:type="dxa" w:w="1440"/>
+          </w:tcPr>
+          <w:p>
+            <w:r>
+              <w:rPr>
+                <w:rFonts w:ascii="Times New Roman" w:hAnsi="Times New Roman" w:eastAsia="Times New Roman"/>
+                <w:color w:val="000000"/>
+                <w:sz w:val="26"/>
+              </w:rPr>
               <w:t>Nhấn Cập nhật hồ sơ và mở form cập nhật thành công</w:t>
             </w:r>
           </w:p>
@@ -3385,7 +5111,13 @@
             <w:tcW w:type="dxa" w:w="1440"/>
           </w:tcPr>
           <w:p>
-            <w:r/>
+            <w:r>
+              <w:rPr>
+                <w:rFonts w:ascii="Times New Roman" w:hAnsi="Times New Roman" w:eastAsia="Times New Roman"/>
+                <w:color w:val="000000"/>
+                <w:sz w:val="26"/>
+              </w:rPr>
+            </w:r>
           </w:p>
         </w:tc>
       </w:tr>
@@ -3396,6 +5128,11 @@
           </w:tcPr>
           <w:p>
             <w:r>
+              <w:rPr>
+                <w:rFonts w:ascii="Times New Roman" w:hAnsi="Times New Roman" w:eastAsia="Times New Roman"/>
+                <w:color w:val="000000"/>
+                <w:sz w:val="26"/>
+              </w:rPr>
               <w:t>TC-MEDICAL-006</w:t>
             </w:r>
           </w:p>
@@ -3406,6 +5143,11 @@
           </w:tcPr>
           <w:p>
             <w:r>
+              <w:rPr>
+                <w:rFonts w:ascii="Times New Roman" w:hAnsi="Times New Roman" w:eastAsia="Times New Roman"/>
+                <w:color w:val="000000"/>
+                <w:sz w:val="26"/>
+              </w:rPr>
               <w:t>4</w:t>
             </w:r>
           </w:p>
@@ -3416,6 +5158,11 @@
           </w:tcPr>
           <w:p>
             <w:r>
+              <w:rPr>
+                <w:rFonts w:ascii="Times New Roman" w:hAnsi="Times New Roman" w:eastAsia="Times New Roman"/>
+                <w:color w:val="000000"/>
+                <w:sz w:val="26"/>
+              </w:rPr>
               <w:t>PASS</w:t>
             </w:r>
           </w:p>
@@ -3426,16 +5173,26 @@
           </w:tcPr>
           <w:p>
             <w:r>
-              <w:t>01/09/2026 00:07:38</w:t>
-            </w:r>
-          </w:p>
-        </w:tc>
-        <w:tc>
-          <w:tcPr>
-            <w:tcW w:type="dxa" w:w="1440"/>
-          </w:tcPr>
-          <w:p>
-            <w:r>
+              <w:rPr>
+                <w:rFonts w:ascii="Times New Roman" w:hAnsi="Times New Roman" w:eastAsia="Times New Roman"/>
+                <w:color w:val="000000"/>
+                <w:sz w:val="26"/>
+              </w:rPr>
+              <w:t>06/09/2026 19:24:50</w:t>
+            </w:r>
+          </w:p>
+        </w:tc>
+        <w:tc>
+          <w:tcPr>
+            <w:tcW w:type="dxa" w:w="1440"/>
+          </w:tcPr>
+          <w:p>
+            <w:r>
+              <w:rPr>
+                <w:rFonts w:ascii="Times New Roman" w:hAnsi="Times New Roman" w:eastAsia="Times New Roman"/>
+                <w:color w:val="000000"/>
+                <w:sz w:val="26"/>
+              </w:rPr>
               <w:t>Form cập nhật hiển thị đúng Chẩn đoán và Hướng điều trị hiện tại</w:t>
             </w:r>
           </w:p>
@@ -3445,7 +5202,13 @@
             <w:tcW w:type="dxa" w:w="1440"/>
           </w:tcPr>
           <w:p>
-            <w:r/>
+            <w:r>
+              <w:rPr>
+                <w:rFonts w:ascii="Times New Roman" w:hAnsi="Times New Roman" w:eastAsia="Times New Roman"/>
+                <w:color w:val="000000"/>
+                <w:sz w:val="26"/>
+              </w:rPr>
+            </w:r>
           </w:p>
         </w:tc>
       </w:tr>
@@ -3456,6 +5219,11 @@
           </w:tcPr>
           <w:p>
             <w:r>
+              <w:rPr>
+                <w:rFonts w:ascii="Times New Roman" w:hAnsi="Times New Roman" w:eastAsia="Times New Roman"/>
+                <w:color w:val="000000"/>
+                <w:sz w:val="26"/>
+              </w:rPr>
               <w:t>TC-MEDICAL-006</w:t>
             </w:r>
           </w:p>
@@ -3466,6 +5234,11 @@
           </w:tcPr>
           <w:p>
             <w:r>
+              <w:rPr>
+                <w:rFonts w:ascii="Times New Roman" w:hAnsi="Times New Roman" w:eastAsia="Times New Roman"/>
+                <w:color w:val="000000"/>
+                <w:sz w:val="26"/>
+              </w:rPr>
               <w:t>5</w:t>
             </w:r>
           </w:p>
@@ -3476,6 +5249,11 @@
           </w:tcPr>
           <w:p>
             <w:r>
+              <w:rPr>
+                <w:rFonts w:ascii="Times New Roman" w:hAnsi="Times New Roman" w:eastAsia="Times New Roman"/>
+                <w:color w:val="000000"/>
+                <w:sz w:val="26"/>
+              </w:rPr>
               <w:t>PASS</w:t>
             </w:r>
           </w:p>
@@ -3486,16 +5264,26 @@
           </w:tcPr>
           <w:p>
             <w:r>
-              <w:t>01/09/2026 00:07:38</w:t>
-            </w:r>
-          </w:p>
-        </w:tc>
-        <w:tc>
-          <w:tcPr>
-            <w:tcW w:type="dxa" w:w="1440"/>
-          </w:tcPr>
-          <w:p>
-            <w:r>
+              <w:rPr>
+                <w:rFonts w:ascii="Times New Roman" w:hAnsi="Times New Roman" w:eastAsia="Times New Roman"/>
+                <w:color w:val="000000"/>
+                <w:sz w:val="26"/>
+              </w:rPr>
+              <w:t>06/09/2026 19:24:51</w:t>
+            </w:r>
+          </w:p>
+        </w:tc>
+        <w:tc>
+          <w:tcPr>
+            <w:tcW w:type="dxa" w:w="1440"/>
+          </w:tcPr>
+          <w:p>
+            <w:r>
+              <w:rPr>
+                <w:rFonts w:ascii="Times New Roman" w:hAnsi="Times New Roman" w:eastAsia="Times New Roman"/>
+                <w:color w:val="000000"/>
+                <w:sz w:val="26"/>
+              </w:rPr>
               <w:t>Thay đổi Chẩn đoán và Hướng điều trị bằng dữ liệu mới</w:t>
             </w:r>
           </w:p>
@@ -3505,7 +5293,13 @@
             <w:tcW w:type="dxa" w:w="1440"/>
           </w:tcPr>
           <w:p>
-            <w:r/>
+            <w:r>
+              <w:rPr>
+                <w:rFonts w:ascii="Times New Roman" w:hAnsi="Times New Roman" w:eastAsia="Times New Roman"/>
+                <w:color w:val="000000"/>
+                <w:sz w:val="26"/>
+              </w:rPr>
+            </w:r>
           </w:p>
         </w:tc>
       </w:tr>
@@ -3516,6 +5310,11 @@
           </w:tcPr>
           <w:p>
             <w:r>
+              <w:rPr>
+                <w:rFonts w:ascii="Times New Roman" w:hAnsi="Times New Roman" w:eastAsia="Times New Roman"/>
+                <w:color w:val="000000"/>
+                <w:sz w:val="26"/>
+              </w:rPr>
               <w:t>TC-MEDICAL-006</w:t>
             </w:r>
           </w:p>
@@ -3526,6 +5325,11 @@
           </w:tcPr>
           <w:p>
             <w:r>
+              <w:rPr>
+                <w:rFonts w:ascii="Times New Roman" w:hAnsi="Times New Roman" w:eastAsia="Times New Roman"/>
+                <w:color w:val="000000"/>
+                <w:sz w:val="26"/>
+              </w:rPr>
               <w:t>6</w:t>
             </w:r>
           </w:p>
@@ -3536,6 +5340,11 @@
           </w:tcPr>
           <w:p>
             <w:r>
+              <w:rPr>
+                <w:rFonts w:ascii="Times New Roman" w:hAnsi="Times New Roman" w:eastAsia="Times New Roman"/>
+                <w:color w:val="000000"/>
+                <w:sz w:val="26"/>
+              </w:rPr>
               <w:t>PASS</w:t>
             </w:r>
           </w:p>
@@ -3546,16 +5355,26 @@
           </w:tcPr>
           <w:p>
             <w:r>
-              <w:t>01/09/2026 00:07:39</w:t>
-            </w:r>
-          </w:p>
-        </w:tc>
-        <w:tc>
-          <w:tcPr>
-            <w:tcW w:type="dxa" w:w="1440"/>
-          </w:tcPr>
-          <w:p>
-            <w:r>
+              <w:rPr>
+                <w:rFonts w:ascii="Times New Roman" w:hAnsi="Times New Roman" w:eastAsia="Times New Roman"/>
+                <w:color w:val="000000"/>
+                <w:sz w:val="26"/>
+              </w:rPr>
+              <w:t>06/09/2026 19:24:51</w:t>
+            </w:r>
+          </w:p>
+        </w:tc>
+        <w:tc>
+          <w:tcPr>
+            <w:tcW w:type="dxa" w:w="1440"/>
+          </w:tcPr>
+          <w:p>
+            <w:r>
+              <w:rPr>
+                <w:rFonts w:ascii="Times New Roman" w:hAnsi="Times New Roman" w:eastAsia="Times New Roman"/>
+                <w:color w:val="000000"/>
+                <w:sz w:val="26"/>
+              </w:rPr>
               <w:t>Nhấn Lưu cập nhật</w:t>
             </w:r>
           </w:p>
@@ -3565,7 +5384,13 @@
             <w:tcW w:type="dxa" w:w="1440"/>
           </w:tcPr>
           <w:p>
-            <w:r/>
+            <w:r>
+              <w:rPr>
+                <w:rFonts w:ascii="Times New Roman" w:hAnsi="Times New Roman" w:eastAsia="Times New Roman"/>
+                <w:color w:val="000000"/>
+                <w:sz w:val="26"/>
+              </w:rPr>
+            </w:r>
           </w:p>
         </w:tc>
       </w:tr>
@@ -3576,6 +5401,11 @@
           </w:tcPr>
           <w:p>
             <w:r>
+              <w:rPr>
+                <w:rFonts w:ascii="Times New Roman" w:hAnsi="Times New Roman" w:eastAsia="Times New Roman"/>
+                <w:color w:val="000000"/>
+                <w:sz w:val="26"/>
+              </w:rPr>
               <w:t>TC-MEDICAL-006</w:t>
             </w:r>
           </w:p>
@@ -3586,6 +5416,11 @@
           </w:tcPr>
           <w:p>
             <w:r>
+              <w:rPr>
+                <w:rFonts w:ascii="Times New Roman" w:hAnsi="Times New Roman" w:eastAsia="Times New Roman"/>
+                <w:color w:val="000000"/>
+                <w:sz w:val="26"/>
+              </w:rPr>
               <w:t>7</w:t>
             </w:r>
           </w:p>
@@ -3596,6 +5431,11 @@
           </w:tcPr>
           <w:p>
             <w:r>
+              <w:rPr>
+                <w:rFonts w:ascii="Times New Roman" w:hAnsi="Times New Roman" w:eastAsia="Times New Roman"/>
+                <w:color w:val="000000"/>
+                <w:sz w:val="26"/>
+              </w:rPr>
               <w:t>PASS</w:t>
             </w:r>
           </w:p>
@@ -3606,16 +5446,26 @@
           </w:tcPr>
           <w:p>
             <w:r>
-              <w:t>01/09/2026 00:07:42</w:t>
-            </w:r>
-          </w:p>
-        </w:tc>
-        <w:tc>
-          <w:tcPr>
-            <w:tcW w:type="dxa" w:w="1440"/>
-          </w:tcPr>
-          <w:p>
-            <w:r>
+              <w:rPr>
+                <w:rFonts w:ascii="Times New Roman" w:hAnsi="Times New Roman" w:eastAsia="Times New Roman"/>
+                <w:color w:val="000000"/>
+                <w:sz w:val="26"/>
+              </w:rPr>
+              <w:t>06/09/2026 19:24:54</w:t>
+            </w:r>
+          </w:p>
+        </w:tc>
+        <w:tc>
+          <w:tcPr>
+            <w:tcW w:type="dxa" w:w="1440"/>
+          </w:tcPr>
+          <w:p>
+            <w:r>
+              <w:rPr>
+                <w:rFonts w:ascii="Times New Roman" w:hAnsi="Times New Roman" w:eastAsia="Times New Roman"/>
+                <w:color w:val="000000"/>
+                <w:sz w:val="26"/>
+              </w:rPr>
               <w:t>Hệ thống hiển thị thông báo Cập nhật hồ sơ bệnh án thành công</w:t>
             </w:r>
           </w:p>
@@ -3625,7 +5475,13 @@
             <w:tcW w:type="dxa" w:w="1440"/>
           </w:tcPr>
           <w:p>
-            <w:r/>
+            <w:r>
+              <w:rPr>
+                <w:rFonts w:ascii="Times New Roman" w:hAnsi="Times New Roman" w:eastAsia="Times New Roman"/>
+                <w:color w:val="000000"/>
+                <w:sz w:val="26"/>
+              </w:rPr>
+            </w:r>
           </w:p>
         </w:tc>
       </w:tr>
@@ -3636,6 +5492,11 @@
           </w:tcPr>
           <w:p>
             <w:r>
+              <w:rPr>
+                <w:rFonts w:ascii="Times New Roman" w:hAnsi="Times New Roman" w:eastAsia="Times New Roman"/>
+                <w:color w:val="000000"/>
+                <w:sz w:val="26"/>
+              </w:rPr>
               <w:t>TC-MEDICAL-006</w:t>
             </w:r>
           </w:p>
@@ -3646,6 +5507,11 @@
           </w:tcPr>
           <w:p>
             <w:r>
+              <w:rPr>
+                <w:rFonts w:ascii="Times New Roman" w:hAnsi="Times New Roman" w:eastAsia="Times New Roman"/>
+                <w:color w:val="000000"/>
+                <w:sz w:val="26"/>
+              </w:rPr>
               <w:t>8</w:t>
             </w:r>
           </w:p>
@@ -3656,6 +5522,11 @@
           </w:tcPr>
           <w:p>
             <w:r>
+              <w:rPr>
+                <w:rFonts w:ascii="Times New Roman" w:hAnsi="Times New Roman" w:eastAsia="Times New Roman"/>
+                <w:color w:val="000000"/>
+                <w:sz w:val="26"/>
+              </w:rPr>
               <w:t>PASS</w:t>
             </w:r>
           </w:p>
@@ -3666,16 +5537,26 @@
           </w:tcPr>
           <w:p>
             <w:r>
-              <w:t>01/09/2026 00:07:43</w:t>
-            </w:r>
-          </w:p>
-        </w:tc>
-        <w:tc>
-          <w:tcPr>
-            <w:tcW w:type="dxa" w:w="1440"/>
-          </w:tcPr>
-          <w:p>
-            <w:r>
+              <w:rPr>
+                <w:rFonts w:ascii="Times New Roman" w:hAnsi="Times New Roman" w:eastAsia="Times New Roman"/>
+                <w:color w:val="000000"/>
+                <w:sz w:val="26"/>
+              </w:rPr>
+              <w:t>06/09/2026 19:24:55</w:t>
+            </w:r>
+          </w:p>
+        </w:tc>
+        <w:tc>
+          <w:tcPr>
+            <w:tcW w:type="dxa" w:w="1440"/>
+          </w:tcPr>
+          <w:p>
+            <w:r>
+              <w:rPr>
+                <w:rFonts w:ascii="Times New Roman" w:hAnsi="Times New Roman" w:eastAsia="Times New Roman"/>
+                <w:color w:val="000000"/>
+                <w:sz w:val="26"/>
+              </w:rPr>
               <w:t>Mở lại hồ sơ và xác nhận Chẩn đoán, Hướng điều trị đã được cập nhật</w:t>
             </w:r>
           </w:p>
@@ -3685,7 +5566,13 @@
             <w:tcW w:type="dxa" w:w="1440"/>
           </w:tcPr>
           <w:p>
-            <w:r/>
+            <w:r>
+              <w:rPr>
+                <w:rFonts w:ascii="Times New Roman" w:hAnsi="Times New Roman" w:eastAsia="Times New Roman"/>
+                <w:color w:val="000000"/>
+                <w:sz w:val="26"/>
+              </w:rPr>
+            </w:r>
           </w:p>
         </w:tc>
       </w:tr>
@@ -3696,6 +5583,11 @@
           </w:tcPr>
           <w:p>
             <w:r>
+              <w:rPr>
+                <w:rFonts w:ascii="Times New Roman" w:hAnsi="Times New Roman" w:eastAsia="Times New Roman"/>
+                <w:color w:val="000000"/>
+                <w:sz w:val="26"/>
+              </w:rPr>
               <w:t>TC-MEDICAL-006</w:t>
             </w:r>
           </w:p>
@@ -3706,6 +5598,11 @@
           </w:tcPr>
           <w:p>
             <w:r>
+              <w:rPr>
+                <w:rFonts w:ascii="Times New Roman" w:hAnsi="Times New Roman" w:eastAsia="Times New Roman"/>
+                <w:color w:val="000000"/>
+                <w:sz w:val="26"/>
+              </w:rPr>
               <w:t>9</w:t>
             </w:r>
           </w:p>
@@ -3716,6 +5613,11 @@
           </w:tcPr>
           <w:p>
             <w:r>
+              <w:rPr>
+                <w:rFonts w:ascii="Times New Roman" w:hAnsi="Times New Roman" w:eastAsia="Times New Roman"/>
+                <w:color w:val="000000"/>
+                <w:sz w:val="26"/>
+              </w:rPr>
               <w:t>PASS</w:t>
             </w:r>
           </w:p>
@@ -3726,16 +5628,26 @@
           </w:tcPr>
           <w:p>
             <w:r>
-              <w:t>01/09/2026 00:07:43</w:t>
-            </w:r>
-          </w:p>
-        </w:tc>
-        <w:tc>
-          <w:tcPr>
-            <w:tcW w:type="dxa" w:w="1440"/>
-          </w:tcPr>
-          <w:p>
-            <w:r>
+              <w:rPr>
+                <w:rFonts w:ascii="Times New Roman" w:hAnsi="Times New Roman" w:eastAsia="Times New Roman"/>
+                <w:color w:val="000000"/>
+                <w:sz w:val="26"/>
+              </w:rPr>
+              <w:t>06/09/2026 19:24:55</w:t>
+            </w:r>
+          </w:p>
+        </w:tc>
+        <w:tc>
+          <w:tcPr>
+            <w:tcW w:type="dxa" w:w="1440"/>
+          </w:tcPr>
+          <w:p>
+            <w:r>
+              <w:rPr>
+                <w:rFonts w:ascii="Times New Roman" w:hAnsi="Times New Roman" w:eastAsia="Times New Roman"/>
+                <w:color w:val="000000"/>
+                <w:sz w:val="26"/>
+              </w:rPr>
               <w:t>Hồ sơ vẫn thuộc appointment #65, bệnh nhân Duong Le Kim Phung và bác sĩ Ly Minh</w:t>
             </w:r>
           </w:p>
@@ -3745,7 +5657,13 @@
             <w:tcW w:type="dxa" w:w="1440"/>
           </w:tcPr>
           <w:p>
-            <w:r/>
+            <w:r>
+              <w:rPr>
+                <w:rFonts w:ascii="Times New Roman" w:hAnsi="Times New Roman" w:eastAsia="Times New Roman"/>
+                <w:color w:val="000000"/>
+                <w:sz w:val="26"/>
+              </w:rPr>
+            </w:r>
           </w:p>
         </w:tc>
       </w:tr>
@@ -3756,6 +5674,11 @@
           </w:tcPr>
           <w:p>
             <w:r>
+              <w:rPr>
+                <w:rFonts w:ascii="Times New Roman" w:hAnsi="Times New Roman" w:eastAsia="Times New Roman"/>
+                <w:color w:val="000000"/>
+                <w:sz w:val="26"/>
+              </w:rPr>
               <w:t>TC-MEDICAL-006</w:t>
             </w:r>
           </w:p>
@@ -3766,6 +5689,11 @@
           </w:tcPr>
           <w:p>
             <w:r>
+              <w:rPr>
+                <w:rFonts w:ascii="Times New Roman" w:hAnsi="Times New Roman" w:eastAsia="Times New Roman"/>
+                <w:color w:val="000000"/>
+                <w:sz w:val="26"/>
+              </w:rPr>
               <w:t>10</w:t>
             </w:r>
           </w:p>
@@ -3776,6 +5704,11 @@
           </w:tcPr>
           <w:p>
             <w:r>
+              <w:rPr>
+                <w:rFonts w:ascii="Times New Roman" w:hAnsi="Times New Roman" w:eastAsia="Times New Roman"/>
+                <w:color w:val="000000"/>
+                <w:sz w:val="26"/>
+              </w:rPr>
               <w:t>PASS</w:t>
             </w:r>
           </w:p>
@@ -3786,16 +5719,26 @@
           </w:tcPr>
           <w:p>
             <w:r>
-              <w:t>01/09/2026 00:07:43</w:t>
-            </w:r>
-          </w:p>
-        </w:tc>
-        <w:tc>
-          <w:tcPr>
-            <w:tcW w:type="dxa" w:w="1440"/>
-          </w:tcPr>
-          <w:p>
-            <w:r>
+              <w:rPr>
+                <w:rFonts w:ascii="Times New Roman" w:hAnsi="Times New Roman" w:eastAsia="Times New Roman"/>
+                <w:color w:val="000000"/>
+                <w:sz w:val="26"/>
+              </w:rPr>
+              <w:t>06/09/2026 19:24:55</w:t>
+            </w:r>
+          </w:p>
+        </w:tc>
+        <w:tc>
+          <w:tcPr>
+            <w:tcW w:type="dxa" w:w="1440"/>
+          </w:tcPr>
+          <w:p>
+            <w:r>
+              <w:rPr>
+                <w:rFonts w:ascii="Times New Roman" w:hAnsi="Times New Roman" w:eastAsia="Times New Roman"/>
+                <w:color w:val="000000"/>
+                <w:sz w:val="26"/>
+              </w:rPr>
               <w:t>Hệ thống giữ nguyên hồ sơ của appointment #65, dữ liệu đã được cập nhật và lịch vẫn ở trạng thái Đã hoàn thành</w:t>
             </w:r>
           </w:p>
@@ -3805,7 +5748,13 @@
             <w:tcW w:type="dxa" w:w="1440"/>
           </w:tcPr>
           <w:p>
-            <w:r/>
+            <w:r>
+              <w:rPr>
+                <w:rFonts w:ascii="Times New Roman" w:hAnsi="Times New Roman" w:eastAsia="Times New Roman"/>
+                <w:color w:val="000000"/>
+                <w:sz w:val="26"/>
+              </w:rPr>
+            </w:r>
           </w:p>
         </w:tc>
       </w:tr>
@@ -3816,6 +5765,11 @@
           </w:tcPr>
           <w:p>
             <w:r>
+              <w:rPr>
+                <w:rFonts w:ascii="Times New Roman" w:hAnsi="Times New Roman" w:eastAsia="Times New Roman"/>
+                <w:color w:val="000000"/>
+                <w:sz w:val="26"/>
+              </w:rPr>
               <w:t>TC-MEDICAL-007</w:t>
             </w:r>
           </w:p>
@@ -3826,6 +5780,11 @@
           </w:tcPr>
           <w:p>
             <w:r>
+              <w:rPr>
+                <w:rFonts w:ascii="Times New Roman" w:hAnsi="Times New Roman" w:eastAsia="Times New Roman"/>
+                <w:color w:val="000000"/>
+                <w:sz w:val="26"/>
+              </w:rPr>
               <w:t>1</w:t>
             </w:r>
           </w:p>
@@ -3836,6 +5795,11 @@
           </w:tcPr>
           <w:p>
             <w:r>
+              <w:rPr>
+                <w:rFonts w:ascii="Times New Roman" w:hAnsi="Times New Roman" w:eastAsia="Times New Roman"/>
+                <w:color w:val="000000"/>
+                <w:sz w:val="26"/>
+              </w:rPr>
               <w:t>PASS</w:t>
             </w:r>
           </w:p>
@@ -3846,16 +5810,26 @@
           </w:tcPr>
           <w:p>
             <w:r>
-              <w:t>01/09/2026 00:07:53</w:t>
-            </w:r>
-          </w:p>
-        </w:tc>
-        <w:tc>
-          <w:tcPr>
-            <w:tcW w:type="dxa" w:w="1440"/>
-          </w:tcPr>
-          <w:p>
-            <w:r>
+              <w:rPr>
+                <w:rFonts w:ascii="Times New Roman" w:hAnsi="Times New Roman" w:eastAsia="Times New Roman"/>
+                <w:color w:val="000000"/>
+                <w:sz w:val="26"/>
+              </w:rPr>
+              <w:t>06/09/2026 19:25:05</w:t>
+            </w:r>
+          </w:p>
+        </w:tc>
+        <w:tc>
+          <w:tcPr>
+            <w:tcW w:type="dxa" w:w="1440"/>
+          </w:tcPr>
+          <w:p>
+            <w:r>
+              <w:rPr>
+                <w:rFonts w:ascii="Times New Roman" w:hAnsi="Times New Roman" w:eastAsia="Times New Roman"/>
+                <w:color w:val="000000"/>
+                <w:sz w:val="26"/>
+              </w:rPr>
               <w:t>Chuẩn bị appointment #63 đã hoàn thành và có hồ sơ thuộc Doctor A (Ly Minh)</w:t>
             </w:r>
           </w:p>
@@ -3865,7 +5839,13 @@
             <w:tcW w:type="dxa" w:w="1440"/>
           </w:tcPr>
           <w:p>
-            <w:r/>
+            <w:r>
+              <w:rPr>
+                <w:rFonts w:ascii="Times New Roman" w:hAnsi="Times New Roman" w:eastAsia="Times New Roman"/>
+                <w:color w:val="000000"/>
+                <w:sz w:val="26"/>
+              </w:rPr>
+            </w:r>
           </w:p>
         </w:tc>
       </w:tr>
@@ -3876,6 +5856,11 @@
           </w:tcPr>
           <w:p>
             <w:r>
+              <w:rPr>
+                <w:rFonts w:ascii="Times New Roman" w:hAnsi="Times New Roman" w:eastAsia="Times New Roman"/>
+                <w:color w:val="000000"/>
+                <w:sz w:val="26"/>
+              </w:rPr>
               <w:t>TC-MEDICAL-007</w:t>
             </w:r>
           </w:p>
@@ -3886,6 +5871,11 @@
           </w:tcPr>
           <w:p>
             <w:r>
+              <w:rPr>
+                <w:rFonts w:ascii="Times New Roman" w:hAnsi="Times New Roman" w:eastAsia="Times New Roman"/>
+                <w:color w:val="000000"/>
+                <w:sz w:val="26"/>
+              </w:rPr>
               <w:t>2</w:t>
             </w:r>
           </w:p>
@@ -3896,6 +5886,11 @@
           </w:tcPr>
           <w:p>
             <w:r>
+              <w:rPr>
+                <w:rFonts w:ascii="Times New Roman" w:hAnsi="Times New Roman" w:eastAsia="Times New Roman"/>
+                <w:color w:val="000000"/>
+                <w:sz w:val="26"/>
+              </w:rPr>
               <w:t>PASS</w:t>
             </w:r>
           </w:p>
@@ -3906,16 +5901,26 @@
           </w:tcPr>
           <w:p>
             <w:r>
-              <w:t>01/09/2026 00:07:59</w:t>
-            </w:r>
-          </w:p>
-        </w:tc>
-        <w:tc>
-          <w:tcPr>
-            <w:tcW w:type="dxa" w:w="1440"/>
-          </w:tcPr>
-          <w:p>
-            <w:r>
+              <w:rPr>
+                <w:rFonts w:ascii="Times New Roman" w:hAnsi="Times New Roman" w:eastAsia="Times New Roman"/>
+                <w:color w:val="000000"/>
+                <w:sz w:val="26"/>
+              </w:rPr>
+              <w:t>06/09/2026 19:25:11</w:t>
+            </w:r>
+          </w:p>
+        </w:tc>
+        <w:tc>
+          <w:tcPr>
+            <w:tcW w:type="dxa" w:w="1440"/>
+          </w:tcPr>
+          <w:p>
+            <w:r>
+              <w:rPr>
+                <w:rFonts w:ascii="Times New Roman" w:hAnsi="Times New Roman" w:eastAsia="Times New Roman"/>
+                <w:color w:val="000000"/>
+                <w:sz w:val="26"/>
+              </w:rPr>
               <w:t>Đăng xuất Doctor A và đăng nhập Doctor B thành công</w:t>
             </w:r>
           </w:p>
@@ -3925,7 +5930,13 @@
             <w:tcW w:type="dxa" w:w="1440"/>
           </w:tcPr>
           <w:p>
-            <w:r/>
+            <w:r>
+              <w:rPr>
+                <w:rFonts w:ascii="Times New Roman" w:hAnsi="Times New Roman" w:eastAsia="Times New Roman"/>
+                <w:color w:val="000000"/>
+                <w:sz w:val="26"/>
+              </w:rPr>
+            </w:r>
           </w:p>
         </w:tc>
       </w:tr>
@@ -3936,6 +5947,11 @@
           </w:tcPr>
           <w:p>
             <w:r>
+              <w:rPr>
+                <w:rFonts w:ascii="Times New Roman" w:hAnsi="Times New Roman" w:eastAsia="Times New Roman"/>
+                <w:color w:val="000000"/>
+                <w:sz w:val="26"/>
+              </w:rPr>
               <w:t>TC-MEDICAL-007</w:t>
             </w:r>
           </w:p>
@@ -3946,6 +5962,11 @@
           </w:tcPr>
           <w:p>
             <w:r>
+              <w:rPr>
+                <w:rFonts w:ascii="Times New Roman" w:hAnsi="Times New Roman" w:eastAsia="Times New Roman"/>
+                <w:color w:val="000000"/>
+                <w:sz w:val="26"/>
+              </w:rPr>
               <w:t>3</w:t>
             </w:r>
           </w:p>
@@ -3956,6 +5977,11 @@
           </w:tcPr>
           <w:p>
             <w:r>
+              <w:rPr>
+                <w:rFonts w:ascii="Times New Roman" w:hAnsi="Times New Roman" w:eastAsia="Times New Roman"/>
+                <w:color w:val="000000"/>
+                <w:sz w:val="26"/>
+              </w:rPr>
               <w:t>PASS</w:t>
             </w:r>
           </w:p>
@@ -3966,16 +5992,26 @@
           </w:tcPr>
           <w:p>
             <w:r>
-              <w:t>01/09/2026 00:07:59</w:t>
-            </w:r>
-          </w:p>
-        </w:tc>
-        <w:tc>
-          <w:tcPr>
-            <w:tcW w:type="dxa" w:w="1440"/>
-          </w:tcPr>
-          <w:p>
-            <w:r>
+              <w:rPr>
+                <w:rFonts w:ascii="Times New Roman" w:hAnsi="Times New Roman" w:eastAsia="Times New Roman"/>
+                <w:color w:val="000000"/>
+                <w:sz w:val="26"/>
+              </w:rPr>
+              <w:t>06/09/2026 19:25:11</w:t>
+            </w:r>
+          </w:p>
+        </w:tc>
+        <w:tc>
+          <w:tcPr>
+            <w:tcW w:type="dxa" w:w="1440"/>
+          </w:tcPr>
+          <w:p>
+            <w:r>
+              <w:rPr>
+                <w:rFonts w:ascii="Times New Roman" w:hAnsi="Times New Roman" w:eastAsia="Times New Roman"/>
+                <w:color w:val="000000"/>
+                <w:sz w:val="26"/>
+              </w:rPr>
               <w:t>Doctor B mở trang Lịch hẹn bệnh nhân thành công</w:t>
             </w:r>
           </w:p>
@@ -3985,7 +6021,13 @@
             <w:tcW w:type="dxa" w:w="1440"/>
           </w:tcPr>
           <w:p>
-            <w:r/>
+            <w:r>
+              <w:rPr>
+                <w:rFonts w:ascii="Times New Roman" w:hAnsi="Times New Roman" w:eastAsia="Times New Roman"/>
+                <w:color w:val="000000"/>
+                <w:sz w:val="26"/>
+              </w:rPr>
+            </w:r>
           </w:p>
         </w:tc>
       </w:tr>
@@ -3996,6 +6038,11 @@
           </w:tcPr>
           <w:p>
             <w:r>
+              <w:rPr>
+                <w:rFonts w:ascii="Times New Roman" w:hAnsi="Times New Roman" w:eastAsia="Times New Roman"/>
+                <w:color w:val="000000"/>
+                <w:sz w:val="26"/>
+              </w:rPr>
               <w:t>TC-MEDICAL-007</w:t>
             </w:r>
           </w:p>
@@ -4006,6 +6053,11 @@
           </w:tcPr>
           <w:p>
             <w:r>
+              <w:rPr>
+                <w:rFonts w:ascii="Times New Roman" w:hAnsi="Times New Roman" w:eastAsia="Times New Roman"/>
+                <w:color w:val="000000"/>
+                <w:sz w:val="26"/>
+              </w:rPr>
               <w:t>4</w:t>
             </w:r>
           </w:p>
@@ -4016,6 +6068,11 @@
           </w:tcPr>
           <w:p>
             <w:r>
+              <w:rPr>
+                <w:rFonts w:ascii="Times New Roman" w:hAnsi="Times New Roman" w:eastAsia="Times New Roman"/>
+                <w:color w:val="000000"/>
+                <w:sz w:val="26"/>
+              </w:rPr>
               <w:t>PASS</w:t>
             </w:r>
           </w:p>
@@ -4026,16 +6083,26 @@
           </w:tcPr>
           <w:p>
             <w:r>
-              <w:t>01/09/2026 00:08:09</w:t>
-            </w:r>
-          </w:p>
-        </w:tc>
-        <w:tc>
-          <w:tcPr>
-            <w:tcW w:type="dxa" w:w="1440"/>
-          </w:tcPr>
-          <w:p>
-            <w:r>
+              <w:rPr>
+                <w:rFonts w:ascii="Times New Roman" w:hAnsi="Times New Roman" w:eastAsia="Times New Roman"/>
+                <w:color w:val="000000"/>
+                <w:sz w:val="26"/>
+              </w:rPr>
+              <w:t>06/09/2026 19:25:21</w:t>
+            </w:r>
+          </w:p>
+        </w:tc>
+        <w:tc>
+          <w:tcPr>
+            <w:tcW w:type="dxa" w:w="1440"/>
+          </w:tcPr>
+          <w:p>
+            <w:r>
+              <w:rPr>
+                <w:rFonts w:ascii="Times New Roman" w:hAnsi="Times New Roman" w:eastAsia="Times New Roman"/>
+                <w:color w:val="000000"/>
+                <w:sz w:val="26"/>
+              </w:rPr>
               <w:t>Appointment #63 của Doctor A không xuất hiện trong danh sách Doctor B</w:t>
             </w:r>
           </w:p>
@@ -4045,7 +6112,13 @@
             <w:tcW w:type="dxa" w:w="1440"/>
           </w:tcPr>
           <w:p>
-            <w:r/>
+            <w:r>
+              <w:rPr>
+                <w:rFonts w:ascii="Times New Roman" w:hAnsi="Times New Roman" w:eastAsia="Times New Roman"/>
+                <w:color w:val="000000"/>
+                <w:sz w:val="26"/>
+              </w:rPr>
+            </w:r>
           </w:p>
         </w:tc>
       </w:tr>
@@ -4056,6 +6129,11 @@
           </w:tcPr>
           <w:p>
             <w:r>
+              <w:rPr>
+                <w:rFonts w:ascii="Times New Roman" w:hAnsi="Times New Roman" w:eastAsia="Times New Roman"/>
+                <w:color w:val="000000"/>
+                <w:sz w:val="26"/>
+              </w:rPr>
               <w:t>TC-MEDICAL-007</w:t>
             </w:r>
           </w:p>
@@ -4066,6 +6144,11 @@
           </w:tcPr>
           <w:p>
             <w:r>
+              <w:rPr>
+                <w:rFonts w:ascii="Times New Roman" w:hAnsi="Times New Roman" w:eastAsia="Times New Roman"/>
+                <w:color w:val="000000"/>
+                <w:sz w:val="26"/>
+              </w:rPr>
               <w:t>5</w:t>
             </w:r>
           </w:p>
@@ -4076,6 +6159,11 @@
           </w:tcPr>
           <w:p>
             <w:r>
+              <w:rPr>
+                <w:rFonts w:ascii="Times New Roman" w:hAnsi="Times New Roman" w:eastAsia="Times New Roman"/>
+                <w:color w:val="000000"/>
+                <w:sz w:val="26"/>
+              </w:rPr>
               <w:t>PASS</w:t>
             </w:r>
           </w:p>
@@ -4086,16 +6174,26 @@
           </w:tcPr>
           <w:p>
             <w:r>
-              <w:t>01/09/2026 00:08:09</w:t>
-            </w:r>
-          </w:p>
-        </w:tc>
-        <w:tc>
-          <w:tcPr>
-            <w:tcW w:type="dxa" w:w="1440"/>
-          </w:tcPr>
-          <w:p>
-            <w:r>
+              <w:rPr>
+                <w:rFonts w:ascii="Times New Roman" w:hAnsi="Times New Roman" w:eastAsia="Times New Roman"/>
+                <w:color w:val="000000"/>
+                <w:sz w:val="26"/>
+              </w:rPr>
+              <w:t>06/09/2026 19:25:21</w:t>
+            </w:r>
+          </w:p>
+        </w:tc>
+        <w:tc>
+          <w:tcPr>
+            <w:tcW w:type="dxa" w:w="1440"/>
+          </w:tcPr>
+          <w:p>
+            <w:r>
+              <w:rPr>
+                <w:rFonts w:ascii="Times New Roman" w:hAnsi="Times New Roman" w:eastAsia="Times New Roman"/>
+                <w:color w:val="000000"/>
+                <w:sz w:val="26"/>
+              </w:rPr>
               <w:t>Doctor B truy cập trực tiếp URL hồ sơ appointment #63</w:t>
             </w:r>
           </w:p>
@@ -4105,7 +6203,13 @@
             <w:tcW w:type="dxa" w:w="1440"/>
           </w:tcPr>
           <w:p>
-            <w:r/>
+            <w:r>
+              <w:rPr>
+                <w:rFonts w:ascii="Times New Roman" w:hAnsi="Times New Roman" w:eastAsia="Times New Roman"/>
+                <w:color w:val="000000"/>
+                <w:sz w:val="26"/>
+              </w:rPr>
+            </w:r>
           </w:p>
         </w:tc>
       </w:tr>
@@ -4116,6 +6220,11 @@
           </w:tcPr>
           <w:p>
             <w:r>
+              <w:rPr>
+                <w:rFonts w:ascii="Times New Roman" w:hAnsi="Times New Roman" w:eastAsia="Times New Roman"/>
+                <w:color w:val="000000"/>
+                <w:sz w:val="26"/>
+              </w:rPr>
               <w:t>TC-MEDICAL-007</w:t>
             </w:r>
           </w:p>
@@ -4126,6 +6235,11 @@
           </w:tcPr>
           <w:p>
             <w:r>
+              <w:rPr>
+                <w:rFonts w:ascii="Times New Roman" w:hAnsi="Times New Roman" w:eastAsia="Times New Roman"/>
+                <w:color w:val="000000"/>
+                <w:sz w:val="26"/>
+              </w:rPr>
               <w:t>6</w:t>
             </w:r>
           </w:p>
@@ -4136,6 +6250,11 @@
           </w:tcPr>
           <w:p>
             <w:r>
+              <w:rPr>
+                <w:rFonts w:ascii="Times New Roman" w:hAnsi="Times New Roman" w:eastAsia="Times New Roman"/>
+                <w:color w:val="000000"/>
+                <w:sz w:val="26"/>
+              </w:rPr>
               <w:t>PASS</w:t>
             </w:r>
           </w:p>
@@ -4146,16 +6265,26 @@
           </w:tcPr>
           <w:p>
             <w:r>
-              <w:t>01/09/2026 00:08:16</w:t>
-            </w:r>
-          </w:p>
-        </w:tc>
-        <w:tc>
-          <w:tcPr>
-            <w:tcW w:type="dxa" w:w="1440"/>
-          </w:tcPr>
-          <w:p>
-            <w:r>
+              <w:rPr>
+                <w:rFonts w:ascii="Times New Roman" w:hAnsi="Times New Roman" w:eastAsia="Times New Roman"/>
+                <w:color w:val="000000"/>
+                <w:sz w:val="26"/>
+              </w:rPr>
+              <w:t>06/09/2026 19:25:28</w:t>
+            </w:r>
+          </w:p>
+        </w:tc>
+        <w:tc>
+          <w:tcPr>
+            <w:tcW w:type="dxa" w:w="1440"/>
+          </w:tcPr>
+          <w:p>
+            <w:r>
+              <w:rPr>
+                <w:rFonts w:ascii="Times New Roman" w:hAnsi="Times New Roman" w:eastAsia="Times New Roman"/>
+                <w:color w:val="000000"/>
+                <w:sz w:val="26"/>
+              </w:rPr>
               <w:t>Hệ thống từ chối quyền truy cập của Doctor B, không hiển thị dữ liệu và nút Cập nhật</w:t>
             </w:r>
           </w:p>
@@ -4165,7 +6294,13 @@
             <w:tcW w:type="dxa" w:w="1440"/>
           </w:tcPr>
           <w:p>
-            <w:r/>
+            <w:r>
+              <w:rPr>
+                <w:rFonts w:ascii="Times New Roman" w:hAnsi="Times New Roman" w:eastAsia="Times New Roman"/>
+                <w:color w:val="000000"/>
+                <w:sz w:val="26"/>
+              </w:rPr>
+            </w:r>
           </w:p>
         </w:tc>
       </w:tr>
@@ -4176,6 +6311,11 @@
           </w:tcPr>
           <w:p>
             <w:r>
+              <w:rPr>
+                <w:rFonts w:ascii="Times New Roman" w:hAnsi="Times New Roman" w:eastAsia="Times New Roman"/>
+                <w:color w:val="000000"/>
+                <w:sz w:val="26"/>
+              </w:rPr>
               <w:t>TC-MEDICAL-007</w:t>
             </w:r>
           </w:p>
@@ -4186,6 +6326,11 @@
           </w:tcPr>
           <w:p>
             <w:r>
+              <w:rPr>
+                <w:rFonts w:ascii="Times New Roman" w:hAnsi="Times New Roman" w:eastAsia="Times New Roman"/>
+                <w:color w:val="000000"/>
+                <w:sz w:val="26"/>
+              </w:rPr>
               <w:t>7</w:t>
             </w:r>
           </w:p>
@@ -4196,6 +6341,11 @@
           </w:tcPr>
           <w:p>
             <w:r>
+              <w:rPr>
+                <w:rFonts w:ascii="Times New Roman" w:hAnsi="Times New Roman" w:eastAsia="Times New Roman"/>
+                <w:color w:val="000000"/>
+                <w:sz w:val="26"/>
+              </w:rPr>
               <w:t>PASS</w:t>
             </w:r>
           </w:p>
@@ -4206,16 +6356,26 @@
           </w:tcPr>
           <w:p>
             <w:r>
-              <w:t>01/09/2026 00:08:22</w:t>
-            </w:r>
-          </w:p>
-        </w:tc>
-        <w:tc>
-          <w:tcPr>
-            <w:tcW w:type="dxa" w:w="1440"/>
-          </w:tcPr>
-          <w:p>
-            <w:r>
+              <w:rPr>
+                <w:rFonts w:ascii="Times New Roman" w:hAnsi="Times New Roman" w:eastAsia="Times New Roman"/>
+                <w:color w:val="000000"/>
+                <w:sz w:val="26"/>
+              </w:rPr>
+              <w:t>06/09/2026 19:25:34</w:t>
+            </w:r>
+          </w:p>
+        </w:tc>
+        <w:tc>
+          <w:tcPr>
+            <w:tcW w:type="dxa" w:w="1440"/>
+          </w:tcPr>
+          <w:p>
+            <w:r>
+              <w:rPr>
+                <w:rFonts w:ascii="Times New Roman" w:hAnsi="Times New Roman" w:eastAsia="Times New Roman"/>
+                <w:color w:val="000000"/>
+                <w:sz w:val="26"/>
+              </w:rPr>
               <w:t>Đăng xuất Doctor B và đăng nhập lại Doctor A thành công</w:t>
             </w:r>
           </w:p>
@@ -4225,7 +6385,13 @@
             <w:tcW w:type="dxa" w:w="1440"/>
           </w:tcPr>
           <w:p>
-            <w:r/>
+            <w:r>
+              <w:rPr>
+                <w:rFonts w:ascii="Times New Roman" w:hAnsi="Times New Roman" w:eastAsia="Times New Roman"/>
+                <w:color w:val="000000"/>
+                <w:sz w:val="26"/>
+              </w:rPr>
+            </w:r>
           </w:p>
         </w:tc>
       </w:tr>
@@ -4236,6 +6402,11 @@
           </w:tcPr>
           <w:p>
             <w:r>
+              <w:rPr>
+                <w:rFonts w:ascii="Times New Roman" w:hAnsi="Times New Roman" w:eastAsia="Times New Roman"/>
+                <w:color w:val="000000"/>
+                <w:sz w:val="26"/>
+              </w:rPr>
               <w:t>TC-MEDICAL-007</w:t>
             </w:r>
           </w:p>
@@ -4246,6 +6417,11 @@
           </w:tcPr>
           <w:p>
             <w:r>
+              <w:rPr>
+                <w:rFonts w:ascii="Times New Roman" w:hAnsi="Times New Roman" w:eastAsia="Times New Roman"/>
+                <w:color w:val="000000"/>
+                <w:sz w:val="26"/>
+              </w:rPr>
               <w:t>8</w:t>
             </w:r>
           </w:p>
@@ -4256,6 +6432,11 @@
           </w:tcPr>
           <w:p>
             <w:r>
+              <w:rPr>
+                <w:rFonts w:ascii="Times New Roman" w:hAnsi="Times New Roman" w:eastAsia="Times New Roman"/>
+                <w:color w:val="000000"/>
+                <w:sz w:val="26"/>
+              </w:rPr>
               <w:t>PASS</w:t>
             </w:r>
           </w:p>
@@ -4266,16 +6447,26 @@
           </w:tcPr>
           <w:p>
             <w:r>
-              <w:t>01/09/2026 00:08:22</w:t>
-            </w:r>
-          </w:p>
-        </w:tc>
-        <w:tc>
-          <w:tcPr>
-            <w:tcW w:type="dxa" w:w="1440"/>
-          </w:tcPr>
-          <w:p>
-            <w:r>
+              <w:rPr>
+                <w:rFonts w:ascii="Times New Roman" w:hAnsi="Times New Roman" w:eastAsia="Times New Roman"/>
+                <w:color w:val="000000"/>
+                <w:sz w:val="26"/>
+              </w:rPr>
+              <w:t>06/09/2026 19:25:34</w:t>
+            </w:r>
+          </w:p>
+        </w:tc>
+        <w:tc>
+          <w:tcPr>
+            <w:tcW w:type="dxa" w:w="1440"/>
+          </w:tcPr>
+          <w:p>
+            <w:r>
+              <w:rPr>
+                <w:rFonts w:ascii="Times New Roman" w:hAnsi="Times New Roman" w:eastAsia="Times New Roman"/>
+                <w:color w:val="000000"/>
+                <w:sz w:val="26"/>
+              </w:rPr>
               <w:t>Doctor A mở lại hồ sơ appointment #63; dữ liệu không thay đổi và lịch vẫn ở trạng thái Đã hoàn thành</w:t>
             </w:r>
           </w:p>
@@ -4285,7 +6476,13 @@
             <w:tcW w:type="dxa" w:w="1440"/>
           </w:tcPr>
           <w:p>
-            <w:r/>
+            <w:r>
+              <w:rPr>
+                <w:rFonts w:ascii="Times New Roman" w:hAnsi="Times New Roman" w:eastAsia="Times New Roman"/>
+                <w:color w:val="000000"/>
+                <w:sz w:val="26"/>
+              </w:rPr>
+            </w:r>
           </w:p>
         </w:tc>
       </w:tr>
@@ -4296,6 +6493,11 @@
           </w:tcPr>
           <w:p>
             <w:r>
+              <w:rPr>
+                <w:rFonts w:ascii="Times New Roman" w:hAnsi="Times New Roman" w:eastAsia="Times New Roman"/>
+                <w:color w:val="000000"/>
+                <w:sz w:val="26"/>
+              </w:rPr>
               <w:t>TC-MEDICAL-008</w:t>
             </w:r>
           </w:p>
@@ -4306,6 +6508,11 @@
           </w:tcPr>
           <w:p>
             <w:r>
+              <w:rPr>
+                <w:rFonts w:ascii="Times New Roman" w:hAnsi="Times New Roman" w:eastAsia="Times New Roman"/>
+                <w:color w:val="000000"/>
+                <w:sz w:val="26"/>
+              </w:rPr>
               <w:t>1</w:t>
             </w:r>
           </w:p>
@@ -4316,6 +6523,11 @@
           </w:tcPr>
           <w:p>
             <w:r>
+              <w:rPr>
+                <w:rFonts w:ascii="Times New Roman" w:hAnsi="Times New Roman" w:eastAsia="Times New Roman"/>
+                <w:color w:val="000000"/>
+                <w:sz w:val="26"/>
+              </w:rPr>
               <w:t>PASS</w:t>
             </w:r>
           </w:p>
@@ -4326,16 +6538,26 @@
           </w:tcPr>
           <w:p>
             <w:r>
-              <w:t>01/09/2026 00:08:32</w:t>
-            </w:r>
-          </w:p>
-        </w:tc>
-        <w:tc>
-          <w:tcPr>
-            <w:tcW w:type="dxa" w:w="1440"/>
-          </w:tcPr>
-          <w:p>
-            <w:r>
+              <w:rPr>
+                <w:rFonts w:ascii="Times New Roman" w:hAnsi="Times New Roman" w:eastAsia="Times New Roman"/>
+                <w:color w:val="000000"/>
+                <w:sz w:val="26"/>
+              </w:rPr>
+              <w:t>06/09/2026 19:25:44</w:t>
+            </w:r>
+          </w:p>
+        </w:tc>
+        <w:tc>
+          <w:tcPr>
+            <w:tcW w:type="dxa" w:w="1440"/>
+          </w:tcPr>
+          <w:p>
+            <w:r>
+              <w:rPr>
+                <w:rFonts w:ascii="Times New Roman" w:hAnsi="Times New Roman" w:eastAsia="Times New Roman"/>
+                <w:color w:val="000000"/>
+                <w:sz w:val="26"/>
+              </w:rPr>
               <w:t>Chuẩn bị appointment #71 đã hoàn thành, có hồ sơ thuộc Doctor A (Ly Minh) và ghi nhận dữ liệu hiện tại</w:t>
             </w:r>
           </w:p>
@@ -4345,7 +6567,13 @@
             <w:tcW w:type="dxa" w:w="1440"/>
           </w:tcPr>
           <w:p>
-            <w:r/>
+            <w:r>
+              <w:rPr>
+                <w:rFonts w:ascii="Times New Roman" w:hAnsi="Times New Roman" w:eastAsia="Times New Roman"/>
+                <w:color w:val="000000"/>
+                <w:sz w:val="26"/>
+              </w:rPr>
+            </w:r>
           </w:p>
         </w:tc>
       </w:tr>
@@ -4356,6 +6584,11 @@
           </w:tcPr>
           <w:p>
             <w:r>
+              <w:rPr>
+                <w:rFonts w:ascii="Times New Roman" w:hAnsi="Times New Roman" w:eastAsia="Times New Roman"/>
+                <w:color w:val="000000"/>
+                <w:sz w:val="26"/>
+              </w:rPr>
               <w:t>TC-MEDICAL-008</w:t>
             </w:r>
           </w:p>
@@ -4366,6 +6599,11 @@
           </w:tcPr>
           <w:p>
             <w:r>
+              <w:rPr>
+                <w:rFonts w:ascii="Times New Roman" w:hAnsi="Times New Roman" w:eastAsia="Times New Roman"/>
+                <w:color w:val="000000"/>
+                <w:sz w:val="26"/>
+              </w:rPr>
               <w:t>2</w:t>
             </w:r>
           </w:p>
@@ -4376,6 +6614,11 @@
           </w:tcPr>
           <w:p>
             <w:r>
+              <w:rPr>
+                <w:rFonts w:ascii="Times New Roman" w:hAnsi="Times New Roman" w:eastAsia="Times New Roman"/>
+                <w:color w:val="000000"/>
+                <w:sz w:val="26"/>
+              </w:rPr>
               <w:t>PASS</w:t>
             </w:r>
           </w:p>
@@ -4386,16 +6629,26 @@
           </w:tcPr>
           <w:p>
             <w:r>
-              <w:t>01/09/2026 00:08:39</w:t>
-            </w:r>
-          </w:p>
-        </w:tc>
-        <w:tc>
-          <w:tcPr>
-            <w:tcW w:type="dxa" w:w="1440"/>
-          </w:tcPr>
-          <w:p>
-            <w:r>
+              <w:rPr>
+                <w:rFonts w:ascii="Times New Roman" w:hAnsi="Times New Roman" w:eastAsia="Times New Roman"/>
+                <w:color w:val="000000"/>
+                <w:sz w:val="26"/>
+              </w:rPr>
+              <w:t>06/09/2026 19:25:51</w:t>
+            </w:r>
+          </w:p>
+        </w:tc>
+        <w:tc>
+          <w:tcPr>
+            <w:tcW w:type="dxa" w:w="1440"/>
+          </w:tcPr>
+          <w:p>
+            <w:r>
+              <w:rPr>
+                <w:rFonts w:ascii="Times New Roman" w:hAnsi="Times New Roman" w:eastAsia="Times New Roman"/>
+                <w:color w:val="000000"/>
+                <w:sz w:val="26"/>
+              </w:rPr>
               <w:t>Đăng xuất Doctor A và đăng nhập Doctor B thành công</w:t>
             </w:r>
           </w:p>
@@ -4405,7 +6658,13 @@
             <w:tcW w:type="dxa" w:w="1440"/>
           </w:tcPr>
           <w:p>
-            <w:r/>
+            <w:r>
+              <w:rPr>
+                <w:rFonts w:ascii="Times New Roman" w:hAnsi="Times New Roman" w:eastAsia="Times New Roman"/>
+                <w:color w:val="000000"/>
+                <w:sz w:val="26"/>
+              </w:rPr>
+            </w:r>
           </w:p>
         </w:tc>
       </w:tr>
@@ -4416,6 +6675,11 @@
           </w:tcPr>
           <w:p>
             <w:r>
+              <w:rPr>
+                <w:rFonts w:ascii="Times New Roman" w:hAnsi="Times New Roman" w:eastAsia="Times New Roman"/>
+                <w:color w:val="000000"/>
+                <w:sz w:val="26"/>
+              </w:rPr>
               <w:t>TC-MEDICAL-008</w:t>
             </w:r>
           </w:p>
@@ -4426,6 +6690,11 @@
           </w:tcPr>
           <w:p>
             <w:r>
+              <w:rPr>
+                <w:rFonts w:ascii="Times New Roman" w:hAnsi="Times New Roman" w:eastAsia="Times New Roman"/>
+                <w:color w:val="000000"/>
+                <w:sz w:val="26"/>
+              </w:rPr>
               <w:t>3</w:t>
             </w:r>
           </w:p>
@@ -4436,6 +6705,11 @@
           </w:tcPr>
           <w:p>
             <w:r>
+              <w:rPr>
+                <w:rFonts w:ascii="Times New Roman" w:hAnsi="Times New Roman" w:eastAsia="Times New Roman"/>
+                <w:color w:val="000000"/>
+                <w:sz w:val="26"/>
+              </w:rPr>
               <w:t>PASS</w:t>
             </w:r>
           </w:p>
@@ -4446,16 +6720,26 @@
           </w:tcPr>
           <w:p>
             <w:r>
-              <w:t>01/09/2026 00:08:39</w:t>
-            </w:r>
-          </w:p>
-        </w:tc>
-        <w:tc>
-          <w:tcPr>
-            <w:tcW w:type="dxa" w:w="1440"/>
-          </w:tcPr>
-          <w:p>
-            <w:r>
+              <w:rPr>
+                <w:rFonts w:ascii="Times New Roman" w:hAnsi="Times New Roman" w:eastAsia="Times New Roman"/>
+                <w:color w:val="000000"/>
+                <w:sz w:val="26"/>
+              </w:rPr>
+              <w:t>06/09/2026 19:25:51</w:t>
+            </w:r>
+          </w:p>
+        </w:tc>
+        <w:tc>
+          <w:tcPr>
+            <w:tcW w:type="dxa" w:w="1440"/>
+          </w:tcPr>
+          <w:p>
+            <w:r>
+              <w:rPr>
+                <w:rFonts w:ascii="Times New Roman" w:hAnsi="Times New Roman" w:eastAsia="Times New Roman"/>
+                <w:color w:val="000000"/>
+                <w:sz w:val="26"/>
+              </w:rPr>
               <w:t>Doctor B truy cập trực tiếp URL hồ sơ appointment #71</w:t>
             </w:r>
           </w:p>
@@ -4465,7 +6749,13 @@
             <w:tcW w:type="dxa" w:w="1440"/>
           </w:tcPr>
           <w:p>
-            <w:r/>
+            <w:r>
+              <w:rPr>
+                <w:rFonts w:ascii="Times New Roman" w:hAnsi="Times New Roman" w:eastAsia="Times New Roman"/>
+                <w:color w:val="000000"/>
+                <w:sz w:val="26"/>
+              </w:rPr>
+            </w:r>
           </w:p>
         </w:tc>
       </w:tr>
@@ -4476,6 +6766,11 @@
           </w:tcPr>
           <w:p>
             <w:r>
+              <w:rPr>
+                <w:rFonts w:ascii="Times New Roman" w:hAnsi="Times New Roman" w:eastAsia="Times New Roman"/>
+                <w:color w:val="000000"/>
+                <w:sz w:val="26"/>
+              </w:rPr>
               <w:t>TC-MEDICAL-008</w:t>
             </w:r>
           </w:p>
@@ -4486,6 +6781,11 @@
           </w:tcPr>
           <w:p>
             <w:r>
+              <w:rPr>
+                <w:rFonts w:ascii="Times New Roman" w:hAnsi="Times New Roman" w:eastAsia="Times New Roman"/>
+                <w:color w:val="000000"/>
+                <w:sz w:val="26"/>
+              </w:rPr>
               <w:t>4</w:t>
             </w:r>
           </w:p>
@@ -4496,6 +6796,11 @@
           </w:tcPr>
           <w:p>
             <w:r>
+              <w:rPr>
+                <w:rFonts w:ascii="Times New Roman" w:hAnsi="Times New Roman" w:eastAsia="Times New Roman"/>
+                <w:color w:val="000000"/>
+                <w:sz w:val="26"/>
+              </w:rPr>
               <w:t>PASS</w:t>
             </w:r>
           </w:p>
@@ -4506,16 +6811,26 @@
           </w:tcPr>
           <w:p>
             <w:r>
-              <w:t>01/09/2026 00:08:45</w:t>
-            </w:r>
-          </w:p>
-        </w:tc>
-        <w:tc>
-          <w:tcPr>
-            <w:tcW w:type="dxa" w:w="1440"/>
-          </w:tcPr>
-          <w:p>
-            <w:r>
+              <w:rPr>
+                <w:rFonts w:ascii="Times New Roman" w:hAnsi="Times New Roman" w:eastAsia="Times New Roman"/>
+                <w:color w:val="000000"/>
+                <w:sz w:val="26"/>
+              </w:rPr>
+              <w:t>06/09/2026 19:25:57</w:t>
+            </w:r>
+          </w:p>
+        </w:tc>
+        <w:tc>
+          <w:tcPr>
+            <w:tcW w:type="dxa" w:w="1440"/>
+          </w:tcPr>
+          <w:p>
+            <w:r>
+              <w:rPr>
+                <w:rFonts w:ascii="Times New Roman" w:hAnsi="Times New Roman" w:eastAsia="Times New Roman"/>
+                <w:color w:val="000000"/>
+                <w:sz w:val="26"/>
+              </w:rPr>
               <w:t>Hệ thống chặn Doctor B và không cho phép sử dụng chức năng Cập nhật hồ sơ</w:t>
             </w:r>
           </w:p>
@@ -4525,7 +6840,13 @@
             <w:tcW w:type="dxa" w:w="1440"/>
           </w:tcPr>
           <w:p>
-            <w:r/>
+            <w:r>
+              <w:rPr>
+                <w:rFonts w:ascii="Times New Roman" w:hAnsi="Times New Roman" w:eastAsia="Times New Roman"/>
+                <w:color w:val="000000"/>
+                <w:sz w:val="26"/>
+              </w:rPr>
+            </w:r>
           </w:p>
         </w:tc>
       </w:tr>
@@ -4536,6 +6857,11 @@
           </w:tcPr>
           <w:p>
             <w:r>
+              <w:rPr>
+                <w:rFonts w:ascii="Times New Roman" w:hAnsi="Times New Roman" w:eastAsia="Times New Roman"/>
+                <w:color w:val="000000"/>
+                <w:sz w:val="26"/>
+              </w:rPr>
               <w:t>TC-MEDICAL-008</w:t>
             </w:r>
           </w:p>
@@ -4546,6 +6872,11 @@
           </w:tcPr>
           <w:p>
             <w:r>
+              <w:rPr>
+                <w:rFonts w:ascii="Times New Roman" w:hAnsi="Times New Roman" w:eastAsia="Times New Roman"/>
+                <w:color w:val="000000"/>
+                <w:sz w:val="26"/>
+              </w:rPr>
               <w:t>5</w:t>
             </w:r>
           </w:p>
@@ -4556,6 +6887,11 @@
           </w:tcPr>
           <w:p>
             <w:r>
+              <w:rPr>
+                <w:rFonts w:ascii="Times New Roman" w:hAnsi="Times New Roman" w:eastAsia="Times New Roman"/>
+                <w:color w:val="000000"/>
+                <w:sz w:val="26"/>
+              </w:rPr>
               <w:t>PASS</w:t>
             </w:r>
           </w:p>
@@ -4566,16 +6902,26 @@
           </w:tcPr>
           <w:p>
             <w:r>
-              <w:t>01/09/2026 00:08:51</w:t>
-            </w:r>
-          </w:p>
-        </w:tc>
-        <w:tc>
-          <w:tcPr>
-            <w:tcW w:type="dxa" w:w="1440"/>
-          </w:tcPr>
-          <w:p>
-            <w:r>
+              <w:rPr>
+                <w:rFonts w:ascii="Times New Roman" w:hAnsi="Times New Roman" w:eastAsia="Times New Roman"/>
+                <w:color w:val="000000"/>
+                <w:sz w:val="26"/>
+              </w:rPr>
+              <w:t>06/09/2026 19:26:03</w:t>
+            </w:r>
+          </w:p>
+        </w:tc>
+        <w:tc>
+          <w:tcPr>
+            <w:tcW w:type="dxa" w:w="1440"/>
+          </w:tcPr>
+          <w:p>
+            <w:r>
+              <w:rPr>
+                <w:rFonts w:ascii="Times New Roman" w:hAnsi="Times New Roman" w:eastAsia="Times New Roman"/>
+                <w:color w:val="000000"/>
+                <w:sz w:val="26"/>
+              </w:rPr>
               <w:t>Đăng xuất Doctor B và đăng nhập lại Doctor A thành công</w:t>
             </w:r>
           </w:p>
@@ -4585,7 +6931,13 @@
             <w:tcW w:type="dxa" w:w="1440"/>
           </w:tcPr>
           <w:p>
-            <w:r/>
+            <w:r>
+              <w:rPr>
+                <w:rFonts w:ascii="Times New Roman" w:hAnsi="Times New Roman" w:eastAsia="Times New Roman"/>
+                <w:color w:val="000000"/>
+                <w:sz w:val="26"/>
+              </w:rPr>
+            </w:r>
           </w:p>
         </w:tc>
       </w:tr>
@@ -4596,6 +6948,11 @@
           </w:tcPr>
           <w:p>
             <w:r>
+              <w:rPr>
+                <w:rFonts w:ascii="Times New Roman" w:hAnsi="Times New Roman" w:eastAsia="Times New Roman"/>
+                <w:color w:val="000000"/>
+                <w:sz w:val="26"/>
+              </w:rPr>
               <w:t>TC-MEDICAL-008</w:t>
             </w:r>
           </w:p>
@@ -4606,6 +6963,11 @@
           </w:tcPr>
           <w:p>
             <w:r>
+              <w:rPr>
+                <w:rFonts w:ascii="Times New Roman" w:hAnsi="Times New Roman" w:eastAsia="Times New Roman"/>
+                <w:color w:val="000000"/>
+                <w:sz w:val="26"/>
+              </w:rPr>
               <w:t>6</w:t>
             </w:r>
           </w:p>
@@ -4616,6 +6978,11 @@
           </w:tcPr>
           <w:p>
             <w:r>
+              <w:rPr>
+                <w:rFonts w:ascii="Times New Roman" w:hAnsi="Times New Roman" w:eastAsia="Times New Roman"/>
+                <w:color w:val="000000"/>
+                <w:sz w:val="26"/>
+              </w:rPr>
               <w:t>PASS</w:t>
             </w:r>
           </w:p>
@@ -4626,16 +6993,26 @@
           </w:tcPr>
           <w:p>
             <w:r>
-              <w:t>01/09/2026 00:08:51</w:t>
-            </w:r>
-          </w:p>
-        </w:tc>
-        <w:tc>
-          <w:tcPr>
-            <w:tcW w:type="dxa" w:w="1440"/>
-          </w:tcPr>
-          <w:p>
-            <w:r>
+              <w:rPr>
+                <w:rFonts w:ascii="Times New Roman" w:hAnsi="Times New Roman" w:eastAsia="Times New Roman"/>
+                <w:color w:val="000000"/>
+                <w:sz w:val="26"/>
+              </w:rPr>
+              <w:t>06/09/2026 19:26:03</w:t>
+            </w:r>
+          </w:p>
+        </w:tc>
+        <w:tc>
+          <w:tcPr>
+            <w:tcW w:type="dxa" w:w="1440"/>
+          </w:tcPr>
+          <w:p>
+            <w:r>
+              <w:rPr>
+                <w:rFonts w:ascii="Times New Roman" w:hAnsi="Times New Roman" w:eastAsia="Times New Roman"/>
+                <w:color w:val="000000"/>
+                <w:sz w:val="26"/>
+              </w:rPr>
               <w:t>Doctor A mở lại hồ sơ appointment #71 thành công</w:t>
             </w:r>
           </w:p>
@@ -4645,7 +7022,13 @@
             <w:tcW w:type="dxa" w:w="1440"/>
           </w:tcPr>
           <w:p>
-            <w:r/>
+            <w:r>
+              <w:rPr>
+                <w:rFonts w:ascii="Times New Roman" w:hAnsi="Times New Roman" w:eastAsia="Times New Roman"/>
+                <w:color w:val="000000"/>
+                <w:sz w:val="26"/>
+              </w:rPr>
+            </w:r>
           </w:p>
         </w:tc>
       </w:tr>
@@ -4656,6 +7039,11 @@
           </w:tcPr>
           <w:p>
             <w:r>
+              <w:rPr>
+                <w:rFonts w:ascii="Times New Roman" w:hAnsi="Times New Roman" w:eastAsia="Times New Roman"/>
+                <w:color w:val="000000"/>
+                <w:sz w:val="26"/>
+              </w:rPr>
               <w:t>TC-MEDICAL-008</w:t>
             </w:r>
           </w:p>
@@ -4666,6 +7054,11 @@
           </w:tcPr>
           <w:p>
             <w:r>
+              <w:rPr>
+                <w:rFonts w:ascii="Times New Roman" w:hAnsi="Times New Roman" w:eastAsia="Times New Roman"/>
+                <w:color w:val="000000"/>
+                <w:sz w:val="26"/>
+              </w:rPr>
               <w:t>7</w:t>
             </w:r>
           </w:p>
@@ -4676,6 +7069,11 @@
           </w:tcPr>
           <w:p>
             <w:r>
+              <w:rPr>
+                <w:rFonts w:ascii="Times New Roman" w:hAnsi="Times New Roman" w:eastAsia="Times New Roman"/>
+                <w:color w:val="000000"/>
+                <w:sz w:val="26"/>
+              </w:rPr>
               <w:t>PASS</w:t>
             </w:r>
           </w:p>
@@ -4686,16 +7084,26 @@
           </w:tcPr>
           <w:p>
             <w:r>
-              <w:t>01/09/2026 00:08:51</w:t>
-            </w:r>
-          </w:p>
-        </w:tc>
-        <w:tc>
-          <w:tcPr>
-            <w:tcW w:type="dxa" w:w="1440"/>
-          </w:tcPr>
-          <w:p>
-            <w:r>
+              <w:rPr>
+                <w:rFonts w:ascii="Times New Roman" w:hAnsi="Times New Roman" w:eastAsia="Times New Roman"/>
+                <w:color w:val="000000"/>
+                <w:sz w:val="26"/>
+              </w:rPr>
+              <w:t>06/09/2026 19:26:03</w:t>
+            </w:r>
+          </w:p>
+        </w:tc>
+        <w:tc>
+          <w:tcPr>
+            <w:tcW w:type="dxa" w:w="1440"/>
+          </w:tcPr>
+          <w:p>
+            <w:r>
+              <w:rPr>
+                <w:rFonts w:ascii="Times New Roman" w:hAnsi="Times New Roman" w:eastAsia="Times New Roman"/>
+                <w:color w:val="000000"/>
+                <w:sz w:val="26"/>
+              </w:rPr>
               <w:t>Chẩn đoán và Hướng điều trị không bị thay đổi sau khi Doctor B truy cập</w:t>
             </w:r>
           </w:p>
@@ -4705,7 +7113,13 @@
             <w:tcW w:type="dxa" w:w="1440"/>
           </w:tcPr>
           <w:p>
-            <w:r/>
+            <w:r>
+              <w:rPr>
+                <w:rFonts w:ascii="Times New Roman" w:hAnsi="Times New Roman" w:eastAsia="Times New Roman"/>
+                <w:color w:val="000000"/>
+                <w:sz w:val="26"/>
+              </w:rPr>
+            </w:r>
           </w:p>
         </w:tc>
       </w:tr>
@@ -4716,6 +7130,11 @@
           </w:tcPr>
           <w:p>
             <w:r>
+              <w:rPr>
+                <w:rFonts w:ascii="Times New Roman" w:hAnsi="Times New Roman" w:eastAsia="Times New Roman"/>
+                <w:color w:val="000000"/>
+                <w:sz w:val="26"/>
+              </w:rPr>
               <w:t>TC-MEDICAL-008</w:t>
             </w:r>
           </w:p>
@@ -4726,6 +7145,11 @@
           </w:tcPr>
           <w:p>
             <w:r>
+              <w:rPr>
+                <w:rFonts w:ascii="Times New Roman" w:hAnsi="Times New Roman" w:eastAsia="Times New Roman"/>
+                <w:color w:val="000000"/>
+                <w:sz w:val="26"/>
+              </w:rPr>
               <w:t>8</w:t>
             </w:r>
           </w:p>
@@ -4736,6 +7160,11 @@
           </w:tcPr>
           <w:p>
             <w:r>
+              <w:rPr>
+                <w:rFonts w:ascii="Times New Roman" w:hAnsi="Times New Roman" w:eastAsia="Times New Roman"/>
+                <w:color w:val="000000"/>
+                <w:sz w:val="26"/>
+              </w:rPr>
               <w:t>PASS</w:t>
             </w:r>
           </w:p>
@@ -4746,16 +7175,26 @@
           </w:tcPr>
           <w:p>
             <w:r>
-              <w:t>01/09/2026 00:08:51</w:t>
-            </w:r>
-          </w:p>
-        </w:tc>
-        <w:tc>
-          <w:tcPr>
-            <w:tcW w:type="dxa" w:w="1440"/>
-          </w:tcPr>
-          <w:p>
-            <w:r>
+              <w:rPr>
+                <w:rFonts w:ascii="Times New Roman" w:hAnsi="Times New Roman" w:eastAsia="Times New Roman"/>
+                <w:color w:val="000000"/>
+                <w:sz w:val="26"/>
+              </w:rPr>
+              <w:t>06/09/2026 19:26:03</w:t>
+            </w:r>
+          </w:p>
+        </w:tc>
+        <w:tc>
+          <w:tcPr>
+            <w:tcW w:type="dxa" w:w="1440"/>
+          </w:tcPr>
+          <w:p>
+            <w:r>
+              <w:rPr>
+                <w:rFonts w:ascii="Times New Roman" w:hAnsi="Times New Roman" w:eastAsia="Times New Roman"/>
+                <w:color w:val="000000"/>
+                <w:sz w:val="26"/>
+              </w:rPr>
               <w:t>Hồ sơ appointment #71 vẫn thuộc Doctor A (Ly Minh) và lịch vẫn ở trạng thái Đã hoàn thành</w:t>
             </w:r>
           </w:p>
@@ -4765,7 +7204,13 @@
             <w:tcW w:type="dxa" w:w="1440"/>
           </w:tcPr>
           <w:p>
-            <w:r/>
+            <w:r>
+              <w:rPr>
+                <w:rFonts w:ascii="Times New Roman" w:hAnsi="Times New Roman" w:eastAsia="Times New Roman"/>
+                <w:color w:val="000000"/>
+                <w:sz w:val="26"/>
+              </w:rPr>
+            </w:r>
           </w:p>
         </w:tc>
       </w:tr>
@@ -4776,6 +7221,11 @@
           </w:tcPr>
           <w:p>
             <w:r>
+              <w:rPr>
+                <w:rFonts w:ascii="Times New Roman" w:hAnsi="Times New Roman" w:eastAsia="Times New Roman"/>
+                <w:color w:val="000000"/>
+                <w:sz w:val="26"/>
+              </w:rPr>
               <w:t>TC-MEDICAL-009</w:t>
             </w:r>
           </w:p>
@@ -4786,6 +7236,11 @@
           </w:tcPr>
           <w:p>
             <w:r>
+              <w:rPr>
+                <w:rFonts w:ascii="Times New Roman" w:hAnsi="Times New Roman" w:eastAsia="Times New Roman"/>
+                <w:color w:val="000000"/>
+                <w:sz w:val="26"/>
+              </w:rPr>
               <w:t>1</w:t>
             </w:r>
           </w:p>
@@ -4796,6 +7251,11 @@
           </w:tcPr>
           <w:p>
             <w:r>
+              <w:rPr>
+                <w:rFonts w:ascii="Times New Roman" w:hAnsi="Times New Roman" w:eastAsia="Times New Roman"/>
+                <w:color w:val="000000"/>
+                <w:sz w:val="26"/>
+              </w:rPr>
               <w:t>PASS</w:t>
             </w:r>
           </w:p>
@@ -4806,16 +7266,26 @@
           </w:tcPr>
           <w:p>
             <w:r>
-              <w:t>01/09/2026 00:08:55</w:t>
-            </w:r>
-          </w:p>
-        </w:tc>
-        <w:tc>
-          <w:tcPr>
-            <w:tcW w:type="dxa" w:w="1440"/>
-          </w:tcPr>
-          <w:p>
-            <w:r>
+              <w:rPr>
+                <w:rFonts w:ascii="Times New Roman" w:hAnsi="Times New Roman" w:eastAsia="Times New Roman"/>
+                <w:color w:val="000000"/>
+                <w:sz w:val="26"/>
+              </w:rPr>
+              <w:t>06/09/2026 19:26:07</w:t>
+            </w:r>
+          </w:p>
+        </w:tc>
+        <w:tc>
+          <w:tcPr>
+            <w:tcW w:type="dxa" w:w="1440"/>
+          </w:tcPr>
+          <w:p>
+            <w:r>
+              <w:rPr>
+                <w:rFonts w:ascii="Times New Roman" w:hAnsi="Times New Roman" w:eastAsia="Times New Roman"/>
+                <w:color w:val="000000"/>
+                <w:sz w:val="26"/>
+              </w:rPr>
               <w:t>Chuẩn bị appointment #66 ở trạng thái Đã hoàn thành và đã có hồ sơ bệnh án</w:t>
             </w:r>
           </w:p>
@@ -4825,7 +7295,13 @@
             <w:tcW w:type="dxa" w:w="1440"/>
           </w:tcPr>
           <w:p>
-            <w:r/>
+            <w:r>
+              <w:rPr>
+                <w:rFonts w:ascii="Times New Roman" w:hAnsi="Times New Roman" w:eastAsia="Times New Roman"/>
+                <w:color w:val="000000"/>
+                <w:sz w:val="26"/>
+              </w:rPr>
+            </w:r>
           </w:p>
         </w:tc>
       </w:tr>
@@ -4836,6 +7312,11 @@
           </w:tcPr>
           <w:p>
             <w:r>
+              <w:rPr>
+                <w:rFonts w:ascii="Times New Roman" w:hAnsi="Times New Roman" w:eastAsia="Times New Roman"/>
+                <w:color w:val="000000"/>
+                <w:sz w:val="26"/>
+              </w:rPr>
               <w:t>TC-MEDICAL-009</w:t>
             </w:r>
           </w:p>
@@ -4846,6 +7327,11 @@
           </w:tcPr>
           <w:p>
             <w:r>
+              <w:rPr>
+                <w:rFonts w:ascii="Times New Roman" w:hAnsi="Times New Roman" w:eastAsia="Times New Roman"/>
+                <w:color w:val="000000"/>
+                <w:sz w:val="26"/>
+              </w:rPr>
               <w:t>2</w:t>
             </w:r>
           </w:p>
@@ -4856,6 +7342,11 @@
           </w:tcPr>
           <w:p>
             <w:r>
+              <w:rPr>
+                <w:rFonts w:ascii="Times New Roman" w:hAnsi="Times New Roman" w:eastAsia="Times New Roman"/>
+                <w:color w:val="000000"/>
+                <w:sz w:val="26"/>
+              </w:rPr>
               <w:t>PASS</w:t>
             </w:r>
           </w:p>
@@ -4866,16 +7357,26 @@
           </w:tcPr>
           <w:p>
             <w:r>
-              <w:t>01/09/2026 00:09:01</w:t>
-            </w:r>
-          </w:p>
-        </w:tc>
-        <w:tc>
-          <w:tcPr>
-            <w:tcW w:type="dxa" w:w="1440"/>
-          </w:tcPr>
-          <w:p>
-            <w:r>
+              <w:rPr>
+                <w:rFonts w:ascii="Times New Roman" w:hAnsi="Times New Roman" w:eastAsia="Times New Roman"/>
+                <w:color w:val="000000"/>
+                <w:sz w:val="26"/>
+              </w:rPr>
+              <w:t>06/09/2026 19:26:13</w:t>
+            </w:r>
+          </w:p>
+        </w:tc>
+        <w:tc>
+          <w:tcPr>
+            <w:tcW w:type="dxa" w:w="1440"/>
+          </w:tcPr>
+          <w:p>
+            <w:r>
+              <w:rPr>
+                <w:rFonts w:ascii="Times New Roman" w:hAnsi="Times New Roman" w:eastAsia="Times New Roman"/>
+                <w:color w:val="000000"/>
+                <w:sz w:val="26"/>
+              </w:rPr>
               <w:t>Đăng nhập bác sĩ phụ trách và mở hồ sơ appointment #66 thành công</w:t>
             </w:r>
           </w:p>
@@ -4885,7 +7386,13 @@
             <w:tcW w:type="dxa" w:w="1440"/>
           </w:tcPr>
           <w:p>
-            <w:r/>
+            <w:r>
+              <w:rPr>
+                <w:rFonts w:ascii="Times New Roman" w:hAnsi="Times New Roman" w:eastAsia="Times New Roman"/>
+                <w:color w:val="000000"/>
+                <w:sz w:val="26"/>
+              </w:rPr>
+            </w:r>
           </w:p>
         </w:tc>
       </w:tr>
@@ -4896,6 +7403,11 @@
           </w:tcPr>
           <w:p>
             <w:r>
+              <w:rPr>
+                <w:rFonts w:ascii="Times New Roman" w:hAnsi="Times New Roman" w:eastAsia="Times New Roman"/>
+                <w:color w:val="000000"/>
+                <w:sz w:val="26"/>
+              </w:rPr>
               <w:t>TC-MEDICAL-009</w:t>
             </w:r>
           </w:p>
@@ -4906,6 +7418,11 @@
           </w:tcPr>
           <w:p>
             <w:r>
+              <w:rPr>
+                <w:rFonts w:ascii="Times New Roman" w:hAnsi="Times New Roman" w:eastAsia="Times New Roman"/>
+                <w:color w:val="000000"/>
+                <w:sz w:val="26"/>
+              </w:rPr>
               <w:t>3</w:t>
             </w:r>
           </w:p>
@@ -4916,6 +7433,11 @@
           </w:tcPr>
           <w:p>
             <w:r>
+              <w:rPr>
+                <w:rFonts w:ascii="Times New Roman" w:hAnsi="Times New Roman" w:eastAsia="Times New Roman"/>
+                <w:color w:val="000000"/>
+                <w:sz w:val="26"/>
+              </w:rPr>
               <w:t>PASS</w:t>
             </w:r>
           </w:p>
@@ -4926,16 +7448,26 @@
           </w:tcPr>
           <w:p>
             <w:r>
-              <w:t>01/09/2026 00:09:02</w:t>
-            </w:r>
-          </w:p>
-        </w:tc>
-        <w:tc>
-          <w:tcPr>
-            <w:tcW w:type="dxa" w:w="1440"/>
-          </w:tcPr>
-          <w:p>
-            <w:r>
+              <w:rPr>
+                <w:rFonts w:ascii="Times New Roman" w:hAnsi="Times New Roman" w:eastAsia="Times New Roman"/>
+                <w:color w:val="000000"/>
+                <w:sz w:val="26"/>
+              </w:rPr>
+              <w:t>06/09/2026 19:26:14</w:t>
+            </w:r>
+          </w:p>
+        </w:tc>
+        <w:tc>
+          <w:tcPr>
+            <w:tcW w:type="dxa" w:w="1440"/>
+          </w:tcPr>
+          <w:p>
+            <w:r>
+              <w:rPr>
+                <w:rFonts w:ascii="Times New Roman" w:hAnsi="Times New Roman" w:eastAsia="Times New Roman"/>
+                <w:color w:val="000000"/>
+                <w:sz w:val="26"/>
+              </w:rPr>
               <w:t>Nhấn Cập nhật hồ sơ và mở form chỉnh sửa thành công</w:t>
             </w:r>
           </w:p>
@@ -4945,7 +7477,13 @@
             <w:tcW w:type="dxa" w:w="1440"/>
           </w:tcPr>
           <w:p>
-            <w:r/>
+            <w:r>
+              <w:rPr>
+                <w:rFonts w:ascii="Times New Roman" w:hAnsi="Times New Roman" w:eastAsia="Times New Roman"/>
+                <w:color w:val="000000"/>
+                <w:sz w:val="26"/>
+              </w:rPr>
+            </w:r>
           </w:p>
         </w:tc>
       </w:tr>
@@ -4956,6 +7494,11 @@
           </w:tcPr>
           <w:p>
             <w:r>
+              <w:rPr>
+                <w:rFonts w:ascii="Times New Roman" w:hAnsi="Times New Roman" w:eastAsia="Times New Roman"/>
+                <w:color w:val="000000"/>
+                <w:sz w:val="26"/>
+              </w:rPr>
               <w:t>TC-MEDICAL-009</w:t>
             </w:r>
           </w:p>
@@ -4966,6 +7509,11 @@
           </w:tcPr>
           <w:p>
             <w:r>
+              <w:rPr>
+                <w:rFonts w:ascii="Times New Roman" w:hAnsi="Times New Roman" w:eastAsia="Times New Roman"/>
+                <w:color w:val="000000"/>
+                <w:sz w:val="26"/>
+              </w:rPr>
               <w:t>4</w:t>
             </w:r>
           </w:p>
@@ -4976,6 +7524,11 @@
           </w:tcPr>
           <w:p>
             <w:r>
+              <w:rPr>
+                <w:rFonts w:ascii="Times New Roman" w:hAnsi="Times New Roman" w:eastAsia="Times New Roman"/>
+                <w:color w:val="000000"/>
+                <w:sz w:val="26"/>
+              </w:rPr>
               <w:t>PASS</w:t>
             </w:r>
           </w:p>
@@ -4986,16 +7539,26 @@
           </w:tcPr>
           <w:p>
             <w:r>
-              <w:t>01/09/2026 00:09:02</w:t>
-            </w:r>
-          </w:p>
-        </w:tc>
-        <w:tc>
-          <w:tcPr>
-            <w:tcW w:type="dxa" w:w="1440"/>
-          </w:tcPr>
-          <w:p>
-            <w:r>
+              <w:rPr>
+                <w:rFonts w:ascii="Times New Roman" w:hAnsi="Times New Roman" w:eastAsia="Times New Roman"/>
+                <w:color w:val="000000"/>
+                <w:sz w:val="26"/>
+              </w:rPr>
+              <w:t>06/09/2026 19:26:14</w:t>
+            </w:r>
+          </w:p>
+        </w:tc>
+        <w:tc>
+          <w:tcPr>
+            <w:tcW w:type="dxa" w:w="1440"/>
+          </w:tcPr>
+          <w:p>
+            <w:r>
+              <w:rPr>
+                <w:rFonts w:ascii="Times New Roman" w:hAnsi="Times New Roman" w:eastAsia="Times New Roman"/>
+                <w:color w:val="000000"/>
+                <w:sz w:val="26"/>
+              </w:rPr>
               <w:t>Form cập nhật hiển thị đúng Chẩn đoán và Hướng điều trị hiện tại</w:t>
             </w:r>
           </w:p>
@@ -5005,7 +7568,13 @@
             <w:tcW w:type="dxa" w:w="1440"/>
           </w:tcPr>
           <w:p>
-            <w:r/>
+            <w:r>
+              <w:rPr>
+                <w:rFonts w:ascii="Times New Roman" w:hAnsi="Times New Roman" w:eastAsia="Times New Roman"/>
+                <w:color w:val="000000"/>
+                <w:sz w:val="26"/>
+              </w:rPr>
+            </w:r>
           </w:p>
         </w:tc>
       </w:tr>
@@ -5016,6 +7585,11 @@
           </w:tcPr>
           <w:p>
             <w:r>
+              <w:rPr>
+                <w:rFonts w:ascii="Times New Roman" w:hAnsi="Times New Roman" w:eastAsia="Times New Roman"/>
+                <w:color w:val="000000"/>
+                <w:sz w:val="26"/>
+              </w:rPr>
               <w:t>TC-MEDICAL-009</w:t>
             </w:r>
           </w:p>
@@ -5026,6 +7600,11 @@
           </w:tcPr>
           <w:p>
             <w:r>
+              <w:rPr>
+                <w:rFonts w:ascii="Times New Roman" w:hAnsi="Times New Roman" w:eastAsia="Times New Roman"/>
+                <w:color w:val="000000"/>
+                <w:sz w:val="26"/>
+              </w:rPr>
               <w:t>5</w:t>
             </w:r>
           </w:p>
@@ -5036,6 +7615,11 @@
           </w:tcPr>
           <w:p>
             <w:r>
+              <w:rPr>
+                <w:rFonts w:ascii="Times New Roman" w:hAnsi="Times New Roman" w:eastAsia="Times New Roman"/>
+                <w:color w:val="000000"/>
+                <w:sz w:val="26"/>
+              </w:rPr>
               <w:t>PASS</w:t>
             </w:r>
           </w:p>
@@ -5046,16 +7630,26 @@
           </w:tcPr>
           <w:p>
             <w:r>
-              <w:t>01/09/2026 00:09:03</w:t>
-            </w:r>
-          </w:p>
-        </w:tc>
-        <w:tc>
-          <w:tcPr>
-            <w:tcW w:type="dxa" w:w="1440"/>
-          </w:tcPr>
-          <w:p>
-            <w:r>
+              <w:rPr>
+                <w:rFonts w:ascii="Times New Roman" w:hAnsi="Times New Roman" w:eastAsia="Times New Roman"/>
+                <w:color w:val="000000"/>
+                <w:sz w:val="26"/>
+              </w:rPr>
+              <w:t>06/09/2026 19:26:14</w:t>
+            </w:r>
+          </w:p>
+        </w:tc>
+        <w:tc>
+          <w:tcPr>
+            <w:tcW w:type="dxa" w:w="1440"/>
+          </w:tcPr>
+          <w:p>
+            <w:r>
+              <w:rPr>
+                <w:rFonts w:ascii="Times New Roman" w:hAnsi="Times New Roman" w:eastAsia="Times New Roman"/>
+                <w:color w:val="000000"/>
+                <w:sz w:val="26"/>
+              </w:rPr>
               <w:t>Thay đổi Chẩn đoán và Hướng điều trị bằng dữ liệu tạm mới</w:t>
             </w:r>
           </w:p>
@@ -5065,7 +7659,13 @@
             <w:tcW w:type="dxa" w:w="1440"/>
           </w:tcPr>
           <w:p>
-            <w:r/>
+            <w:r>
+              <w:rPr>
+                <w:rFonts w:ascii="Times New Roman" w:hAnsi="Times New Roman" w:eastAsia="Times New Roman"/>
+                <w:color w:val="000000"/>
+                <w:sz w:val="26"/>
+              </w:rPr>
+            </w:r>
           </w:p>
         </w:tc>
       </w:tr>
@@ -5076,6 +7676,11 @@
           </w:tcPr>
           <w:p>
             <w:r>
+              <w:rPr>
+                <w:rFonts w:ascii="Times New Roman" w:hAnsi="Times New Roman" w:eastAsia="Times New Roman"/>
+                <w:color w:val="000000"/>
+                <w:sz w:val="26"/>
+              </w:rPr>
               <w:t>TC-MEDICAL-009</w:t>
             </w:r>
           </w:p>
@@ -5086,6 +7691,11 @@
           </w:tcPr>
           <w:p>
             <w:r>
+              <w:rPr>
+                <w:rFonts w:ascii="Times New Roman" w:hAnsi="Times New Roman" w:eastAsia="Times New Roman"/>
+                <w:color w:val="000000"/>
+                <w:sz w:val="26"/>
+              </w:rPr>
               <w:t>6</w:t>
             </w:r>
           </w:p>
@@ -5096,6 +7706,11 @@
           </w:tcPr>
           <w:p>
             <w:r>
+              <w:rPr>
+                <w:rFonts w:ascii="Times New Roman" w:hAnsi="Times New Roman" w:eastAsia="Times New Roman"/>
+                <w:color w:val="000000"/>
+                <w:sz w:val="26"/>
+              </w:rPr>
               <w:t>PASS</w:t>
             </w:r>
           </w:p>
@@ -5106,16 +7721,26 @@
           </w:tcPr>
           <w:p>
             <w:r>
-              <w:t>01/09/2026 00:09:03</w:t>
-            </w:r>
-          </w:p>
-        </w:tc>
-        <w:tc>
-          <w:tcPr>
-            <w:tcW w:type="dxa" w:w="1440"/>
-          </w:tcPr>
-          <w:p>
-            <w:r>
+              <w:rPr>
+                <w:rFonts w:ascii="Times New Roman" w:hAnsi="Times New Roman" w:eastAsia="Times New Roman"/>
+                <w:color w:val="000000"/>
+                <w:sz w:val="26"/>
+              </w:rPr>
+              <w:t>06/09/2026 19:26:15</w:t>
+            </w:r>
+          </w:p>
+        </w:tc>
+        <w:tc>
+          <w:tcPr>
+            <w:tcW w:type="dxa" w:w="1440"/>
+          </w:tcPr>
+          <w:p>
+            <w:r>
+              <w:rPr>
+                <w:rFonts w:ascii="Times New Roman" w:hAnsi="Times New Roman" w:eastAsia="Times New Roman"/>
+                <w:color w:val="000000"/>
+                <w:sz w:val="26"/>
+              </w:rPr>
               <w:t>Nhấn Hủy cập nhật hồ sơ</w:t>
             </w:r>
           </w:p>
@@ -5125,7 +7750,13 @@
             <w:tcW w:type="dxa" w:w="1440"/>
           </w:tcPr>
           <w:p>
-            <w:r/>
+            <w:r>
+              <w:rPr>
+                <w:rFonts w:ascii="Times New Roman" w:hAnsi="Times New Roman" w:eastAsia="Times New Roman"/>
+                <w:color w:val="000000"/>
+                <w:sz w:val="26"/>
+              </w:rPr>
+            </w:r>
           </w:p>
         </w:tc>
       </w:tr>
@@ -5136,6 +7767,11 @@
           </w:tcPr>
           <w:p>
             <w:r>
+              <w:rPr>
+                <w:rFonts w:ascii="Times New Roman" w:hAnsi="Times New Roman" w:eastAsia="Times New Roman"/>
+                <w:color w:val="000000"/>
+                <w:sz w:val="26"/>
+              </w:rPr>
               <w:t>TC-MEDICAL-009</w:t>
             </w:r>
           </w:p>
@@ -5146,6 +7782,11 @@
           </w:tcPr>
           <w:p>
             <w:r>
+              <w:rPr>
+                <w:rFonts w:ascii="Times New Roman" w:hAnsi="Times New Roman" w:eastAsia="Times New Roman"/>
+                <w:color w:val="000000"/>
+                <w:sz w:val="26"/>
+              </w:rPr>
               <w:t>7</w:t>
             </w:r>
           </w:p>
@@ -5156,6 +7797,11 @@
           </w:tcPr>
           <w:p>
             <w:r>
+              <w:rPr>
+                <w:rFonts w:ascii="Times New Roman" w:hAnsi="Times New Roman" w:eastAsia="Times New Roman"/>
+                <w:color w:val="000000"/>
+                <w:sz w:val="26"/>
+              </w:rPr>
               <w:t>PASS</w:t>
             </w:r>
           </w:p>
@@ -5166,16 +7812,26 @@
           </w:tcPr>
           <w:p>
             <w:r>
-              <w:t>01/09/2026 00:09:06</w:t>
-            </w:r>
-          </w:p>
-        </w:tc>
-        <w:tc>
-          <w:tcPr>
-            <w:tcW w:type="dxa" w:w="1440"/>
-          </w:tcPr>
-          <w:p>
-            <w:r>
+              <w:rPr>
+                <w:rFonts w:ascii="Times New Roman" w:hAnsi="Times New Roman" w:eastAsia="Times New Roman"/>
+                <w:color w:val="000000"/>
+                <w:sz w:val="26"/>
+              </w:rPr>
+              <w:t>06/09/2026 19:26:18</w:t>
+            </w:r>
+          </w:p>
+        </w:tc>
+        <w:tc>
+          <w:tcPr>
+            <w:tcW w:type="dxa" w:w="1440"/>
+          </w:tcPr>
+          <w:p>
+            <w:r>
+              <w:rPr>
+                <w:rFonts w:ascii="Times New Roman" w:hAnsi="Times New Roman" w:eastAsia="Times New Roman"/>
+                <w:color w:val="000000"/>
+                <w:sz w:val="26"/>
+              </w:rPr>
               <w:t>Form cập nhật được đóng và dữ liệu tạm mới không được lưu</w:t>
             </w:r>
           </w:p>
@@ -5185,7 +7841,13 @@
             <w:tcW w:type="dxa" w:w="1440"/>
           </w:tcPr>
           <w:p>
-            <w:r/>
+            <w:r>
+              <w:rPr>
+                <w:rFonts w:ascii="Times New Roman" w:hAnsi="Times New Roman" w:eastAsia="Times New Roman"/>
+                <w:color w:val="000000"/>
+                <w:sz w:val="26"/>
+              </w:rPr>
+            </w:r>
           </w:p>
         </w:tc>
       </w:tr>
@@ -5196,6 +7858,11 @@
           </w:tcPr>
           <w:p>
             <w:r>
+              <w:rPr>
+                <w:rFonts w:ascii="Times New Roman" w:hAnsi="Times New Roman" w:eastAsia="Times New Roman"/>
+                <w:color w:val="000000"/>
+                <w:sz w:val="26"/>
+              </w:rPr>
               <w:t>TC-MEDICAL-009</w:t>
             </w:r>
           </w:p>
@@ -5206,6 +7873,11 @@
           </w:tcPr>
           <w:p>
             <w:r>
+              <w:rPr>
+                <w:rFonts w:ascii="Times New Roman" w:hAnsi="Times New Roman" w:eastAsia="Times New Roman"/>
+                <w:color w:val="000000"/>
+                <w:sz w:val="26"/>
+              </w:rPr>
               <w:t>8</w:t>
             </w:r>
           </w:p>
@@ -5216,6 +7888,11 @@
           </w:tcPr>
           <w:p>
             <w:r>
+              <w:rPr>
+                <w:rFonts w:ascii="Times New Roman" w:hAnsi="Times New Roman" w:eastAsia="Times New Roman"/>
+                <w:color w:val="000000"/>
+                <w:sz w:val="26"/>
+              </w:rPr>
               <w:t>PASS</w:t>
             </w:r>
           </w:p>
@@ -5226,16 +7903,26 @@
           </w:tcPr>
           <w:p>
             <w:r>
-              <w:t>01/09/2026 00:09:06</w:t>
-            </w:r>
-          </w:p>
-        </w:tc>
-        <w:tc>
-          <w:tcPr>
-            <w:tcW w:type="dxa" w:w="1440"/>
-          </w:tcPr>
-          <w:p>
-            <w:r>
+              <w:rPr>
+                <w:rFonts w:ascii="Times New Roman" w:hAnsi="Times New Roman" w:eastAsia="Times New Roman"/>
+                <w:color w:val="000000"/>
+                <w:sz w:val="26"/>
+              </w:rPr>
+              <w:t>06/09/2026 19:26:18</w:t>
+            </w:r>
+          </w:p>
+        </w:tc>
+        <w:tc>
+          <w:tcPr>
+            <w:tcW w:type="dxa" w:w="1440"/>
+          </w:tcPr>
+          <w:p>
+            <w:r>
+              <w:rPr>
+                <w:rFonts w:ascii="Times New Roman" w:hAnsi="Times New Roman" w:eastAsia="Times New Roman"/>
+                <w:color w:val="000000"/>
+                <w:sz w:val="26"/>
+              </w:rPr>
               <w:t>Mở lại hồ sơ và xác nhận Chẩn đoán, Hướng điều trị ban đầu vẫn được giữ nguyên</w:t>
             </w:r>
           </w:p>
@@ -5245,7 +7932,13 @@
             <w:tcW w:type="dxa" w:w="1440"/>
           </w:tcPr>
           <w:p>
-            <w:r/>
+            <w:r>
+              <w:rPr>
+                <w:rFonts w:ascii="Times New Roman" w:hAnsi="Times New Roman" w:eastAsia="Times New Roman"/>
+                <w:color w:val="000000"/>
+                <w:sz w:val="26"/>
+              </w:rPr>
+            </w:r>
           </w:p>
         </w:tc>
       </w:tr>
@@ -5256,6 +7949,11 @@
           </w:tcPr>
           <w:p>
             <w:r>
+              <w:rPr>
+                <w:rFonts w:ascii="Times New Roman" w:hAnsi="Times New Roman" w:eastAsia="Times New Roman"/>
+                <w:color w:val="000000"/>
+                <w:sz w:val="26"/>
+              </w:rPr>
               <w:t>TC-MEDICAL-009</w:t>
             </w:r>
           </w:p>
@@ -5266,6 +7964,11 @@
           </w:tcPr>
           <w:p>
             <w:r>
+              <w:rPr>
+                <w:rFonts w:ascii="Times New Roman" w:hAnsi="Times New Roman" w:eastAsia="Times New Roman"/>
+                <w:color w:val="000000"/>
+                <w:sz w:val="26"/>
+              </w:rPr>
               <w:t>9</w:t>
             </w:r>
           </w:p>
@@ -5276,6 +7979,11 @@
           </w:tcPr>
           <w:p>
             <w:r>
+              <w:rPr>
+                <w:rFonts w:ascii="Times New Roman" w:hAnsi="Times New Roman" w:eastAsia="Times New Roman"/>
+                <w:color w:val="000000"/>
+                <w:sz w:val="26"/>
+              </w:rPr>
               <w:t>PASS</w:t>
             </w:r>
           </w:p>
@@ -5286,16 +7994,26 @@
           </w:tcPr>
           <w:p>
             <w:r>
-              <w:t>01/09/2026 00:09:06</w:t>
-            </w:r>
-          </w:p>
-        </w:tc>
-        <w:tc>
-          <w:tcPr>
-            <w:tcW w:type="dxa" w:w="1440"/>
-          </w:tcPr>
-          <w:p>
-            <w:r>
+              <w:rPr>
+                <w:rFonts w:ascii="Times New Roman" w:hAnsi="Times New Roman" w:eastAsia="Times New Roman"/>
+                <w:color w:val="000000"/>
+                <w:sz w:val="26"/>
+              </w:rPr>
+              <w:t>06/09/2026 19:26:19</w:t>
+            </w:r>
+          </w:p>
+        </w:tc>
+        <w:tc>
+          <w:tcPr>
+            <w:tcW w:type="dxa" w:w="1440"/>
+          </w:tcPr>
+          <w:p>
+            <w:r>
+              <w:rPr>
+                <w:rFonts w:ascii="Times New Roman" w:hAnsi="Times New Roman" w:eastAsia="Times New Roman"/>
+                <w:color w:val="000000"/>
+                <w:sz w:val="26"/>
+              </w:rPr>
               <w:t>Hồ sơ vẫn thuộc appointment #66, bệnh nhân Duong Le Kim Phung, bác sĩ Ly Minh và lịch vẫn ở trạng thái Đã hoàn thành</w:t>
             </w:r>
           </w:p>
@@ -5305,7 +8023,13 @@
             <w:tcW w:type="dxa" w:w="1440"/>
           </w:tcPr>
           <w:p>
-            <w:r/>
+            <w:r>
+              <w:rPr>
+                <w:rFonts w:ascii="Times New Roman" w:hAnsi="Times New Roman" w:eastAsia="Times New Roman"/>
+                <w:color w:val="000000"/>
+                <w:sz w:val="26"/>
+              </w:rPr>
+            </w:r>
           </w:p>
         </w:tc>
       </w:tr>
@@ -5683,6 +8407,11 @@
     <w:name w:val="Normal"/>
     <w:qFormat/>
     <w:rsid w:val="00FC693F"/>
+    <w:rPr>
+      <w:rFonts w:ascii="Times New Roman" w:hAnsi="Times New Roman" w:eastAsia="Times New Roman"/>
+      <w:color w:val="000000"/>
+      <w:sz w:val="26"/>
+    </w:rPr>
   </w:style>
   <w:style w:type="paragraph" w:styleId="Header">
     <w:name w:val="header"/>

--- a/Selenium_WebDriver/reports/Medical_Test_Report.docx
+++ b/Selenium_WebDriver/reports/Medical_Test_Report.docx
@@ -28,7 +28,7 @@
           <w:color w:val="000000"/>
           <w:sz w:val="26"/>
         </w:rPr>
-        <w:t>Thời gian tạo báo cáo: 06/09/2026 19:42:38</w:t>
+        <w:t>Thời gian tạo báo cáo: 07/09/2026 19:12:19</w:t>
       </w:r>
     </w:p>
     <w:p/>
@@ -410,22 +410,22 @@
                 <w:color w:val="000000"/>
                 <w:sz w:val="26"/>
               </w:rPr>
-              <w:t>06/09/2026 19:23:42</w:t>
-            </w:r>
-          </w:p>
-        </w:tc>
-        <w:tc>
-          <w:tcPr>
-            <w:tcW w:type="dxa" w:w="1440"/>
-          </w:tcPr>
-          <w:p>
-            <w:r>
-              <w:rPr>
-                <w:rFonts w:ascii="Times New Roman" w:hAnsi="Times New Roman" w:eastAsia="Times New Roman"/>
-                <w:color w:val="000000"/>
-                <w:sz w:val="26"/>
-              </w:rPr>
-              <w:t>11.92</w:t>
+              <w:t>07/09/2026 19:03:03</w:t>
+            </w:r>
+          </w:p>
+        </w:tc>
+        <w:tc>
+          <w:tcPr>
+            <w:tcW w:type="dxa" w:w="1440"/>
+          </w:tcPr>
+          <w:p>
+            <w:r>
+              <w:rPr>
+                <w:rFonts w:ascii="Times New Roman" w:hAnsi="Times New Roman" w:eastAsia="Times New Roman"/>
+                <w:color w:val="000000"/>
+                <w:sz w:val="26"/>
+              </w:rPr>
+              <w:t>5.89</w:t>
             </w:r>
           </w:p>
         </w:tc>
@@ -500,22 +500,22 @@
                 <w:color w:val="000000"/>
                 <w:sz w:val="26"/>
               </w:rPr>
-              <w:t>06/09/2026 19:23:56</w:t>
-            </w:r>
-          </w:p>
-        </w:tc>
-        <w:tc>
-          <w:tcPr>
-            <w:tcW w:type="dxa" w:w="1440"/>
-          </w:tcPr>
-          <w:p>
-            <w:r>
-              <w:rPr>
-                <w:rFonts w:ascii="Times New Roman" w:hAnsi="Times New Roman" w:eastAsia="Times New Roman"/>
-                <w:color w:val="000000"/>
-                <w:sz w:val="26"/>
-              </w:rPr>
-              <w:t>11.32</w:t>
+              <w:t>07/09/2026 19:03:11</w:t>
+            </w:r>
+          </w:p>
+        </w:tc>
+        <w:tc>
+          <w:tcPr>
+            <w:tcW w:type="dxa" w:w="1440"/>
+          </w:tcPr>
+          <w:p>
+            <w:r>
+              <w:rPr>
+                <w:rFonts w:ascii="Times New Roman" w:hAnsi="Times New Roman" w:eastAsia="Times New Roman"/>
+                <w:color w:val="000000"/>
+                <w:sz w:val="26"/>
+              </w:rPr>
+              <w:t>5.36</w:t>
             </w:r>
           </w:p>
         </w:tc>
@@ -590,22 +590,22 @@
                 <w:color w:val="000000"/>
                 <w:sz w:val="26"/>
               </w:rPr>
-              <w:t>06/09/2026 19:24:11</w:t>
-            </w:r>
-          </w:p>
-        </w:tc>
-        <w:tc>
-          <w:tcPr>
-            <w:tcW w:type="dxa" w:w="1440"/>
-          </w:tcPr>
-          <w:p>
-            <w:r>
-              <w:rPr>
-                <w:rFonts w:ascii="Times New Roman" w:hAnsi="Times New Roman" w:eastAsia="Times New Roman"/>
-                <w:color w:val="000000"/>
-                <w:sz w:val="26"/>
-              </w:rPr>
-              <w:t>11.35</w:t>
+              <w:t>07/09/2026 19:03:20</w:t>
+            </w:r>
+          </w:p>
+        </w:tc>
+        <w:tc>
+          <w:tcPr>
+            <w:tcW w:type="dxa" w:w="1440"/>
+          </w:tcPr>
+          <w:p>
+            <w:r>
+              <w:rPr>
+                <w:rFonts w:ascii="Times New Roman" w:hAnsi="Times New Roman" w:eastAsia="Times New Roman"/>
+                <w:color w:val="000000"/>
+                <w:sz w:val="26"/>
+              </w:rPr>
+              <w:t>5.43</w:t>
             </w:r>
           </w:p>
         </w:tc>
@@ -680,22 +680,22 @@
                 <w:color w:val="000000"/>
                 <w:sz w:val="26"/>
               </w:rPr>
-              <w:t>06/09/2026 19:24:29</w:t>
-            </w:r>
-          </w:p>
-        </w:tc>
-        <w:tc>
-          <w:tcPr>
-            <w:tcW w:type="dxa" w:w="1440"/>
-          </w:tcPr>
-          <w:p>
-            <w:r>
-              <w:rPr>
-                <w:rFonts w:ascii="Times New Roman" w:hAnsi="Times New Roman" w:eastAsia="Times New Roman"/>
-                <w:color w:val="000000"/>
-                <w:sz w:val="26"/>
-              </w:rPr>
-              <w:t>14.19</w:t>
+              <w:t>07/09/2026 19:03:32</w:t>
+            </w:r>
+          </w:p>
+        </w:tc>
+        <w:tc>
+          <w:tcPr>
+            <w:tcW w:type="dxa" w:w="1440"/>
+          </w:tcPr>
+          <w:p>
+            <w:r>
+              <w:rPr>
+                <w:rFonts w:ascii="Times New Roman" w:hAnsi="Times New Roman" w:eastAsia="Times New Roman"/>
+                <w:color w:val="000000"/>
+                <w:sz w:val="26"/>
+              </w:rPr>
+              <w:t>8.76</w:t>
             </w:r>
           </w:p>
         </w:tc>
@@ -770,22 +770,22 @@
                 <w:color w:val="000000"/>
                 <w:sz w:val="26"/>
               </w:rPr>
-              <w:t>06/09/2026 19:24:39</w:t>
-            </w:r>
-          </w:p>
-        </w:tc>
-        <w:tc>
-          <w:tcPr>
-            <w:tcW w:type="dxa" w:w="1440"/>
-          </w:tcPr>
-          <w:p>
-            <w:r>
-              <w:rPr>
-                <w:rFonts w:ascii="Times New Roman" w:hAnsi="Times New Roman" w:eastAsia="Times New Roman"/>
-                <w:color w:val="000000"/>
-                <w:sz w:val="26"/>
-              </w:rPr>
-              <w:t>7.67</w:t>
+              <w:t>07/09/2026 19:03:37</w:t>
+            </w:r>
+          </w:p>
+        </w:tc>
+        <w:tc>
+          <w:tcPr>
+            <w:tcW w:type="dxa" w:w="1440"/>
+          </w:tcPr>
+          <w:p>
+            <w:r>
+              <w:rPr>
+                <w:rFonts w:ascii="Times New Roman" w:hAnsi="Times New Roman" w:eastAsia="Times New Roman"/>
+                <w:color w:val="000000"/>
+                <w:sz w:val="26"/>
+              </w:rPr>
+              <w:t>2.23</w:t>
             </w:r>
           </w:p>
         </w:tc>
@@ -860,22 +860,22 @@
                 <w:color w:val="000000"/>
                 <w:sz w:val="26"/>
               </w:rPr>
-              <w:t>06/09/2026 19:24:55</w:t>
-            </w:r>
-          </w:p>
-        </w:tc>
-        <w:tc>
-          <w:tcPr>
-            <w:tcW w:type="dxa" w:w="1440"/>
-          </w:tcPr>
-          <w:p>
-            <w:r>
-              <w:rPr>
-                <w:rFonts w:ascii="Times New Roman" w:hAnsi="Times New Roman" w:eastAsia="Times New Roman"/>
-                <w:color w:val="000000"/>
-                <w:sz w:val="26"/>
-              </w:rPr>
-              <w:t>12.36</w:t>
+              <w:t>07/09/2026 19:03:47</w:t>
+            </w:r>
+          </w:p>
+        </w:tc>
+        <w:tc>
+          <w:tcPr>
+            <w:tcW w:type="dxa" w:w="1440"/>
+          </w:tcPr>
+          <w:p>
+            <w:r>
+              <w:rPr>
+                <w:rFonts w:ascii="Times New Roman" w:hAnsi="Times New Roman" w:eastAsia="Times New Roman"/>
+                <w:color w:val="000000"/>
+                <w:sz w:val="26"/>
+              </w:rPr>
+              <w:t>6.20</w:t>
             </w:r>
           </w:p>
         </w:tc>
@@ -950,22 +950,22 @@
                 <w:color w:val="000000"/>
                 <w:sz w:val="26"/>
               </w:rPr>
-              <w:t>06/09/2026 19:25:34</w:t>
-            </w:r>
-          </w:p>
-        </w:tc>
-        <w:tc>
-          <w:tcPr>
-            <w:tcW w:type="dxa" w:w="1440"/>
-          </w:tcPr>
-          <w:p>
-            <w:r>
-              <w:rPr>
-                <w:rFonts w:ascii="Times New Roman" w:hAnsi="Times New Roman" w:eastAsia="Times New Roman"/>
-                <w:color w:val="000000"/>
-                <w:sz w:val="26"/>
-              </w:rPr>
-              <w:t>36.08</w:t>
+              <w:t>07/09/2026 19:04:10</w:t>
+            </w:r>
+          </w:p>
+        </w:tc>
+        <w:tc>
+          <w:tcPr>
+            <w:tcW w:type="dxa" w:w="1440"/>
+          </w:tcPr>
+          <w:p>
+            <w:r>
+              <w:rPr>
+                <w:rFonts w:ascii="Times New Roman" w:hAnsi="Times New Roman" w:eastAsia="Times New Roman"/>
+                <w:color w:val="000000"/>
+                <w:sz w:val="26"/>
+              </w:rPr>
+              <w:t>20.19</w:t>
             </w:r>
           </w:p>
         </w:tc>
@@ -1040,22 +1040,22 @@
                 <w:color w:val="000000"/>
                 <w:sz w:val="26"/>
               </w:rPr>
-              <w:t>06/09/2026 19:26:03</w:t>
-            </w:r>
-          </w:p>
-        </w:tc>
-        <w:tc>
-          <w:tcPr>
-            <w:tcW w:type="dxa" w:w="1440"/>
-          </w:tcPr>
-          <w:p>
-            <w:r>
-              <w:rPr>
-                <w:rFonts w:ascii="Times New Roman" w:hAnsi="Times New Roman" w:eastAsia="Times New Roman"/>
-                <w:color w:val="000000"/>
-                <w:sz w:val="26"/>
-              </w:rPr>
-              <w:t>25.83</w:t>
+              <w:t>07/09/2026 19:04:23</w:t>
+            </w:r>
+          </w:p>
+        </w:tc>
+        <w:tc>
+          <w:tcPr>
+            <w:tcW w:type="dxa" w:w="1440"/>
+          </w:tcPr>
+          <w:p>
+            <w:r>
+              <w:rPr>
+                <w:rFonts w:ascii="Times New Roman" w:hAnsi="Times New Roman" w:eastAsia="Times New Roman"/>
+                <w:color w:val="000000"/>
+                <w:sz w:val="26"/>
+              </w:rPr>
+              <w:t>9.80</w:t>
             </w:r>
           </w:p>
         </w:tc>
@@ -1130,22 +1130,22 @@
                 <w:color w:val="000000"/>
                 <w:sz w:val="26"/>
               </w:rPr>
-              <w:t>06/09/2026 19:26:19</w:t>
-            </w:r>
-          </w:p>
-        </w:tc>
-        <w:tc>
-          <w:tcPr>
-            <w:tcW w:type="dxa" w:w="1440"/>
-          </w:tcPr>
-          <w:p>
-            <w:r>
-              <w:rPr>
-                <w:rFonts w:ascii="Times New Roman" w:hAnsi="Times New Roman" w:eastAsia="Times New Roman"/>
-                <w:color w:val="000000"/>
-                <w:sz w:val="26"/>
-              </w:rPr>
-              <w:t>11.83</w:t>
+              <w:t>07/09/2026 19:04:32</w:t>
+            </w:r>
+          </w:p>
+        </w:tc>
+        <w:tc>
+          <w:tcPr>
+            <w:tcW w:type="dxa" w:w="1440"/>
+          </w:tcPr>
+          <w:p>
+            <w:r>
+              <w:rPr>
+                <w:rFonts w:ascii="Times New Roman" w:hAnsi="Times New Roman" w:eastAsia="Times New Roman"/>
+                <w:color w:val="000000"/>
+                <w:sz w:val="26"/>
+              </w:rPr>
+              <w:t>5.69</w:t>
             </w:r>
           </w:p>
         </w:tc>
@@ -1356,22 +1356,22 @@
                 <w:color w:val="000000"/>
                 <w:sz w:val="26"/>
               </w:rPr>
-              <w:t>06/09/2026 19:23:30</w:t>
-            </w:r>
-          </w:p>
-        </w:tc>
-        <w:tc>
-          <w:tcPr>
-            <w:tcW w:type="dxa" w:w="1440"/>
-          </w:tcPr>
-          <w:p>
-            <w:r>
-              <w:rPr>
-                <w:rFonts w:ascii="Times New Roman" w:hAnsi="Times New Roman" w:eastAsia="Times New Roman"/>
-                <w:color w:val="000000"/>
-                <w:sz w:val="26"/>
-              </w:rPr>
-              <w:t>Chuẩn bị appointment #484 ở trạng thái Đã xác nhận và chưa có hồ sơ bệnh án</w:t>
+              <w:t>07/09/2026 19:02:57</w:t>
+            </w:r>
+          </w:p>
+        </w:tc>
+        <w:tc>
+          <w:tcPr>
+            <w:tcW w:type="dxa" w:w="1440"/>
+          </w:tcPr>
+          <w:p>
+            <w:r>
+              <w:rPr>
+                <w:rFonts w:ascii="Times New Roman" w:hAnsi="Times New Roman" w:eastAsia="Times New Roman"/>
+                <w:color w:val="000000"/>
+                <w:sz w:val="26"/>
+              </w:rPr>
+              <w:t>Chuẩn bị appointment #651 ở trạng thái Đã xác nhận và chưa có hồ sơ bệnh án</w:t>
             </w:r>
           </w:p>
         </w:tc>
@@ -1447,7 +1447,7 @@
                 <w:color w:val="000000"/>
                 <w:sz w:val="26"/>
               </w:rPr>
-              <w:t>06/09/2026 19:23:37</w:t>
+              <w:t>07/09/2026 19:02:58</w:t>
             </w:r>
           </w:p>
         </w:tc>
@@ -1538,22 +1538,22 @@
                 <w:color w:val="000000"/>
                 <w:sz w:val="26"/>
               </w:rPr>
-              <w:t>06/09/2026 19:23:37</w:t>
-            </w:r>
-          </w:p>
-        </w:tc>
-        <w:tc>
-          <w:tcPr>
-            <w:tcW w:type="dxa" w:w="1440"/>
-          </w:tcPr>
-          <w:p>
-            <w:r>
-              <w:rPr>
-                <w:rFonts w:ascii="Times New Roman" w:hAnsi="Times New Roman" w:eastAsia="Times New Roman"/>
-                <w:color w:val="000000"/>
-                <w:sz w:val="26"/>
-              </w:rPr>
-              <w:t>Mở trang Lịch hẹn bệnh nhân và tìm đúng appointment #484</w:t>
+              <w:t>07/09/2026 19:02:59</w:t>
+            </w:r>
+          </w:p>
+        </w:tc>
+        <w:tc>
+          <w:tcPr>
+            <w:tcW w:type="dxa" w:w="1440"/>
+          </w:tcPr>
+          <w:p>
+            <w:r>
+              <w:rPr>
+                <w:rFonts w:ascii="Times New Roman" w:hAnsi="Times New Roman" w:eastAsia="Times New Roman"/>
+                <w:color w:val="000000"/>
+                <w:sz w:val="26"/>
+              </w:rPr>
+              <w:t>Mở trang Lịch hẹn bệnh nhân và tìm đúng appointment #651</w:t>
             </w:r>
           </w:p>
         </w:tc>
@@ -1629,22 +1629,22 @@
                 <w:color w:val="000000"/>
                 <w:sz w:val="26"/>
               </w:rPr>
-              <w:t>06/09/2026 19:23:37</w:t>
-            </w:r>
-          </w:p>
-        </w:tc>
-        <w:tc>
-          <w:tcPr>
-            <w:tcW w:type="dxa" w:w="1440"/>
-          </w:tcPr>
-          <w:p>
-            <w:r>
-              <w:rPr>
-                <w:rFonts w:ascii="Times New Roman" w:hAnsi="Times New Roman" w:eastAsia="Times New Roman"/>
-                <w:color w:val="000000"/>
-                <w:sz w:val="26"/>
-              </w:rPr>
-              <w:t>Appointment #484 ở trạng thái Đã xác nhận và có nút Khám bệnh</w:t>
+              <w:t>07/09/2026 19:02:59</w:t>
+            </w:r>
+          </w:p>
+        </w:tc>
+        <w:tc>
+          <w:tcPr>
+            <w:tcW w:type="dxa" w:w="1440"/>
+          </w:tcPr>
+          <w:p>
+            <w:r>
+              <w:rPr>
+                <w:rFonts w:ascii="Times New Roman" w:hAnsi="Times New Roman" w:eastAsia="Times New Roman"/>
+                <w:color w:val="000000"/>
+                <w:sz w:val="26"/>
+              </w:rPr>
+              <w:t>Appointment #651 ở trạng thái Đã xác nhận và có nút Khám bệnh</w:t>
             </w:r>
           </w:p>
         </w:tc>
@@ -1720,22 +1720,22 @@
                 <w:color w:val="000000"/>
                 <w:sz w:val="26"/>
               </w:rPr>
-              <w:t>06/09/2026 19:23:38</w:t>
-            </w:r>
-          </w:p>
-        </w:tc>
-        <w:tc>
-          <w:tcPr>
-            <w:tcW w:type="dxa" w:w="1440"/>
-          </w:tcPr>
-          <w:p>
-            <w:r>
-              <w:rPr>
-                <w:rFonts w:ascii="Times New Roman" w:hAnsi="Times New Roman" w:eastAsia="Times New Roman"/>
-                <w:color w:val="000000"/>
-                <w:sz w:val="26"/>
-              </w:rPr>
-              <w:t>Nhấn Khám bệnh cho appointment #484 thành công</w:t>
+              <w:t>07/09/2026 19:02:59</w:t>
+            </w:r>
+          </w:p>
+        </w:tc>
+        <w:tc>
+          <w:tcPr>
+            <w:tcW w:type="dxa" w:w="1440"/>
+          </w:tcPr>
+          <w:p>
+            <w:r>
+              <w:rPr>
+                <w:rFonts w:ascii="Times New Roman" w:hAnsi="Times New Roman" w:eastAsia="Times New Roman"/>
+                <w:color w:val="000000"/>
+                <w:sz w:val="26"/>
+              </w:rPr>
+              <w:t>Nhấn Khám bệnh cho appointment #651 thành công</w:t>
             </w:r>
           </w:p>
         </w:tc>
@@ -1811,22 +1811,22 @@
                 <w:color w:val="000000"/>
                 <w:sz w:val="26"/>
               </w:rPr>
-              <w:t>06/09/2026 19:23:38</w:t>
-            </w:r>
-          </w:p>
-        </w:tc>
-        <w:tc>
-          <w:tcPr>
-            <w:tcW w:type="dxa" w:w="1440"/>
-          </w:tcPr>
-          <w:p>
-            <w:r>
-              <w:rPr>
-                <w:rFonts w:ascii="Times New Roman" w:hAnsi="Times New Roman" w:eastAsia="Times New Roman"/>
-                <w:color w:val="000000"/>
-                <w:sz w:val="26"/>
-              </w:rPr>
-              <w:t>Mở đúng trang Khám bệnh của appointment #484</w:t>
+              <w:t>07/09/2026 19:02:59</w:t>
+            </w:r>
+          </w:p>
+        </w:tc>
+        <w:tc>
+          <w:tcPr>
+            <w:tcW w:type="dxa" w:w="1440"/>
+          </w:tcPr>
+          <w:p>
+            <w:r>
+              <w:rPr>
+                <w:rFonts w:ascii="Times New Roman" w:hAnsi="Times New Roman" w:eastAsia="Times New Roman"/>
+                <w:color w:val="000000"/>
+                <w:sz w:val="26"/>
+              </w:rPr>
+              <w:t>Mở đúng trang Khám bệnh của appointment #651</w:t>
             </w:r>
           </w:p>
         </w:tc>
@@ -1902,7 +1902,7 @@
                 <w:color w:val="000000"/>
                 <w:sz w:val="26"/>
               </w:rPr>
-              <w:t>06/09/2026 19:23:38</w:t>
+              <w:t>07/09/2026 19:02:59</w:t>
             </w:r>
           </w:p>
         </w:tc>
@@ -1993,7 +1993,7 @@
                 <w:color w:val="000000"/>
                 <w:sz w:val="26"/>
               </w:rPr>
-              <w:t>06/09/2026 19:23:39</w:t>
+              <w:t>07/09/2026 19:02:59</w:t>
             </w:r>
           </w:p>
         </w:tc>
@@ -2084,22 +2084,22 @@
                 <w:color w:val="000000"/>
                 <w:sz w:val="26"/>
               </w:rPr>
-              <w:t>06/09/2026 19:23:42</w:t>
-            </w:r>
-          </w:p>
-        </w:tc>
-        <w:tc>
-          <w:tcPr>
-            <w:tcW w:type="dxa" w:w="1440"/>
-          </w:tcPr>
-          <w:p>
-            <w:r>
-              <w:rPr>
-                <w:rFonts w:ascii="Times New Roman" w:hAnsi="Times New Roman" w:eastAsia="Times New Roman"/>
-                <w:color w:val="000000"/>
-                <w:sz w:val="26"/>
-              </w:rPr>
-              <w:t>Hồ sơ appointment #484 được tạo đúng, lịch chuyển sang Đã hoàn thành và nút Khám bệnh được thay bằng Xem hồ sơ</w:t>
+              <w:t>07/09/2026 19:03:03</w:t>
+            </w:r>
+          </w:p>
+        </w:tc>
+        <w:tc>
+          <w:tcPr>
+            <w:tcW w:type="dxa" w:w="1440"/>
+          </w:tcPr>
+          <w:p>
+            <w:r>
+              <w:rPr>
+                <w:rFonts w:ascii="Times New Roman" w:hAnsi="Times New Roman" w:eastAsia="Times New Roman"/>
+                <w:color w:val="000000"/>
+                <w:sz w:val="26"/>
+              </w:rPr>
+              <w:t>Hồ sơ appointment #651 được tạo đúng, lịch chuyển sang Đã hoàn thành và nút Khám bệnh được thay bằng Xem hồ sơ</w:t>
             </w:r>
           </w:p>
         </w:tc>
@@ -2175,7 +2175,7 @@
                 <w:color w:val="000000"/>
                 <w:sz w:val="26"/>
               </w:rPr>
-              <w:t>06/09/2026 19:23:45</w:t>
+              <w:t>07/09/2026 19:03:06</w:t>
             </w:r>
           </w:p>
         </w:tc>
@@ -2266,7 +2266,7 @@
                 <w:color w:val="000000"/>
                 <w:sz w:val="26"/>
               </w:rPr>
-              <w:t>06/09/2026 19:23:52</w:t>
+              <w:t>07/09/2026 19:03:07</w:t>
             </w:r>
           </w:p>
         </w:tc>
@@ -2357,7 +2357,7 @@
                 <w:color w:val="000000"/>
                 <w:sz w:val="26"/>
               </w:rPr>
-              <w:t>06/09/2026 19:23:52</w:t>
+              <w:t>07/09/2026 19:03:08</w:t>
             </w:r>
           </w:p>
         </w:tc>
@@ -2448,7 +2448,7 @@
                 <w:color w:val="000000"/>
                 <w:sz w:val="26"/>
               </w:rPr>
-              <w:t>06/09/2026 19:23:53</w:t>
+              <w:t>07/09/2026 19:03:08</w:t>
             </w:r>
           </w:p>
         </w:tc>
@@ -2539,7 +2539,7 @@
                 <w:color w:val="000000"/>
                 <w:sz w:val="26"/>
               </w:rPr>
-              <w:t>06/09/2026 19:23:53</w:t>
+              <w:t>07/09/2026 19:03:08</w:t>
             </w:r>
           </w:p>
         </w:tc>
@@ -2630,7 +2630,7 @@
                 <w:color w:val="000000"/>
                 <w:sz w:val="26"/>
               </w:rPr>
-              <w:t>06/09/2026 19:23:53</w:t>
+              <w:t>07/09/2026 19:03:08</w:t>
             </w:r>
           </w:p>
         </w:tc>
@@ -2721,7 +2721,7 @@
                 <w:color w:val="000000"/>
                 <w:sz w:val="26"/>
               </w:rPr>
-              <w:t>06/09/2026 19:23:56</w:t>
+              <w:t>07/09/2026 19:03:11</w:t>
             </w:r>
           </w:p>
         </w:tc>
@@ -2812,7 +2812,7 @@
                 <w:color w:val="000000"/>
                 <w:sz w:val="26"/>
               </w:rPr>
-              <w:t>06/09/2026 19:24:00</w:t>
+              <w:t>07/09/2026 19:03:14</w:t>
             </w:r>
           </w:p>
         </w:tc>
@@ -2903,7 +2903,7 @@
                 <w:color w:val="000000"/>
                 <w:sz w:val="26"/>
               </w:rPr>
-              <w:t>06/09/2026 19:24:06</w:t>
+              <w:t>07/09/2026 19:03:16</w:t>
             </w:r>
           </w:p>
         </w:tc>
@@ -2994,7 +2994,7 @@
                 <w:color w:val="000000"/>
                 <w:sz w:val="26"/>
               </w:rPr>
-              <w:t>06/09/2026 19:24:07</w:t>
+              <w:t>07/09/2026 19:03:16</w:t>
             </w:r>
           </w:p>
         </w:tc>
@@ -3085,7 +3085,7 @@
                 <w:color w:val="000000"/>
                 <w:sz w:val="26"/>
               </w:rPr>
-              <w:t>06/09/2026 19:24:07</w:t>
+              <w:t>07/09/2026 19:03:16</w:t>
             </w:r>
           </w:p>
         </w:tc>
@@ -3176,7 +3176,7 @@
                 <w:color w:val="000000"/>
                 <w:sz w:val="26"/>
               </w:rPr>
-              <w:t>06/09/2026 19:24:08</w:t>
+              <w:t>07/09/2026 19:03:16</w:t>
             </w:r>
           </w:p>
         </w:tc>
@@ -3267,7 +3267,7 @@
                 <w:color w:val="000000"/>
                 <w:sz w:val="26"/>
               </w:rPr>
-              <w:t>06/09/2026 19:24:08</w:t>
+              <w:t>07/09/2026 19:03:17</w:t>
             </w:r>
           </w:p>
         </w:tc>
@@ -3358,7 +3358,7 @@
                 <w:color w:val="000000"/>
                 <w:sz w:val="26"/>
               </w:rPr>
-              <w:t>06/09/2026 19:24:11</w:t>
+              <w:t>07/09/2026 19:03:20</w:t>
             </w:r>
           </w:p>
         </w:tc>
@@ -3449,7 +3449,7 @@
                 <w:color w:val="000000"/>
                 <w:sz w:val="26"/>
               </w:rPr>
-              <w:t>06/09/2026 19:24:14</w:t>
+              <w:t>07/09/2026 19:03:23</w:t>
             </w:r>
           </w:p>
         </w:tc>
@@ -3540,7 +3540,7 @@
                 <w:color w:val="000000"/>
                 <w:sz w:val="26"/>
               </w:rPr>
-              <w:t>06/09/2026 19:24:21</w:t>
+              <w:t>07/09/2026 19:03:25</w:t>
             </w:r>
           </w:p>
         </w:tc>
@@ -3631,7 +3631,7 @@
                 <w:color w:val="000000"/>
                 <w:sz w:val="26"/>
               </w:rPr>
-              <w:t>06/09/2026 19:24:21</w:t>
+              <w:t>07/09/2026 19:03:25</w:t>
             </w:r>
           </w:p>
         </w:tc>
@@ -3722,7 +3722,7 @@
                 <w:color w:val="000000"/>
                 <w:sz w:val="26"/>
               </w:rPr>
-              <w:t>06/09/2026 19:24:24</w:t>
+              <w:t>07/09/2026 19:03:28</w:t>
             </w:r>
           </w:p>
         </w:tc>
@@ -3813,7 +3813,7 @@
                 <w:color w:val="000000"/>
                 <w:sz w:val="26"/>
               </w:rPr>
-              <w:t>06/09/2026 19:24:25</w:t>
+              <w:t>07/09/2026 19:03:28</w:t>
             </w:r>
           </w:p>
         </w:tc>
@@ -3904,7 +3904,7 @@
                 <w:color w:val="000000"/>
                 <w:sz w:val="26"/>
               </w:rPr>
-              <w:t>06/09/2026 19:24:25</w:t>
+              <w:t>07/09/2026 19:03:28</w:t>
             </w:r>
           </w:p>
         </w:tc>
@@ -3995,7 +3995,7 @@
                 <w:color w:val="000000"/>
                 <w:sz w:val="26"/>
               </w:rPr>
-              <w:t>06/09/2026 19:24:28</w:t>
+              <w:t>07/09/2026 19:03:31</w:t>
             </w:r>
           </w:p>
         </w:tc>
@@ -4086,7 +4086,7 @@
                 <w:color w:val="000000"/>
                 <w:sz w:val="26"/>
               </w:rPr>
-              <w:t>06/09/2026 19:24:29</w:t>
+              <w:t>07/09/2026 19:03:32</w:t>
             </w:r>
           </w:p>
         </w:tc>
@@ -4177,7 +4177,7 @@
                 <w:color w:val="000000"/>
                 <w:sz w:val="26"/>
               </w:rPr>
-              <w:t>06/09/2026 19:24:32</w:t>
+              <w:t>07/09/2026 19:03:35</w:t>
             </w:r>
           </w:p>
         </w:tc>
@@ -4268,7 +4268,7 @@
                 <w:color w:val="000000"/>
                 <w:sz w:val="26"/>
               </w:rPr>
-              <w:t>06/09/2026 19:24:38</w:t>
+              <w:t>07/09/2026 19:03:37</w:t>
             </w:r>
           </w:p>
         </w:tc>
@@ -4359,7 +4359,7 @@
                 <w:color w:val="000000"/>
                 <w:sz w:val="26"/>
               </w:rPr>
-              <w:t>06/09/2026 19:24:38</w:t>
+              <w:t>07/09/2026 19:03:37</w:t>
             </w:r>
           </w:p>
         </w:tc>
@@ -4450,7 +4450,7 @@
                 <w:color w:val="000000"/>
                 <w:sz w:val="26"/>
               </w:rPr>
-              <w:t>06/09/2026 19:24:38</w:t>
+              <w:t>07/09/2026 19:03:37</w:t>
             </w:r>
           </w:p>
         </w:tc>
@@ -4541,7 +4541,7 @@
                 <w:color w:val="000000"/>
                 <w:sz w:val="26"/>
               </w:rPr>
-              <w:t>06/09/2026 19:24:39</w:t>
+              <w:t>07/09/2026 19:03:37</w:t>
             </w:r>
           </w:p>
         </w:tc>
@@ -4632,7 +4632,7 @@
                 <w:color w:val="000000"/>
                 <w:sz w:val="26"/>
               </w:rPr>
-              <w:t>06/09/2026 19:24:39</w:t>
+              <w:t>07/09/2026 19:03:37</w:t>
             </w:r>
           </w:p>
         </w:tc>
@@ -4723,7 +4723,7 @@
                 <w:color w:val="000000"/>
                 <w:sz w:val="26"/>
               </w:rPr>
-              <w:t>06/09/2026 19:24:39</w:t>
+              <w:t>07/09/2026 19:03:37</w:t>
             </w:r>
           </w:p>
         </w:tc>
@@ -4814,7 +4814,7 @@
                 <w:color w:val="000000"/>
                 <w:sz w:val="26"/>
               </w:rPr>
-              <w:t>06/09/2026 19:24:39</w:t>
+              <w:t>07/09/2026 19:03:37</w:t>
             </w:r>
           </w:p>
         </w:tc>
@@ -4905,7 +4905,7 @@
                 <w:color w:val="000000"/>
                 <w:sz w:val="26"/>
               </w:rPr>
-              <w:t>06/09/2026 19:24:43</w:t>
+              <w:t>07/09/2026 19:03:41</w:t>
             </w:r>
           </w:p>
         </w:tc>
@@ -4996,7 +4996,7 @@
                 <w:color w:val="000000"/>
                 <w:sz w:val="26"/>
               </w:rPr>
-              <w:t>06/09/2026 19:24:49</w:t>
+              <w:t>07/09/2026 19:03:42</w:t>
             </w:r>
           </w:p>
         </w:tc>
@@ -5087,7 +5087,7 @@
                 <w:color w:val="000000"/>
                 <w:sz w:val="26"/>
               </w:rPr>
-              <w:t>06/09/2026 19:24:50</w:t>
+              <w:t>07/09/2026 19:03:42</w:t>
             </w:r>
           </w:p>
         </w:tc>
@@ -5178,7 +5178,7 @@
                 <w:color w:val="000000"/>
                 <w:sz w:val="26"/>
               </w:rPr>
-              <w:t>06/09/2026 19:24:50</w:t>
+              <w:t>07/09/2026 19:03:42</w:t>
             </w:r>
           </w:p>
         </w:tc>
@@ -5269,7 +5269,7 @@
                 <w:color w:val="000000"/>
                 <w:sz w:val="26"/>
               </w:rPr>
-              <w:t>06/09/2026 19:24:51</w:t>
+              <w:t>07/09/2026 19:03:43</w:t>
             </w:r>
           </w:p>
         </w:tc>
@@ -5360,7 +5360,7 @@
                 <w:color w:val="000000"/>
                 <w:sz w:val="26"/>
               </w:rPr>
-              <w:t>06/09/2026 19:24:51</w:t>
+              <w:t>07/09/2026 19:03:43</w:t>
             </w:r>
           </w:p>
         </w:tc>
@@ -5451,7 +5451,7 @@
                 <w:color w:val="000000"/>
                 <w:sz w:val="26"/>
               </w:rPr>
-              <w:t>06/09/2026 19:24:54</w:t>
+              <w:t>07/09/2026 19:03:46</w:t>
             </w:r>
           </w:p>
         </w:tc>
@@ -5542,7 +5542,7 @@
                 <w:color w:val="000000"/>
                 <w:sz w:val="26"/>
               </w:rPr>
-              <w:t>06/09/2026 19:24:55</w:t>
+              <w:t>07/09/2026 19:03:46</w:t>
             </w:r>
           </w:p>
         </w:tc>
@@ -5633,7 +5633,7 @@
                 <w:color w:val="000000"/>
                 <w:sz w:val="26"/>
               </w:rPr>
-              <w:t>06/09/2026 19:24:55</w:t>
+              <w:t>07/09/2026 19:03:47</w:t>
             </w:r>
           </w:p>
         </w:tc>
@@ -5724,7 +5724,7 @@
                 <w:color w:val="000000"/>
                 <w:sz w:val="26"/>
               </w:rPr>
-              <w:t>06/09/2026 19:24:55</w:t>
+              <w:t>07/09/2026 19:03:47</w:t>
             </w:r>
           </w:p>
         </w:tc>
@@ -5815,7 +5815,7 @@
                 <w:color w:val="000000"/>
                 <w:sz w:val="26"/>
               </w:rPr>
-              <w:t>06/09/2026 19:25:05</w:t>
+              <w:t>07/09/2026 19:03:52</w:t>
             </w:r>
           </w:p>
         </w:tc>
@@ -5906,7 +5906,7 @@
                 <w:color w:val="000000"/>
                 <w:sz w:val="26"/>
               </w:rPr>
-              <w:t>06/09/2026 19:25:11</w:t>
+              <w:t>07/09/2026 19:03:53</w:t>
             </w:r>
           </w:p>
         </w:tc>
@@ -5997,7 +5997,7 @@
                 <w:color w:val="000000"/>
                 <w:sz w:val="26"/>
               </w:rPr>
-              <w:t>06/09/2026 19:25:11</w:t>
+              <w:t>07/09/2026 19:03:53</w:t>
             </w:r>
           </w:p>
         </w:tc>
@@ -6088,7 +6088,7 @@
                 <w:color w:val="000000"/>
                 <w:sz w:val="26"/>
               </w:rPr>
-              <w:t>06/09/2026 19:25:21</w:t>
+              <w:t>07/09/2026 19:04:03</w:t>
             </w:r>
           </w:p>
         </w:tc>
@@ -6179,7 +6179,7 @@
                 <w:color w:val="000000"/>
                 <w:sz w:val="26"/>
               </w:rPr>
-              <w:t>06/09/2026 19:25:21</w:t>
+              <w:t>07/09/2026 19:04:03</w:t>
             </w:r>
           </w:p>
         </w:tc>
@@ -6270,7 +6270,7 @@
                 <w:color w:val="000000"/>
                 <w:sz w:val="26"/>
               </w:rPr>
-              <w:t>06/09/2026 19:25:28</w:t>
+              <w:t>07/09/2026 19:04:09</w:t>
             </w:r>
           </w:p>
         </w:tc>
@@ -6361,7 +6361,7 @@
                 <w:color w:val="000000"/>
                 <w:sz w:val="26"/>
               </w:rPr>
-              <w:t>06/09/2026 19:25:34</w:t>
+              <w:t>07/09/2026 19:04:10</w:t>
             </w:r>
           </w:p>
         </w:tc>
@@ -6452,7 +6452,7 @@
                 <w:color w:val="000000"/>
                 <w:sz w:val="26"/>
               </w:rPr>
-              <w:t>06/09/2026 19:25:34</w:t>
+              <w:t>07/09/2026 19:04:10</w:t>
             </w:r>
           </w:p>
         </w:tc>
@@ -6543,7 +6543,7 @@
                 <w:color w:val="000000"/>
                 <w:sz w:val="26"/>
               </w:rPr>
-              <w:t>06/09/2026 19:25:44</w:t>
+              <w:t>07/09/2026 19:04:15</w:t>
             </w:r>
           </w:p>
         </w:tc>
@@ -6634,7 +6634,7 @@
                 <w:color w:val="000000"/>
                 <w:sz w:val="26"/>
               </w:rPr>
-              <w:t>06/09/2026 19:25:51</w:t>
+              <w:t>07/09/2026 19:04:16</w:t>
             </w:r>
           </w:p>
         </w:tc>
@@ -6725,7 +6725,7 @@
                 <w:color w:val="000000"/>
                 <w:sz w:val="26"/>
               </w:rPr>
-              <w:t>06/09/2026 19:25:51</w:t>
+              <w:t>07/09/2026 19:04:16</w:t>
             </w:r>
           </w:p>
         </w:tc>
@@ -6816,7 +6816,7 @@
                 <w:color w:val="000000"/>
                 <w:sz w:val="26"/>
               </w:rPr>
-              <w:t>06/09/2026 19:25:57</w:t>
+              <w:t>07/09/2026 19:04:22</w:t>
             </w:r>
           </w:p>
         </w:tc>
@@ -6907,7 +6907,7 @@
                 <w:color w:val="000000"/>
                 <w:sz w:val="26"/>
               </w:rPr>
-              <w:t>06/09/2026 19:26:03</w:t>
+              <w:t>07/09/2026 19:04:23</w:t>
             </w:r>
           </w:p>
         </w:tc>
@@ -6998,7 +6998,7 @@
                 <w:color w:val="000000"/>
                 <w:sz w:val="26"/>
               </w:rPr>
-              <w:t>06/09/2026 19:26:03</w:t>
+              <w:t>07/09/2026 19:04:23</w:t>
             </w:r>
           </w:p>
         </w:tc>
@@ -7089,7 +7089,7 @@
                 <w:color w:val="000000"/>
                 <w:sz w:val="26"/>
               </w:rPr>
-              <w:t>06/09/2026 19:26:03</w:t>
+              <w:t>07/09/2026 19:04:23</w:t>
             </w:r>
           </w:p>
         </w:tc>
@@ -7180,7 +7180,7 @@
                 <w:color w:val="000000"/>
                 <w:sz w:val="26"/>
               </w:rPr>
-              <w:t>06/09/2026 19:26:03</w:t>
+              <w:t>07/09/2026 19:04:23</w:t>
             </w:r>
           </w:p>
         </w:tc>
@@ -7271,7 +7271,7 @@
                 <w:color w:val="000000"/>
                 <w:sz w:val="26"/>
               </w:rPr>
-              <w:t>06/09/2026 19:26:07</w:t>
+              <w:t>07/09/2026 19:04:26</w:t>
             </w:r>
           </w:p>
         </w:tc>
@@ -7362,7 +7362,7 @@
                 <w:color w:val="000000"/>
                 <w:sz w:val="26"/>
               </w:rPr>
-              <w:t>06/09/2026 19:26:13</w:t>
+              <w:t>07/09/2026 19:04:28</w:t>
             </w:r>
           </w:p>
         </w:tc>
@@ -7453,7 +7453,7 @@
                 <w:color w:val="000000"/>
                 <w:sz w:val="26"/>
               </w:rPr>
-              <w:t>06/09/2026 19:26:14</w:t>
+              <w:t>07/09/2026 19:04:28</w:t>
             </w:r>
           </w:p>
         </w:tc>
@@ -7544,7 +7544,7 @@
                 <w:color w:val="000000"/>
                 <w:sz w:val="26"/>
               </w:rPr>
-              <w:t>06/09/2026 19:26:14</w:t>
+              <w:t>07/09/2026 19:04:28</w:t>
             </w:r>
           </w:p>
         </w:tc>
@@ -7635,7 +7635,7 @@
                 <w:color w:val="000000"/>
                 <w:sz w:val="26"/>
               </w:rPr>
-              <w:t>06/09/2026 19:26:14</w:t>
+              <w:t>07/09/2026 19:04:29</w:t>
             </w:r>
           </w:p>
         </w:tc>
@@ -7726,7 +7726,7 @@
                 <w:color w:val="000000"/>
                 <w:sz w:val="26"/>
               </w:rPr>
-              <w:t>06/09/2026 19:26:15</w:t>
+              <w:t>07/09/2026 19:04:29</w:t>
             </w:r>
           </w:p>
         </w:tc>
@@ -7817,7 +7817,7 @@
                 <w:color w:val="000000"/>
                 <w:sz w:val="26"/>
               </w:rPr>
-              <w:t>06/09/2026 19:26:18</w:t>
+              <w:t>07/09/2026 19:04:32</w:t>
             </w:r>
           </w:p>
         </w:tc>
@@ -7908,7 +7908,7 @@
                 <w:color w:val="000000"/>
                 <w:sz w:val="26"/>
               </w:rPr>
-              <w:t>06/09/2026 19:26:18</w:t>
+              <w:t>07/09/2026 19:04:32</w:t>
             </w:r>
           </w:p>
         </w:tc>
@@ -7999,7 +7999,7 @@
                 <w:color w:val="000000"/>
                 <w:sz w:val="26"/>
               </w:rPr>
-              <w:t>06/09/2026 19:26:19</w:t>
+              <w:t>07/09/2026 19:04:32</w:t>
             </w:r>
           </w:p>
         </w:tc>
